--- a/交付成果/第4轮朗读优化版/朗读优化8周版/读书会12_缘起深入与二十四缘_8周资料包（朗读优化版）/Word版/第5周_前生缘、后生缘、重复缘_学员版.docx
+++ b/交付成果/第4轮朗读优化版/朗读优化8周版/读书会12_缘起深入与二十四缘_8周资料包（朗读优化版）/Word版/第5周_前生缘、后生缘、重复缘_学员版.docx
@@ -4,206 +4,200 @@
   <w:body>
     <w:p>
       <w:pPr>
-        <w:spacing w:before="160" w:after="80"/>
+        <w:jc w:val="right"/>
       </w:pPr>
       <w:r>
         <w:rPr>
-          <w:rFonts w:ascii="Microsoft YaHei" w:hAnsi="Microsoft YaHei" w:eastAsia="Microsoft YaHei"/>
-          <w:b/>
-          <w:color w:val="1E5631"/>
-          <w:sz w:val="34"/>
-        </w:rPr>
-        <w:t>第5周：前生缘、后生缘、重复缘（学员版）</w:t>
+          <w:color w:val="888888"/>
+          <w:sz w:val="16"/>
+        </w:rPr>
+        <w:t>📅 最近更新：2026-09-26 12:48　|　学员版（第三版修订）；第4轮朗读优化（2026-09-26）：音频转写来源的共读原文已口语化改写</w:t>
       </w:r>
     </w:p>
     <w:p>
       <w:pPr>
-        <w:spacing w:before="40" w:after="80"/>
-        <w:ind w:left="283"/>
-        <w:shd w:val="clear" w:color="auto" w:fill="EDF6EF"/>
-        <w:pBdr>
-          <w:left w:val="single" w:sz="20" w:space="6" w:color="1E5631"/>
-        </w:pBdr>
+        <w:jc w:val="center"/>
       </w:pPr>
       <w:r>
         <w:rPr>
-          <w:sz w:val="20"/>
-        </w:rPr>
-        <w:t>欢迎各位。前几周我们一路看下来：因缘、所缘缘、增上缘（第2周），无间缘、等无间缘、俱生缘（第3周），相互缘、依止缘、亲依止缘（第4周）。它们大多讲的是"同时"或"前一个带起后一个"。这一周，我们换三个角度，看</w:t>
-      </w:r>
-      <w:r>
-        <w:rPr>
           <w:b/>
-          <w:sz w:val="20"/>
-        </w:rPr>
-        <w:t>缘力的三种方向感</w:t>
-      </w:r>
-      <w:r>
-        <w:rPr>
-          <w:sz w:val="20"/>
-        </w:rPr>
-        <w:t>。</w:t>
+          <w:color w:val="1E4620"/>
+          <w:sz w:val="36"/>
+        </w:rPr>
+        <w:t>第5周：前生缘、后生缘、重复缘</w:t>
       </w:r>
     </w:p>
     <w:p>
       <w:pPr>
-        <w:spacing w:before="40" w:after="80"/>
-        <w:ind w:left="283"/>
-        <w:shd w:val="clear" w:color="auto" w:fill="EDF6EF"/>
+        <w:ind w:left="170"/>
         <w:pBdr>
-          <w:left w:val="single" w:sz="20" w:space="6" w:color="1E5631"/>
+          <w:left w:val="single" w:sz="18" w:space="4" w:color="1E4620"/>
         </w:pBdr>
+        <w:shd w:val="clear" w:fill="F2F5FA"/>
       </w:pPr>
       <w:r>
         <w:rPr>
-          <w:sz w:val="20"/>
-        </w:rPr>
-        <w:t xml:space="preserve">第一个是 </w:t>
+          <w:b w:val="0"/>
+        </w:rPr>
+        <w:t>欢迎各位。前几周我们一路看下来：因缘、所缘缘、增上缘（第2周），无间缘、等无间缘、俱生缘（第3周），相互缘、依止缘、亲依止缘（第4周）。它们大多讲的是"同时"或"前一个带起后一个"。这一周，我们换三个角度，看</w:t>
       </w:r>
       <w:r>
         <w:rPr>
           <w:b/>
-          <w:sz w:val="20"/>
-        </w:rPr>
-        <w:t>前生缘</w:t>
-      </w:r>
-      <w:r>
-        <w:rPr>
-          <w:sz w:val="20"/>
-        </w:rPr>
-        <w:t>——已经生起的法，在支助后来生起的法。像父母先来，子女才能来；像日月先照，万物才能长。它讲的是"</w:t>
-      </w:r>
-      <w:r>
-        <w:rPr>
-          <w:b/>
-          <w:sz w:val="20"/>
-        </w:rPr>
-        <w:t>前面扶着后面</w:t>
-      </w:r>
-      <w:r>
-        <w:rPr>
-          <w:sz w:val="20"/>
-        </w:rPr>
-        <w:t>"。</w:t>
+        </w:rPr>
+        <w:t>缘力的三种方向感</w:t>
+      </w:r>
+      <w:r>
+        <w:rPr>
+          <w:b w:val="0"/>
+        </w:rPr>
+        <w:t>。</w:t>
       </w:r>
     </w:p>
     <w:p>
       <w:pPr>
-        <w:spacing w:before="40" w:after="80"/>
-        <w:ind w:left="283"/>
-        <w:shd w:val="clear" w:color="auto" w:fill="EDF6EF"/>
+        <w:ind w:left="170"/>
         <w:pBdr>
-          <w:left w:val="single" w:sz="20" w:space="6" w:color="1E5631"/>
+          <w:left w:val="single" w:sz="18" w:space="4" w:color="1E4620"/>
         </w:pBdr>
+        <w:shd w:val="clear" w:fill="F2F5FA"/>
       </w:pPr>
       <w:r>
         <w:rPr>
-          <w:sz w:val="20"/>
-        </w:rPr>
-        <w:t xml:space="preserve">第二个是 </w:t>
+          <w:b w:val="0"/>
+        </w:rPr>
+        <w:t xml:space="preserve">第一个是 </w:t>
       </w:r>
       <w:r>
         <w:rPr>
           <w:b/>
-          <w:sz w:val="20"/>
-        </w:rPr>
-        <w:t>后生缘</w:t>
-      </w:r>
-      <w:r>
-        <w:rPr>
-          <w:sz w:val="20"/>
-        </w:rPr>
-        <w:t>——反过来，</w:t>
+        </w:rPr>
+        <w:t>前生缘</w:t>
+      </w:r>
+      <w:r>
+        <w:rPr>
+          <w:b w:val="0"/>
+        </w:rPr>
+        <w:t>——已经生起的法，在支助后来生起的法。像父母先来，子女才能来；像日月先照，万物才能长。它讲的是"</w:t>
       </w:r>
       <w:r>
         <w:rPr>
           <w:b/>
-          <w:sz w:val="20"/>
-        </w:rPr>
-        <w:t>后面生起的名法，在支助前面已生起的色身</w:t>
-      </w:r>
-      <w:r>
-        <w:rPr>
-          <w:sz w:val="20"/>
-        </w:rPr>
-        <w:t>。这是我们平时很少想的一头：</w:t>
-      </w:r>
-      <w:r>
-        <w:rPr>
-          <w:b/>
-          <w:sz w:val="20"/>
-        </w:rPr>
-        <w:t>未来的心会影响你的现在。</w:t>
-      </w:r>
-      <w:r>
-        <w:rPr>
-          <w:sz w:val="20"/>
-        </w:rPr>
-        <w:t xml:space="preserve"> 你心里还有没有"奔头"，身体是有感觉的。</w:t>
+        </w:rPr>
+        <w:t>前面扶着后面</w:t>
+      </w:r>
+      <w:r>
+        <w:rPr>
+          <w:b w:val="0"/>
+        </w:rPr>
+        <w:t>"。</w:t>
       </w:r>
     </w:p>
     <w:p>
       <w:pPr>
-        <w:spacing w:before="40" w:after="80"/>
-        <w:ind w:left="283"/>
-        <w:shd w:val="clear" w:color="auto" w:fill="EDF6EF"/>
+        <w:ind w:left="170"/>
         <w:pBdr>
-          <w:left w:val="single" w:sz="20" w:space="6" w:color="1E5631"/>
+          <w:left w:val="single" w:sz="18" w:space="4" w:color="1E4620"/>
         </w:pBdr>
+        <w:shd w:val="clear" w:fill="F2F5FA"/>
       </w:pPr>
       <w:r>
         <w:rPr>
-          <w:sz w:val="20"/>
-        </w:rPr>
-        <w:t xml:space="preserve">第三个是 </w:t>
+          <w:b w:val="0"/>
+        </w:rPr>
+        <w:t xml:space="preserve">第二个是 </w:t>
       </w:r>
       <w:r>
         <w:rPr>
           <w:b/>
-          <w:sz w:val="20"/>
-        </w:rPr>
-        <w:t>重复缘</w:t>
-      </w:r>
-      <w:r>
-        <w:rPr>
-          <w:sz w:val="20"/>
-        </w:rPr>
-        <w:t>——同类的速行心，前一个以"重复熏习"的力量，让后一个更强、更有效地生起。习惯、习气、精进，全靠它一点点长大。</w:t>
+        </w:rPr>
+        <w:t>后生缘</w:t>
+      </w:r>
+      <w:r>
+        <w:rPr>
+          <w:b w:val="0"/>
+        </w:rPr>
+        <w:t>——反过来，</w:t>
+      </w:r>
+      <w:r>
+        <w:rPr>
+          <w:b/>
+        </w:rPr>
+        <w:t>后面生起的名法，在支助前面已生起的色身</w:t>
+      </w:r>
+      <w:r>
+        <w:rPr>
+          <w:b w:val="0"/>
+        </w:rPr>
+        <w:t>。这是我们平时很少想的一头：</w:t>
+      </w:r>
+      <w:r>
+        <w:rPr>
+          <w:b/>
+        </w:rPr>
+        <w:t>未来的心会影响你的现在。</w:t>
+      </w:r>
+      <w:r>
+        <w:rPr>
+          <w:b w:val="0"/>
+        </w:rPr>
+        <w:t xml:space="preserve"> 你心里还有没有"奔头"，身体是有感觉的。</w:t>
       </w:r>
     </w:p>
     <w:p>
       <w:pPr>
-        <w:spacing w:before="40" w:after="80"/>
-        <w:ind w:left="283"/>
-        <w:shd w:val="clear" w:color="auto" w:fill="EDF6EF"/>
+        <w:ind w:left="170"/>
         <w:pBdr>
-          <w:left w:val="single" w:sz="20" w:space="6" w:color="1E5631"/>
+          <w:left w:val="single" w:sz="18" w:space="4" w:color="1E4620"/>
         </w:pBdr>
+        <w:shd w:val="clear" w:fill="F2F5FA"/>
       </w:pPr>
       <w:r>
         <w:rPr>
-          <w:sz w:val="20"/>
-        </w:rPr>
-        <w:t>看清这三股缘力，你会更明白一件事：</w:t>
+          <w:b w:val="0"/>
+        </w:rPr>
+        <w:t xml:space="preserve">第三个是 </w:t>
       </w:r>
       <w:r>
         <w:rPr>
           <w:b/>
-          <w:sz w:val="20"/>
-        </w:rPr>
-        <w:t>缘起不是一个方向的宿命，而是前后互相支助、同类不断强化的一张网。</w:t>
+        </w:rPr>
+        <w:t>重复缘</w:t>
+      </w:r>
+      <w:r>
+        <w:rPr>
+          <w:b w:val="0"/>
+        </w:rPr>
+        <w:t>——同类的速行心，前一个以"重复熏习"的力量，让后一个更强、更有效地生起。习惯、习气、精进，全靠它一点点长大。</w:t>
       </w:r>
     </w:p>
     <w:p>
       <w:pPr>
-        <w:spacing w:before="160" w:after="80"/>
+        <w:ind w:left="170"/>
+        <w:pBdr>
+          <w:left w:val="single" w:sz="18" w:space="4" w:color="1E4620"/>
+        </w:pBdr>
+        <w:shd w:val="clear" w:fill="F2F5FA"/>
       </w:pPr>
       <w:r>
         <w:rPr>
-          <w:rFonts w:ascii="Microsoft YaHei" w:hAnsi="Microsoft YaHei" w:eastAsia="Microsoft YaHei"/>
+          <w:b w:val="0"/>
+        </w:rPr>
+        <w:t>看清这三股缘力，你会更明白一件事：</w:t>
+      </w:r>
+      <w:r>
+        <w:rPr>
           <w:b/>
-          <w:color w:val="1E5631"/>
-          <w:sz w:val="28"/>
+        </w:rPr>
+        <w:t>缘起不是一个方向的宿命，而是前后互相支助、同类不断强化的一张网。</w:t>
+      </w:r>
+    </w:p>
+    <w:p>
+      <w:r>
+        <w:rPr>
+          <w:b/>
+          <w:color w:val="1E4620"/>
+          <w:sz w:val="26"/>
         </w:rPr>
         <w:t>📋 本周信息卡</w:t>
       </w:r>
@@ -212,7 +206,6 @@
       <w:tblPr>
         <w:tblStyle w:val="TableGrid"/>
         <w:tblW w:type="auto" w:w="0"/>
-        <w:jc w:val="center"/>
         <w:tblLook w:firstColumn="1" w:firstRow="1" w:lastColumn="0" w:lastRow="0" w:noHBand="0" w:noVBand="1" w:val="04A0"/>
       </w:tblPr>
       <w:tblGrid>
@@ -223,17 +216,20 @@
         <w:tc>
           <w:tcPr>
             <w:tcW w:type="dxa" w:w="4819"/>
-            <w:shd w:val="clear" w:color="auto" w:fill="1E5631"/>
+            <w:shd w:val="clear" w:fill="1E4620"/>
           </w:tcPr>
           <w:p>
-            <w:pPr>
-              <w:spacing w:after="20"/>
-            </w:pPr>
             <w:r>
               <w:rPr>
-                <w:b/>
                 <w:color w:val="FFFFFF"/>
-                <w:sz w:val="19"/>
+                <w:sz w:val="18"/>
+              </w:rPr>
+            </w:r>
+            <w:r>
+              <w:rPr>
+                <w:b w:val="0"/>
+                <w:color w:val="FFFFFF"/>
+                <w:sz w:val="18"/>
               </w:rPr>
               <w:t>项目</w:t>
             </w:r>
@@ -242,17 +238,20 @@
         <w:tc>
           <w:tcPr>
             <w:tcW w:type="dxa" w:w="4819"/>
-            <w:shd w:val="clear" w:color="auto" w:fill="1E5631"/>
+            <w:shd w:val="clear" w:fill="1E4620"/>
           </w:tcPr>
           <w:p>
-            <w:pPr>
-              <w:spacing w:after="20"/>
-            </w:pPr>
             <w:r>
               <w:rPr>
-                <w:b/>
                 <w:color w:val="FFFFFF"/>
-                <w:sz w:val="19"/>
+                <w:sz w:val="18"/>
+              </w:rPr>
+            </w:r>
+            <w:r>
+              <w:rPr>
+                <w:b w:val="0"/>
+                <w:color w:val="FFFFFF"/>
+                <w:sz w:val="18"/>
               </w:rPr>
               <w:t>内容</w:t>
             </w:r>
@@ -265,12 +264,15 @@
             <w:tcW w:type="dxa" w:w="4819"/>
           </w:tcPr>
           <w:p>
-            <w:pPr>
-              <w:spacing w:after="20"/>
-            </w:pPr>
             <w:r>
               <w:rPr>
-                <w:sz w:val="19"/>
+                <w:sz w:val="18"/>
+              </w:rPr>
+            </w:r>
+            <w:r>
+              <w:rPr>
+                <w:b w:val="0"/>
+                <w:sz w:val="18"/>
               </w:rPr>
               <w:t>时长</w:t>
             </w:r>
@@ -281,12 +283,15 @@
             <w:tcW w:type="dxa" w:w="4819"/>
           </w:tcPr>
           <w:p>
-            <w:pPr>
-              <w:spacing w:after="20"/>
-            </w:pPr>
             <w:r>
               <w:rPr>
-                <w:sz w:val="19"/>
+                <w:sz w:val="18"/>
+              </w:rPr>
+            </w:r>
+            <w:r>
+              <w:rPr>
+                <w:b w:val="0"/>
+                <w:sz w:val="18"/>
               </w:rPr>
               <w:t>120 分钟（静心 10 ＋ 共读 25 ＋ 分享 20 ＋ 讨论 35 ＋ 禅修 15 ＋ 收尾 15）</w:t>
             </w:r>
@@ -297,15 +302,18 @@
         <w:tc>
           <w:tcPr>
             <w:tcW w:type="dxa" w:w="4819"/>
-            <w:shd w:val="clear" w:color="auto" w:fill="F2F2F2"/>
+            <w:shd w:val="clear" w:fill="F2F5FA"/>
           </w:tcPr>
           <w:p>
-            <w:pPr>
-              <w:spacing w:after="20"/>
-            </w:pPr>
             <w:r>
               <w:rPr>
-                <w:sz w:val="19"/>
+                <w:sz w:val="18"/>
+              </w:rPr>
+            </w:r>
+            <w:r>
+              <w:rPr>
+                <w:b w:val="0"/>
+                <w:sz w:val="18"/>
               </w:rPr>
               <w:t>核心问题</w:t>
             </w:r>
@@ -314,15 +322,18 @@
         <w:tc>
           <w:tcPr>
             <w:tcW w:type="dxa" w:w="4819"/>
-            <w:shd w:val="clear" w:color="auto" w:fill="F2F2F2"/>
+            <w:shd w:val="clear" w:fill="F2F5FA"/>
           </w:tcPr>
           <w:p>
-            <w:pPr>
-              <w:spacing w:after="20"/>
-            </w:pPr>
             <w:r>
               <w:rPr>
-                <w:sz w:val="19"/>
+                <w:sz w:val="18"/>
+              </w:rPr>
+            </w:r>
+            <w:r>
+              <w:rPr>
+                <w:b w:val="0"/>
+                <w:sz w:val="18"/>
               </w:rPr>
               <w:t>缘力是不是只朝一个方向走？前面已生的缘如何扶起后面（前生缘）？后面的心又如何反过来支撑这个身体（后生缘）？而同类的心，为什么会一个比一个强（重复缘）？</w:t>
             </w:r>
@@ -335,12 +346,15 @@
             <w:tcW w:type="dxa" w:w="4819"/>
           </w:tcPr>
           <w:p>
-            <w:pPr>
-              <w:spacing w:after="20"/>
-            </w:pPr>
             <w:r>
               <w:rPr>
-                <w:sz w:val="19"/>
+                <w:sz w:val="18"/>
+              </w:rPr>
+            </w:r>
+            <w:r>
+              <w:rPr>
+                <w:b w:val="0"/>
+                <w:sz w:val="18"/>
               </w:rPr>
               <w:t>共读原文提要</w:t>
             </w:r>
@@ -351,12 +365,15 @@
             <w:tcW w:type="dxa" w:w="4819"/>
           </w:tcPr>
           <w:p>
-            <w:pPr>
-              <w:spacing w:after="20"/>
-            </w:pPr>
             <w:r>
               <w:rPr>
-                <w:sz w:val="19"/>
+                <w:sz w:val="18"/>
+              </w:rPr>
+            </w:r>
+            <w:r>
+              <w:rPr>
+                <w:b w:val="0"/>
+                <w:sz w:val="18"/>
               </w:rPr>
               <w:t>①第36讲〈前生缘〉：经文·释义·譬喻／三缘比较／所缘·依处·依处所缘三类前生缘／心路例证／接受父母；②第37讲〈后生缘〉：经文·释义·秃鹰喻／缘法缘所生法／名色流运作·结生与临死两特例／为母则刚·善用后生缘；③24缘释义第11讲〈重复缘〉：经文·浅释／善·不善·唯作三类速行／生命与修行中的重复缘／心路中的重复缘／培养善的重复缘</w:t>
             </w:r>
@@ -367,15 +384,18 @@
         <w:tc>
           <w:tcPr>
             <w:tcW w:type="dxa" w:w="4819"/>
-            <w:shd w:val="clear" w:color="auto" w:fill="F2F2F2"/>
+            <w:shd w:val="clear" w:fill="F2F5FA"/>
           </w:tcPr>
           <w:p>
-            <w:pPr>
-              <w:spacing w:after="20"/>
-            </w:pPr>
             <w:r>
               <w:rPr>
-                <w:sz w:val="19"/>
+                <w:sz w:val="18"/>
+              </w:rPr>
+            </w:r>
+            <w:r>
+              <w:rPr>
+                <w:b w:val="0"/>
+                <w:sz w:val="18"/>
               </w:rPr>
               <w:t>本周作业</w:t>
             </w:r>
@@ -384,15 +404,18 @@
         <w:tc>
           <w:tcPr>
             <w:tcW w:type="dxa" w:w="4819"/>
-            <w:shd w:val="clear" w:color="auto" w:fill="F2F2F2"/>
+            <w:shd w:val="clear" w:fill="F2F5FA"/>
           </w:tcPr>
           <w:p>
-            <w:pPr>
-              <w:spacing w:after="20"/>
-            </w:pPr>
             <w:r>
               <w:rPr>
-                <w:sz w:val="19"/>
+                <w:sz w:val="18"/>
+              </w:rPr>
+            </w:r>
+            <w:r>
+              <w:rPr>
+                <w:b w:val="0"/>
+                <w:sz w:val="18"/>
               </w:rPr>
               <w:t>做一次"看见惯性"的小练习：写下自己反复出现的一个习惯（好或不好皆可），只写事实、不加评价；再写下"这一周我打算在哪个小善上，重复做三次"</w:t>
             </w:r>
@@ -401,112 +424,101 @@
       </w:tr>
     </w:tbl>
     <w:p>
-      <w:pPr>
-        <w:spacing w:before="160" w:after="80"/>
-      </w:pPr>
-      <w:r>
-        <w:rPr>
-          <w:rFonts w:ascii="Microsoft YaHei" w:hAnsi="Microsoft YaHei" w:eastAsia="Microsoft YaHei"/>
+      <w:r>
+        <w:rPr>
           <w:b/>
-          <w:color w:val="1E5631"/>
-          <w:sz w:val="28"/>
+          <w:color w:val="1E4620"/>
+          <w:sz w:val="26"/>
         </w:rPr>
         <w:t>🧘 静心开场（10 min）</w:t>
       </w:r>
     </w:p>
     <w:p>
       <w:pPr>
-        <w:spacing w:before="40" w:after="80"/>
-        <w:ind w:left="283"/>
-        <w:shd w:val="clear" w:color="auto" w:fill="EDF6EF"/>
+        <w:ind w:left="170"/>
         <w:pBdr>
-          <w:left w:val="single" w:sz="20" w:space="6" w:color="1E5631"/>
+          <w:left w:val="single" w:sz="18" w:space="4" w:color="1E4620"/>
         </w:pBdr>
+        <w:shd w:val="clear" w:fill="F2F5FA"/>
       </w:pPr>
       <w:r>
         <w:rPr>
-          <w:sz w:val="20"/>
+          <w:b w:val="0"/>
         </w:rPr>
         <w:t xml:space="preserve">💬 </w:t>
       </w:r>
       <w:r>
         <w:rPr>
           <w:b/>
-          <w:sz w:val="20"/>
         </w:rPr>
         <w:t>破冰｜3–5分钟</w:t>
       </w:r>
       <w:r>
         <w:rPr>
-          <w:sz w:val="20"/>
+          <w:b w:val="0"/>
         </w:rPr>
         <w:t>：安静下来，回想这周你重复最多的一个动作或反应。它已经不是第一次了。轻轻说出来，说的时候不带评判。</w:t>
       </w:r>
     </w:p>
     <w:p>
       <w:pPr>
-        <w:spacing w:before="40" w:after="80"/>
-        <w:ind w:left="283"/>
-        <w:shd w:val="clear" w:color="auto" w:fill="EDF6EF"/>
+        <w:ind w:left="170"/>
         <w:pBdr>
-          <w:left w:val="single" w:sz="20" w:space="6" w:color="1E5631"/>
+          <w:left w:val="single" w:sz="18" w:space="4" w:color="1E4620"/>
         </w:pBdr>
+        <w:shd w:val="clear" w:fill="F2F5FA"/>
       </w:pPr>
       <w:r>
         <w:rPr>
-          <w:sz w:val="20"/>
+          <w:b w:val="0"/>
         </w:rPr>
         <w:t xml:space="preserve">🛡️ </w:t>
       </w:r>
       <w:r>
         <w:rPr>
           <w:b/>
-          <w:sz w:val="20"/>
         </w:rPr>
         <w:t>心理安全三约定</w:t>
       </w:r>
       <w:r>
         <w:rPr>
-          <w:sz w:val="20"/>
+          <w:b w:val="0"/>
         </w:rPr>
         <w:t xml:space="preserve">（每次开场在心里过一遍）：① </w:t>
       </w:r>
       <w:r>
         <w:rPr>
           <w:b/>
-          <w:sz w:val="20"/>
         </w:rPr>
         <w:t>保密</w:t>
       </w:r>
       <w:r>
         <w:rPr>
-          <w:sz w:val="20"/>
+          <w:b w:val="0"/>
         </w:rPr>
         <w:t xml:space="preserve">——这里说的话不出这间屋子；② </w:t>
       </w:r>
       <w:r>
         <w:rPr>
           <w:b/>
-          <w:sz w:val="20"/>
         </w:rPr>
         <w:t>不评判</w:t>
       </w:r>
       <w:r>
         <w:rPr>
-          <w:sz w:val="20"/>
+          <w:b w:val="0"/>
         </w:rPr>
         <w:t xml:space="preserve">——不评价任何人的分享，也不急着评价自己；③ </w:t>
       </w:r>
       <w:r>
         <w:rPr>
           <w:b/>
-          <w:sz w:val="20"/>
         </w:rPr>
         <w:t>可随时暂停</w:t>
       </w:r>
       <w:r>
         <w:rPr>
-          <w:sz w:val="20"/>
+          <w:b w:val="0"/>
         </w:rPr>
         <w:t>——任何时候觉得不舒服，都可以停下来休息、喝水或离开，不需要解释。</w:t>
       </w:r>
@@ -515,13 +527,12 @@
       <w:r>
         <w:rPr>
           <w:b/>
-          <w:sz w:val="21"/>
         </w:rPr>
         <w:t>（0–3 min）坐定、放松。</w:t>
       </w:r>
       <w:r>
         <w:rPr>
-          <w:sz w:val="21"/>
+          <w:b w:val="0"/>
         </w:rPr>
         <w:t xml:space="preserve"> 请调整姿势，坐稳，肩放松，手放好。轻轻闭上眼睛，或半垂眼帘。做三次深长的呼吸：吸气——知道自己在吸气；呼气——知道自己在呼气。不必急着"入定"，只是让身体先坐下来。感受一下：身体与椅子接触的那几处，多一点重量，也多一点踏实。</w:t>
       </w:r>
@@ -530,13 +541,12 @@
       <w:r>
         <w:rPr>
           <w:b/>
-          <w:sz w:val="21"/>
         </w:rPr>
         <w:t>（3–8 min）入出息念。</w:t>
       </w:r>
       <w:r>
         <w:rPr>
-          <w:sz w:val="21"/>
+          <w:b w:val="0"/>
         </w:rPr>
         <w:t xml:space="preserve"> 把注意力放到鼻端、上唇一带，只是知道"吸气、呼气"。心跑了，不责怪，轻轻带回来。这 5 分钟不求什么成就，只是让身与心先安住下来。你会发现：当我们不去"制造"什么的时候，身心本身就是可以安静下来的——记住这个感觉，今天我们会用到它。</w:t>
       </w:r>
@@ -545,26 +555,24 @@
       <w:r>
         <w:rPr>
           <w:b/>
-          <w:sz w:val="21"/>
         </w:rPr>
         <w:t>（8–10 min）一句定调。</w:t>
       </w:r>
       <w:r>
         <w:rPr>
-          <w:sz w:val="21"/>
+          <w:b w:val="0"/>
         </w:rPr>
         <w:t xml:space="preserve"> 在静默里，我们只记住一句话，今天从头到尾都会回到它：</w:t>
       </w:r>
       <w:r>
         <w:rPr>
           <w:b/>
-          <w:sz w:val="21"/>
         </w:rPr>
         <w:t>"缘起不是宿命——过去决定起点，方向却一直开着口。"</w:t>
       </w:r>
       <w:r>
         <w:rPr>
-          <w:sz w:val="21"/>
+          <w:b w:val="0"/>
         </w:rPr>
         <w:t xml:space="preserve"> 请在心里默念三遍。念的时候，不要求它"灵验"，只是让它成为今天的一个方向标。</w:t>
       </w:r>
@@ -573,13 +581,12 @@
       <w:r>
         <w:rPr>
           <w:b/>
-          <w:sz w:val="21"/>
         </w:rPr>
         <w:t>（补充台词，可供照读）</w:t>
       </w:r>
       <w:r>
         <w:rPr>
-          <w:sz w:val="21"/>
+          <w:b w:val="0"/>
         </w:rPr>
         <w:t>："接下来这两个多小时，我们只做一件事：看清三股缘力怎么运作——前面怎么扶后面，后面怎么反哺前面，同类又怎么互相加强。你不需要相信任何结论，你只需要跟着读、跟着想、跟着感受。"</w:t>
       </w:r>
@@ -588,2402 +595,2146 @@
       <w:r>
         <w:rPr>
           <w:b/>
-          <w:sz w:val="21"/>
         </w:rPr>
         <w:t>（开场第二段，视现场气氛选读）</w:t>
       </w:r>
       <w:r>
         <w:rPr>
-          <w:sz w:val="21"/>
+          <w:b w:val="0"/>
         </w:rPr>
         <w:t>：今天有三个词，你不必记住它们。你只要记住它们在生活里的样子：</w:t>
       </w:r>
       <w:r>
         <w:rPr>
           <w:b/>
-          <w:sz w:val="21"/>
         </w:rPr>
         <w:t>前生缘，是你出生之前就已经在那里的东西——父母、家、这片土地；后生缘，是你心里那点还没到、却让你愿意继续走下去的盼头；重复缘，是你每天重复的那个动作、那个念头，它每次都比上一次更'顺手'。</w:t>
       </w:r>
       <w:r>
         <w:rPr>
-          <w:sz w:val="21"/>
+          <w:b w:val="0"/>
         </w:rPr>
         <w:t xml:space="preserve"> 一个在你身后，一个在你身前，一个就在你手上。我们今天就是来看清这三头。</w:t>
+      </w:r>
+    </w:p>
+    <w:p>
+      <w:r>
+        <w:rPr>
+          <w:b/>
+          <w:color w:val="1E4620"/>
+          <w:sz w:val="26"/>
+        </w:rPr>
+        <w:t>📖 共读原文（25 min）</w:t>
       </w:r>
     </w:p>
     <w:p>
       <w:pPr>
-        <w:spacing w:before="160" w:after="80"/>
+        <w:ind w:left="170"/>
+        <w:pBdr>
+          <w:left w:val="single" w:sz="18" w:space="4" w:color="1E4620"/>
+        </w:pBdr>
+        <w:shd w:val="clear" w:fill="F2F5FA"/>
       </w:pPr>
       <w:r>
         <w:rPr>
-          <w:rFonts w:ascii="Microsoft YaHei" w:hAnsi="Microsoft YaHei" w:eastAsia="Microsoft YaHei"/>
           <w:b/>
-          <w:color w:val="1E5631"/>
-          <w:sz w:val="28"/>
-        </w:rPr>
-        <w:t>📖 共读原文（25 min）</w:t>
+        </w:rPr>
+        <w:t>【本周朗读段 · 开始】</w:t>
+      </w:r>
+      <w:r>
+        <w:rPr>
+          <w:b w:val="0"/>
+        </w:rPr>
+        <w:t>（本段约 3682 字，供中等稍慢朗读，约 21 分钟；其余为默读／选读／延伸内容）</w:t>
+      </w:r>
+    </w:p>
+    <w:p>
+      <w:r>
+        <w:rPr>
+          <w:b/>
+        </w:rPr>
+        <w:t>材料①</w:t>
+      </w:r>
+      <w:r>
+        <w:rPr>
+          <w:b w:val="0"/>
+        </w:rPr>
+        <w:t xml:space="preserve"> ★核心：《第36讲-摄缘-十二缘起与二十四缘-释二十四缘-前生缘-古源尊者-20230423（共修版）》</w:t>
       </w:r>
     </w:p>
     <w:p>
       <w:pPr>
-        <w:spacing w:before="40" w:after="80"/>
-        <w:ind w:left="283"/>
-        <w:shd w:val="clear" w:color="auto" w:fill="EDF6EF"/>
-        <w:pBdr>
-          <w:left w:val="single" w:sz="20" w:space="6" w:color="1E5631"/>
-        </w:pBdr>
+        <w:pStyle w:val="ListBullet"/>
       </w:pPr>
       <w:r>
         <w:rPr>
-          <w:b/>
-          <w:sz w:val="20"/>
-        </w:rPr>
-        <w:t>【本周朗读段 · 开始】</w:t>
-      </w:r>
-      <w:r>
-        <w:rPr>
-          <w:sz w:val="20"/>
-        </w:rPr>
-        <w:t>（本段约 3682 字，供中等稍慢朗读，约 21 分钟；其余为默读／选读／延伸内容）</w:t>
-      </w:r>
-    </w:p>
-    <w:p>
-      <w:r>
-        <w:rPr>
-          <w:b/>
-          <w:sz w:val="21"/>
-        </w:rPr>
-        <w:t>材料①</w:t>
-      </w:r>
-      <w:r>
-        <w:rPr>
-          <w:sz w:val="21"/>
-        </w:rPr>
-        <w:t xml:space="preserve"> ★核心：《第36讲-摄缘-十二缘起与二十四缘-释二十四缘-前生缘-古源尊者-20230423（共修版）》</w:t>
+          <w:b w:val="0"/>
+        </w:rPr>
+        <w:t>文件类型：pdf</w:t>
       </w:r>
     </w:p>
     <w:p>
       <w:pPr>
-        <w:ind w:left="340"/>
+        <w:pStyle w:val="ListBullet"/>
       </w:pPr>
       <w:r>
         <w:rPr>
-          <w:color w:val="1E5631"/>
-          <w:sz w:val="21"/>
-        </w:rPr>
-        <w:t xml:space="preserve">• </w:t>
-      </w:r>
-      <w:r>
-        <w:rPr>
-          <w:sz w:val="21"/>
-        </w:rPr>
-        <w:t>文件类型：pdf</w:t>
+          <w:b w:val="0"/>
+        </w:rPr>
+        <w:t>知识库出处：古源尊者开示及上座部佛教资料</w:t>
+      </w:r>
+    </w:p>
+    <w:p>
+      <w:r>
+        <w:rPr>
+          <w:b w:val="0"/>
+        </w:rPr>
+        <w:t>-</w:t>
       </w:r>
     </w:p>
     <w:p>
       <w:pPr>
-        <w:ind w:left="340"/>
+        <w:pStyle w:val="ListBullet"/>
       </w:pPr>
       <w:r>
         <w:rPr>
-          <w:color w:val="1E5631"/>
-          <w:sz w:val="21"/>
-        </w:rPr>
-        <w:t xml:space="preserve">• </w:t>
-      </w:r>
-      <w:r>
-        <w:rPr>
-          <w:sz w:val="21"/>
-        </w:rPr>
-        <w:t>知识库出处：古源尊者开示及上座部佛教资料</w:t>
-      </w:r>
-    </w:p>
-    <w:p>
-      <w:r>
-        <w:rPr>
-          <w:sz w:val="21"/>
-        </w:rPr>
-        <w:t>-</w:t>
+          <w:b w:val="0"/>
+        </w:rPr>
+        <w:t>打开方式：ima 知识库搜索「第36讲 摄缘 前生缘 古源尊者」</w:t>
       </w:r>
     </w:p>
     <w:p>
       <w:pPr>
-        <w:ind w:left="340"/>
+        <w:pStyle w:val="ListBullet"/>
       </w:pPr>
       <w:r>
         <w:rPr>
-          <w:color w:val="1E5631"/>
-          <w:sz w:val="21"/>
-        </w:rPr>
-        <w:t xml:space="preserve">• </w:t>
-      </w:r>
-      <w:r>
-        <w:rPr>
-          <w:sz w:val="21"/>
-        </w:rPr>
-        <w:t>打开方式：ima 知识库搜索「第36讲 摄缘 前生缘 古源尊者」</w:t>
+          <w:b w:val="0"/>
+        </w:rPr>
+        <w:t>⚠️ 说明：任务原指定 id ...d8c00607... fetch 返回"资源不存在"，本讲采用同篇讲记《第36讲…前生缘…20230423（共修版）》的可用 id 6b125f32…，二者完整串均为禁用清单 0 命中。</w:t>
       </w:r>
     </w:p>
     <w:p>
       <w:pPr>
-        <w:ind w:left="340"/>
+        <w:ind w:left="170"/>
+        <w:pBdr>
+          <w:left w:val="single" w:sz="18" w:space="4" w:color="1E4620"/>
+        </w:pBdr>
+        <w:shd w:val="clear" w:fill="F2F5FA"/>
       </w:pPr>
       <w:r>
         <w:rPr>
-          <w:color w:val="1E5631"/>
-          <w:sz w:val="21"/>
-        </w:rPr>
-        <w:t xml:space="preserve">• </w:t>
-      </w:r>
-      <w:r>
-        <w:rPr>
-          <w:sz w:val="21"/>
-        </w:rPr>
-        <w:t>⚠️ 说明：任务原指定 id `...d8c00607...` fetch 返回"资源不存在"，本讲采用同篇讲记《第36讲…前生缘…20230423（共修版）》的可用 id `6b125f32…`，二者完整串均为禁用清单 0 命中。</w:t>
+          <w:b w:val="0"/>
+        </w:rPr>
+        <w:t>照录原文（fetch 经整理返回，保留 [generated, not original text] 标注；原文所附流程/结构图以「graph TD」文字转写，朗读时跳过）：</w:t>
+      </w:r>
+    </w:p>
+    <w:p>
+      <w:r>
+        <w:rPr>
+          <w:b/>
+        </w:rPr>
+        <w:t>一、经文、释义与譬喻</w:t>
+      </w:r>
+    </w:p>
+    <w:p>
+      <w:r>
+        <w:rPr>
+          <w:b/>
+        </w:rPr>
+        <w:t>（一）经典原文</w:t>
+      </w:r>
+    </w:p>
+    <w:p>
+      <w:r>
+        <w:rPr>
+          <w:b w:val="0"/>
+        </w:rPr>
+        <w:t>前生缘：眼处对眼识界及其相应诸法以前生缘为缘。耳处对耳识界及其相应诸法以前生缘为缘。鼻处对鼻识界及其相应诸法以前生缘为缘。舌处对舌识界及其相应诸法以前生缘为缘。身处对身识界及其相应诸法以前生缘为缘。色处对眼识界及其相应诸法以前生缘为缘。声处对耳识界及其相应诸法以前生缘为缘。香处对鼻识界及其相应诸法以前生缘为缘。味处对舌识界及其相应诸法以前生缘为缘。触处对身识界及其相应诸法以前生缘为缘。色处、声处、香处、味处、触处对意界及其相应诸法以前生缘为缘。若依于色而转起的意界和意识界，该色对意界及其相应诸法即以前生缘为缘，对意识界及其相应诸法有时以前生缘为缘，有时不以前生缘为缘。</w:t>
+      </w:r>
+    </w:p>
+    <w:p>
+      <w:r>
+        <w:rPr>
+          <w:b/>
+        </w:rPr>
+        <w:t>（二）前生缘巴利释义</w:t>
+      </w:r>
+    </w:p>
+    <w:p>
+      <w:r>
+        <w:rPr>
+          <w:b w:val="0"/>
+        </w:rPr>
+        <w:t>purejāta = pure 早前 + jāta 产生</w:t>
+      </w:r>
+    </w:p>
+    <w:p>
+      <w:r>
+        <w:rPr>
+          <w:b w:val="0"/>
+        </w:rPr>
+        <w:t>根据发趣论义注，前生缘是这样一种缘：（比 paccayuppanna 法）更早生起并借由其存在来起到资助作用的法，即前生缘。</w:t>
+      </w:r>
+    </w:p>
+    <w:p>
+      <w:r>
+        <w:rPr>
+          <w:b w:val="0"/>
+        </w:rPr>
+        <w:t>缘法的生起比缘所生法更早，并且在度过了（缘法）它本身生起的小刹那之后，达到住时小刹那的时候，缘所生法生起。</w:t>
+      </w:r>
+    </w:p>
+    <w:p>
+      <w:r>
+        <w:rPr>
+          <w:b w:val="0"/>
+        </w:rPr>
+        <w:t>清净道论大疏钞中补充解释：没有前生就无法形成资助，通过这样的依处前生和所缘前生的运作模式来资助的情况，即前生缘的情况，这是区别于依止和所缘等的运作模式。</w:t>
+      </w:r>
+    </w:p>
+    <w:p>
+      <w:r>
+        <w:rPr>
+          <w:b w:val="0"/>
+        </w:rPr>
+        <w:t>由此可见，前生缘主要有几个特点：</w:t>
       </w:r>
     </w:p>
     <w:p>
       <w:pPr>
-        <w:spacing w:before="40" w:after="80"/>
-        <w:ind w:left="283"/>
-        <w:shd w:val="clear" w:color="auto" w:fill="EDF6EF"/>
-        <w:pBdr>
-          <w:left w:val="single" w:sz="20" w:space="6" w:color="1E5631"/>
-        </w:pBdr>
+        <w:pStyle w:val="ListNumber"/>
       </w:pPr>
       <w:r>
         <w:rPr>
-          <w:sz w:val="20"/>
-        </w:rPr>
-        <w:t>照录原文（fetch 经整理返回，保留 `[generated, not original text]` 标注；原文所附流程/结构图以「graph TD」文字转写，朗读时跳过）：</w:t>
-      </w:r>
-    </w:p>
-    <w:p>
-      <w:r>
-        <w:rPr>
-          <w:b/>
-          <w:sz w:val="21"/>
-        </w:rPr>
-        <w:t>一、经文、释义与譬喻</w:t>
-      </w:r>
-    </w:p>
-    <w:p>
-      <w:r>
-        <w:rPr>
-          <w:b/>
-          <w:sz w:val="21"/>
-        </w:rPr>
-        <w:t>（一）经典原文</w:t>
-      </w:r>
-    </w:p>
-    <w:p>
-      <w:r>
-        <w:rPr>
-          <w:sz w:val="21"/>
-        </w:rPr>
-        <w:t>前生缘：眼处对眼识界及其相应诸法以前生缘为缘。耳处对耳识界及其相应诸法以前生缘为缘。鼻处对鼻识界及其相应诸法以前生缘为缘。舌处对舌识界及其相应诸法以前生缘为缘。身处对身识界及其相应诸法以前生缘为缘。色处对眼识界及其相应诸法以前生缘为缘。声处对耳识界及其相应诸法以前生缘为缘。香处对鼻识界及其相应诸法以前生缘为缘。味处对舌识界及其相应诸法以前生缘为缘。触处对身识界及其相应诸法以前生缘为缘。色处、声处、香处、味处、触处对意界及其相应诸法以前生缘为缘。若依于色而转起的意界和意识界，该色对意界及其相应诸法即以前生缘为缘，对意识界及其相应诸法有时以前生缘为缘，有时不以前生缘为缘。</w:t>
-      </w:r>
-    </w:p>
-    <w:p>
-      <w:r>
-        <w:rPr>
-          <w:b/>
-          <w:sz w:val="21"/>
-        </w:rPr>
-        <w:t>（二）前生缘巴利释义</w:t>
-      </w:r>
-    </w:p>
-    <w:p>
-      <w:r>
-        <w:rPr>
-          <w:sz w:val="21"/>
-        </w:rPr>
-        <w:t>purejāta = pure 早前 + jāta 产生</w:t>
-      </w:r>
-    </w:p>
-    <w:p>
-      <w:r>
-        <w:rPr>
-          <w:sz w:val="21"/>
-        </w:rPr>
-        <w:t>根据发趣论义注，前生缘是这样一种缘：（比 paccayuppanna 法）更早生起并借由其存在来起到资助作用的法，即前生缘。</w:t>
-      </w:r>
-    </w:p>
-    <w:p>
-      <w:r>
-        <w:rPr>
-          <w:sz w:val="21"/>
-        </w:rPr>
-        <w:t>缘法的生起比缘所生法更早，并且在度过了（缘法）它本身生起的小刹那之后，达到住时小刹那的时候，缘所生法生起。</w:t>
-      </w:r>
-    </w:p>
-    <w:p>
-      <w:r>
-        <w:rPr>
-          <w:sz w:val="21"/>
-        </w:rPr>
-        <w:t>清净道论大疏钞中补充解释：没有前生就无法形成资助，通过这样的依处前生和所缘前生的运作模式来资助的情况，即前生缘的情况，这是区别于依止和所缘等的运作模式。</w:t>
-      </w:r>
-    </w:p>
-    <w:p>
-      <w:r>
-        <w:rPr>
-          <w:sz w:val="21"/>
-        </w:rPr>
-        <w:t>由此可见，前生缘主要有几个特点：</w:t>
+          <w:b w:val="0"/>
+        </w:rPr>
+        <w:t>缘法比缘所生法更靠前生起。</w:t>
       </w:r>
     </w:p>
     <w:p>
       <w:pPr>
-        <w:ind w:left="340"/>
+        <w:pStyle w:val="ListNumber"/>
       </w:pPr>
       <w:r>
         <w:rPr>
-          <w:b/>
-          <w:sz w:val="21"/>
-        </w:rPr>
-        <w:t xml:space="preserve">1. </w:t>
-      </w:r>
-      <w:r>
-        <w:rPr>
-          <w:sz w:val="21"/>
-        </w:rPr>
-        <w:t>缘法比缘所生法更靠前生起。</w:t>
+          <w:b w:val="0"/>
+        </w:rPr>
+        <w:t>缘所生法在缘法生起的生时刹那之后，达到住时刹那的期间生起。</w:t>
       </w:r>
     </w:p>
     <w:p>
       <w:pPr>
-        <w:ind w:left="340"/>
+        <w:pStyle w:val="ListNumber"/>
       </w:pPr>
       <w:r>
         <w:rPr>
+          <w:b w:val="0"/>
+        </w:rPr>
+        <w:t>没有前生的缘法就没有后面的缘生法。</w:t>
+      </w:r>
+    </w:p>
+    <w:p>
+      <w:r>
+        <w:rPr>
           <w:b/>
-          <w:sz w:val="21"/>
-        </w:rPr>
-        <w:t xml:space="preserve">2. </w:t>
-      </w:r>
-      <w:r>
-        <w:rPr>
-          <w:sz w:val="21"/>
-        </w:rPr>
-        <w:t>缘所生法在缘法生起的生时刹那之后，达到住时刹那的期间生起。</w:t>
+        </w:rPr>
+        <w:t>（三）前生缘的譬喻</w:t>
+      </w:r>
+    </w:p>
+    <w:p>
+      <w:r>
+        <w:rPr>
+          <w:b w:val="0"/>
+        </w:rPr>
+        <w:t>马哈甘达勇西亚多所著的《佛陀大放光明的关键》，关于前生缘的譬喻偈诵：</w:t>
+      </w:r>
+    </w:p>
+    <w:p>
+      <w:r>
+        <w:rPr>
+          <w:b w:val="0"/>
+        </w:rPr>
+        <w:t>所依前生，所缘前生，两种缘法，以前生缘力，支助后起，心、心所法；犹如日月，先众生有，为众所依。</w:t>
+      </w:r>
+    </w:p>
+    <w:p>
+      <w:r>
+        <w:rPr>
+          <w:b/>
+        </w:rPr>
+        <w:t>（四）依止缘、所缘缘、前生缘三缘比较</w:t>
+      </w:r>
+    </w:p>
+    <w:p>
+      <w:r>
+        <w:rPr>
+          <w:b w:val="0"/>
+        </w:rPr>
+        <w:t>简单地从经文上看，前生缘跟前面的所缘缘和依止缘有很多相似之处。前生缘的第一段跟依止缘内容完全相同，只是缘力不同。缘力不同怎么体会呢？例如：前生缘的缘法和缘生法关系类似于办禅修营需要场地，场地类似于缘法，举办禅修营类似于缘生法。得先有场地才能办禅修营，这就好比是前生缘。同时，禅修营的举办要依靠场地，这就侧重于依止。前生缘的第二段跟所缘缘内容基本相同，但所缘缘还多一句「一切诸法对意识界及其相应诸法以所缘缘为缘」，因为作为意识界所缘的一切诸法并不一定是前生，可能是后生或不受时间限制的涅槃和概念法。前生缘的第三段和依止缘的内容基本相同。</w:t>
+      </w:r>
+    </w:p>
+    <w:p>
+      <w:r>
+        <w:rPr>
+          <w:b w:val="0"/>
+        </w:rPr>
+        <w:t>由此可见，前生缘的内容可分成两部分：第一部分为经文的第一段和第三段，指的是「依处前生缘」，包括「依处所缘前生缘」；第二部分为经文的第二段，指的是「所缘前生缘」。</w:t>
+      </w:r>
+    </w:p>
+    <w:p>
+      <w:r>
+        <w:rPr>
+          <w:b/>
+        </w:rPr>
+        <w:t>（一）所缘前生缘</w:t>
+      </w:r>
+    </w:p>
+    <w:p>
+      <w:r>
+        <w:rPr>
+          <w:b w:val="0"/>
+        </w:rPr>
+        <w:t>经文第二段，以「色处对眼识界及其相应诸法以前生缘为缘」为例：缘法是色处，即颜色、色所缘；缘所生法是眼识界及七个相应心所，即七个遍一切心心所。五识是最简单的心，只涉及七个遍一切心心所。余下的声处、香处、味处、触处对耳识界、鼻识界、舌识界、身识界及其相应诸法以前生缘为缘，也应以同样的方式来理解。</w:t>
+      </w:r>
+    </w:p>
+    <w:p>
+      <w:r>
+        <w:rPr>
+          <w:b w:val="0"/>
+        </w:rPr>
+        <w:t>第二段的最后一句「色处、声处、香处、味处、触处对意界及其相应诸法以前生缘为缘」，意界指的是五门转向心以及五识之后生起的不善果报和善果报领受心，共三种。缘法是色处、声处、香处、味处、触处；缘所生法是意界及十种相应心所（七种遍一切心心所，加上寻、伺、胜解三种杂心所）。</w:t>
+      </w:r>
+    </w:p>
+    <w:p>
+      <w:r>
+        <w:rPr>
+          <w:b w:val="0"/>
+        </w:rPr>
+        <w:t>所缘前生缘的缘法对缘所生法为「前生色法 → 后生名聚」：缘法为（于过去有分生起且达到住时的）现在十八种完成色；缘所生法为五十四种欲界名聚，两种神通名聚。</w:t>
+      </w:r>
+    </w:p>
+    <w:p>
+      <w:r>
+        <w:rPr>
+          <w:b w:val="0"/>
+        </w:rPr>
+        <w:t>关于所缘前生缘，雷迪西亚多在《发趣总说手册》中说：「所有那十八种完成色已灭者为过去，未生者为未来，已生起[且仍存在]者为现在，全都能成为意门心路诸心的所缘。其中，只有现在者是它们的所缘前生缘。当意门把各种事物取为所缘时，哪怕所缘处于在远处或被遮蔽处，只要该所缘当下存在，就被称为现在的。」</w:t>
+      </w:r>
+    </w:p>
+    <w:p>
+      <w:r>
+        <w:rPr>
+          <w:b w:val="0"/>
+        </w:rPr>
+        <w:t>在此，除了前生缘，还有三种缘的缘力与前生缘的缘力完全一起作用，即：所缘缘、有缘、不离去缘。</w:t>
+      </w:r>
+    </w:p>
+    <w:p>
+      <w:r>
+        <w:rPr>
+          <w:b/>
+        </w:rPr>
+        <w:t>（二）五门依处前生缘</w:t>
+      </w:r>
+    </w:p>
+    <w:p>
+      <w:r>
+        <w:rPr>
+          <w:b w:val="0"/>
+        </w:rPr>
+        <w:t>「眼处对眼识界及其相应诸法以前生缘为缘……」：指作为依处的眼处等五内处，以前生缘的缘力缘助眼识界等五识界及相应心所生起。</w:t>
+      </w:r>
+    </w:p>
+    <w:p>
+      <w:r>
+        <w:rPr>
+          <w:b w:val="0"/>
+        </w:rPr>
+        <w:t>「依处前生缘」类似于「依止缘」下面的「依处前生依止缘」，两者的差异只是缘力不同。顾名思义，「依处前生缘」描述的是前生缘缘力的作用，即已生起且尚未灭去的依处以前生缘的缘力支助相关的名聚生起；而「依处前生依止缘」描述的是依止缘缘力的作用，即依处以依止缘的缘力作为后生名聚的依靠和生起之地。</w:t>
+      </w:r>
+    </w:p>
+    <w:p>
+      <w:r>
+        <w:rPr>
+          <w:b/>
+        </w:rPr>
+        <w:t>（三）意门依处前生缘</w:t>
+      </w:r>
+    </w:p>
+    <w:p>
+      <w:r>
+        <w:rPr>
+          <w:b w:val="0"/>
+        </w:rPr>
+        <w:t>若依于色而转起的意界和意识界，该色对意界及其相应诸法即以前生缘为缘；对意识界及其相应诸法生命期间而言有时以前生缘为缘。结生而言有时不以前生缘为缘。结生时结生名色是俱生的。</w:t>
+      </w:r>
+    </w:p>
+    <w:p>
+      <w:r>
+        <w:rPr>
+          <w:b w:val="0"/>
+        </w:rPr>
+        <w:t>根据发趣论义注，「有时以前生缘为缘」是指生命期间而言。「有时不以前生缘为缘」是就结生而言，结生时结生心与结生心的依处同时生起（结生名色为俱生），非前生。</w:t>
+      </w:r>
+    </w:p>
+    <w:p>
+      <w:r>
+        <w:rPr>
+          <w:b w:val="0"/>
+        </w:rPr>
+        <w:t>属于因的色是指任何的心所依处色。共有三种心所依处色：(1) 从结生心开始，任何与之前的心识同时生起的心色；(2) 已获得四禅八定的阿那含和阿拉汉从灭尽定出来时，在大约一个心识刹那之前生起的心色；(3) 在临死的过程中，从死心往前倒数第17个心识刹那的「生起阶段」（生小刹那）所生起的最后一个心色。</w:t>
+      </w:r>
+    </w:p>
+    <w:p>
+      <w:r>
+        <w:rPr>
+          <w:b/>
+        </w:rPr>
+        <w:t>3. 意门依处所缘前生缘</w:t>
+      </w:r>
+    </w:p>
+    <w:p>
+      <w:r>
+        <w:rPr>
+          <w:b w:val="0"/>
+        </w:rPr>
+        <w:t>经文「若依于色而转起的意界和意识界，该色对意界、意识界及其相应诸法即以前生缘为缘」还包含「依处所缘前生缘」，这是指心由心所依处支助而生起，又同时缘取该心所依处为所缘的特别情况。亦即，在这种情况之下，心所依处同时作为同一心的依处与所缘。</w:t>
+      </w:r>
+    </w:p>
+    <w:p>
+      <w:r>
+        <w:rPr>
+          <w:b w:val="0"/>
+        </w:rPr>
+        <w:t>根据传统注释，在实际中发生的最典型的情况是：当一名非常纯熟的禅修者以心所依处为所缘修习观禅直到死亡心生起时（临终时也在修观智，并且取其心所依处为所缘），那一刻他的观智名法也是依于最后的心处色生起的（最后的心处色在死亡心灭去之前往前算十七个心识刹那的生时生起，存续十七个心识刹那，并随死亡心一起灭去）。这时，这最后的前生心处色是同一观智心的依处与所缘。</w:t>
+      </w:r>
+    </w:p>
+    <w:p>
+      <w:r>
+        <w:rPr>
+          <w:b w:val="0"/>
+        </w:rPr>
+        <w:t>而根据雷迪西亚多《发趣总说手册》依止缘部分，在讲述「依处所缘前生依止缘」时如此解释：</w:t>
+      </w:r>
+    </w:p>
+    <w:p>
+      <w:r>
+        <w:rPr>
+          <w:b w:val="0"/>
+        </w:rPr>
+        <w:t>「何为依处所缘前生依止缘？关于自己的内依处色，或以执持贪、慢、[邪]见的方式而如此[思惟]：『依止于这色，我的意识生起，这是我的，这是我，这是我的自我。』或如此思惟：『这是无常的，这是苦的，这是无我的。』而转向等意门心路诸心生起。那时，那依处色各各是它们的依止之处和它们的所缘。因此，那心色对那心生起为依处所缘前生缘。」</w:t>
+      </w:r>
+    </w:p>
+    <w:p>
+      <w:r>
+        <w:rPr>
+          <w:b w:val="0"/>
+        </w:rPr>
+        <w:t>依处所缘前生缘的缘法对缘所生法为「色法 → 名法」：缘法为心处；缘所生法为四十一种欲界的意门名聚、两种神通名聚。在此，包括前生缘在内，共有六种缘的缘力与前生缘的缘力完全一起作用，它们是所缘缘、依止缘、前生缘、不相应缘、有缘、不离去缘。</w:t>
+      </w:r>
+    </w:p>
+    <w:p>
+      <w:r>
+        <w:rPr>
+          <w:b/>
+        </w:rPr>
+        <w:t>三、从心路看前生缘</w:t>
+      </w:r>
+    </w:p>
+    <w:p>
+      <w:r>
+        <w:rPr>
+          <w:b w:val="0"/>
+        </w:rPr>
+        <w:t>对于所缘前生缘，雷迪西亚多在《发趣总说手册》中说：「其中，现在的颜色、声音等五种所缘必定对五门心路诸心为所缘前生缘。犹如用琴槌（类似于扬琴的琴竹）撞击在琴弦上，缘于此撞击，才会生起琴声；若没有前生的琴弦和琴锤，那声音就不能生起。同样地，因为五种所缘来到五门依处的领域，五门心路中的五识才会生起。它们两者（所缘和五处门）均达到住时，现起才能发生。」在此，琴槌相当于五所缘，琴弦相当于五门依处，而声音的生起相当于五识的生起。</w:t>
       </w:r>
     </w:p>
     <w:p>
       <w:pPr>
-        <w:ind w:left="340"/>
+        <w:ind w:left="170"/>
+        <w:pBdr>
+          <w:left w:val="single" w:sz="18" w:space="4" w:color="1E4620"/>
+        </w:pBdr>
+        <w:shd w:val="clear" w:fill="F2F5FA"/>
       </w:pPr>
       <w:r>
         <w:rPr>
           <w:b/>
-          <w:sz w:val="21"/>
-        </w:rPr>
-        <w:t xml:space="preserve">3. </w:t>
-      </w:r>
-      <w:r>
-        <w:rPr>
-          <w:sz w:val="21"/>
-        </w:rPr>
-        <w:t>没有前生的缘法就没有后面的缘生法。</w:t>
+        </w:rPr>
+        <w:t>【本周朗读段 · 结束】</w:t>
+      </w:r>
+      <w:r>
+        <w:rPr>
+          <w:b w:val="0"/>
+        </w:rPr>
+        <w:t>（以下为默读／选读／延伸内容，时间富余时再读）</w:t>
       </w:r>
     </w:p>
     <w:p>
       <w:r>
         <w:rPr>
-          <w:b/>
-          <w:sz w:val="21"/>
-        </w:rPr>
-        <w:t>（三）前生缘的譬喻</w:t>
+          <w:b w:val="0"/>
+        </w:rPr>
+        <w:t>以眼门心路过程为例，颜色所缘出现同时撞击眼门与意门，在颜色所缘撞击意门的那一刹那，一个有分已经生灭（过去有分），五门所缘撞击根门不会立即引发五门心路，必须要经过两个有分波动（有分波动、有分断），然后足够强大的所缘（极大所缘）才会生起完整的五门心路：五门转向、眼识、领受、推度、确定心、七个速行心、两个彼所缘，从过去有分到第二个彼所缘，共十七个心识刹那，而色法的寿命也是十七个心识刹那。</w:t>
       </w:r>
     </w:p>
     <w:p>
       <w:r>
         <w:rPr>
-          <w:sz w:val="21"/>
-        </w:rPr>
-        <w:t>马哈甘达勇西亚多所著的《佛陀大放光明的关键》，关于前生缘的譬喻偈诵：</w:t>
+          <w:b/>
+        </w:rPr>
+        <w:t>四、前生缘与所缘缘、依止缘的关系</w:t>
       </w:r>
     </w:p>
     <w:p>
       <w:r>
         <w:rPr>
-          <w:sz w:val="21"/>
-        </w:rPr>
-        <w:t>所依前生，所缘前生，两种缘法，以前生缘力，支助后起，心、心所法；犹如日月，先众生有，为众所依。</w:t>
+          <w:b w:val="0"/>
+        </w:rPr>
+        <w:t>简要来说，前生缘就是之前生起的法帮助之后产生的法茁壮发展的力量。就像父母亲的角色一样，父母亲一定要在儿女之前出生，完成精卵结合，才能让儿女孕育、出生；同样地，色、声、香、味、触等五外处所缘要在双五识之前生起，才能够给予双五识生起（或发展）的力量。</w:t>
       </w:r>
     </w:p>
     <w:p>
       <w:r>
         <w:rPr>
-          <w:b/>
-          <w:sz w:val="21"/>
-        </w:rPr>
-        <w:t>（四）依止缘、所缘缘、前生缘三缘比较</w:t>
+          <w:b w:val="0"/>
+        </w:rPr>
+        <w:t>我们可以比较一下《表解》中对所缘缘、依止缘和前生缘的解释。所缘缘：缘法以所缘的缘力使缘所生法取它为目标而生起。依止缘：缘法以依止的缘力作为缘所生法的依靠与生起之地。前生缘：已生起且尚未灭去的缘法以前生的缘力缘助缘所生法生起。论师们比喻，有了太阳和月亮，万物就会生长，即前生的太阳月亮支持着万物生起；又例如，土壤对于种子有作为依靠和生起之地的作用，种子依止于土壤而发芽、生长；从另一角度看，土壤本有的营养、水分，以前生的力量来支助种子发芽。所以说，前生缘有激发、拉动、推动后面的缘所生法生起的力量。</w:t>
       </w:r>
     </w:p>
     <w:p>
       <w:r>
         <w:rPr>
-          <w:sz w:val="21"/>
-        </w:rPr>
-        <w:t>简单地从经文上看，前生缘跟前面的所缘缘和依止缘有很多相似之处。前生缘的第一段跟依止缘内容完全相同，只是缘力不同。缘力不同怎么体会呢？例如：前生缘的缘法和缘生法关系类似于办禅修营需要场地，场地类似于缘法，举办禅修营类似于缘生法。得先有场地才能办禅修营，这就好比是前生缘。同时，禅修营的举办要依靠场地，这就侧重于依止。前生缘的第二段跟所缘缘内容基本相同，但所缘缘还多一句「一切诸法对意识界及其相应诸法以所缘缘为缘」，因为作为意识界所缘的一切诸法并不一定是前生，可能是后生或不受时间限制的涅槃和概念法。前生缘的第三段和依止缘的内容基本相同。</w:t>
+          <w:b/>
+        </w:rPr>
+        <w:t>五、从前生缘中得到的启发和借鉴（选读）</w:t>
       </w:r>
     </w:p>
     <w:p>
       <w:r>
         <w:rPr>
-          <w:sz w:val="21"/>
-        </w:rPr>
-        <w:t>由此可见，前生缘的内容可分成两部分：第一部分为经文的第一段和第三段，指的是「依处前生缘」，包括「依处所缘前生缘」；第二部分为经文的第二段，指的是「所缘前生缘」。</w:t>
+          <w:b w:val="0"/>
+        </w:rPr>
+        <w:t>一个人如果不能在内心里真实地接受自己的父母，那么在未来的生命中就容易没有力量……什么是真实地接受自己的父母呢？就是接受父母的一切！无论父母是贫穷还是富贵，是有文化还是没文化，品行习性是否良善，教育子女是否得法，都全然地接受！因为父母是果报，是不可以选择的，是自己前一生临死时成熟的无明爱取行业五因决定的。对父母任何的期待、批评、抱怨就是不接受，就是越位，这会给自己的成长乃至生活带来障碍。佛陀说，对父母要感恩。中国传统文化讲「百善孝为先」，很多人认为是愚忠愚孝，其实孝顺首先是令自己能得到传承自父母的，来自人类生命的前生缘力量，孝顺是自己先受益的。</w:t>
       </w:r>
     </w:p>
     <w:p>
       <w:r>
         <w:rPr>
-          <w:b/>
-          <w:sz w:val="21"/>
-        </w:rPr>
-        <w:t>（一）所缘前生缘</w:t>
+          <w:b w:val="0"/>
+        </w:rPr>
+        <w:t>但心理学家阿德勒说，原生家庭是个伪命题，一切都是你选择的结果……因此，讲原生家庭不是让你去责怪自己的原生家庭，世界上没有完美的原生家庭。关键是你怎么选择，是让原生家庭背锅、负责任，还是与原生家庭达成和解，接受前生缘，并为此努力改变，以善心去影响双方，共同增上。如果不能共同增上，即使回避也没必要生起不善心、不善行。</w:t>
       </w:r>
     </w:p>
     <w:p>
       <w:r>
         <w:rPr>
-          <w:sz w:val="21"/>
-        </w:rPr>
-        <w:t>经文第二段，以「色处对眼识界及其相应诸法以前生缘为缘」为例：缘法是色处，即颜色、色所缘；缘所生法是眼识界及七个相应心所，即七个遍一切心心所。五识是最简单的心，只涉及七个遍一切心心所。余下的声处、香处、味处、触处对耳识界、鼻识界、舌识界、身识界及其相应诸法以前生缘为缘，也应以同样的方式来理解。</w:t>
+          <w:b w:val="0"/>
+        </w:rPr>
+        <w:t>分清楚是你的生命责任和想要的是什么，父母或子女的责任和想要的是什么……所以，接不接受是你的事，不是别人的事。</w:t>
       </w:r>
     </w:p>
     <w:p>
       <w:r>
         <w:rPr>
-          <w:sz w:val="21"/>
-        </w:rPr>
-        <w:t>第二段的最后一句「色处、声处、香处、味处、触处对意界及其相应诸法以前生缘为缘」，意界指的是五门转向心以及五识之后生起的不善果报和善果报领受心，共三种。缘法是色处、声处、香处、味处、触处；缘所生法是意界及十种相应心所（七种遍一切心心所，加上寻、伺、胜解三种杂心所）。</w:t>
+          <w:b w:val="0"/>
+        </w:rPr>
+        <w:t>以上所举的这些日常生活中的例子是「前生缘」在此世俗谛层面的类比方便说，只是为了方便理解，仅供大家参考。关于前生缘就学习到这，祝福大家都能拥有很好的前生的力量。</w:t>
       </w:r>
     </w:p>
     <w:p>
       <w:r>
         <w:rPr>
-          <w:sz w:val="21"/>
-        </w:rPr>
-        <w:t>所缘前生缘的缘法对缘所生法为「前生色法 → 后生名聚」：缘法为（于过去有分生起且达到住时的）现在十八种完成色；缘所生法为五十四种欲界名聚，两种神通名聚。</w:t>
+          <w:b/>
+        </w:rPr>
+        <w:t>经典原文（巴利，照录）</w:t>
       </w:r>
     </w:p>
     <w:p>
       <w:r>
         <w:rPr>
-          <w:sz w:val="21"/>
-        </w:rPr>
-        <w:t>关于所缘前生缘，雷迪西亚多在《发趣总说手册》中说：「所有那十八种完成色已灭者为过去，未生者为未来，已生起[且仍存在]者为现在，全都能成为意门心路诸心的所缘。其中，只有现在者是它们的所缘前生缘。当意门把各种事物取为所缘时，哪怕所缘处于在远处或被遮蔽处，只要该所缘当下存在，就被称为现在的。」</w:t>
+          <w:b w:val="0"/>
+        </w:rPr>
+        <w:t>Purejātapaccayoti – cakkhāyatanaṃ cakkhuviññāṇadhātuyā taṃsampayuttakānañca dhammānaṃ purejātapaccayena paccayo. Sotāyatanaṃ sotaviññāṇadhātuyā taṃsampayuttakānañca dhammānaṃ purejātapaccayena paccayo. Gandhāyatanaṃ ghānaviññāṇadhātuyā taṃsampayuttakānañca dhammānaṃ purejātapaccayena paccayo. Jivhāyatanaṃ jivhāviññāṇadhātuyā taṃsampayuttakānañca dhammānaṃ purejātapaccayena paccayo. Kāyāyatanaṃ kāyaviññāṇadhātuyā taṃsampayuttakānañca dhammānaṃ purejātapaccayena paccayo. Rūpāyatanaṃ cakkhuviññāṇadhātuyā taṃsampayuttakānañca dhammānaṃ purejātapaccayena paccayo. Saddāyatanaṃ sotaviññāṇadhātuyā taṃsampayuttakānañca dhammānaṃ purejātapaccayena paccayo.</w:t>
       </w:r>
     </w:p>
     <w:p>
       <w:r>
         <w:rPr>
-          <w:sz w:val="21"/>
-        </w:rPr>
-        <w:t>在此，除了前生缘，还有三种缘的缘力与前生缘的缘力完全一起作用，即：所缘缘、有缘、不离去缘。</w:t>
+          <w:b w:val="0"/>
+        </w:rPr>
+        <w:t>Rasāyatanaṃ jivhāviññāṇadhātuyā taṃsampayuttakānañca dhammānaṃ purejātapaccayena paccayo. Phoṭṭhabbāyatanaṃ kāyaviññāṇadhātuyā taṃsampayuttakānañca dhammānaṃ purejātapaccayena paccayo. Rūpāyatanaṃ saddāyatanaṃ gandhāyatanaṃ rasāyatanaṃ phoṭṭhabbāyatanaṃ manodhātuyā taṃsampayuttakānañca dhammānaṃ purejātapaccayena paccayo. Yaṃ rūpaṃ nissāya manodhātu ca manoviññāṇadhātu ca vattanti, taṃ rūpaṃ manodhātuyā taṃsampayuttakānañca dhammānaṃ purejātapaccayena paccayo. manoviññāṇadhātuyā taṃsampayuttakānañca dhammānaṃ kiñci kāle purejātapaccayena paccayo, kiñci kāle na purejātapaccayena paccayo.</w:t>
       </w:r>
     </w:p>
     <w:p>
       <w:r>
         <w:rPr>
           <w:b/>
-          <w:sz w:val="21"/>
-        </w:rPr>
-        <w:t>（二）五门依处前生缘</w:t>
+        </w:rPr>
+        <w:t>所缘前生缘——完整缘法缘所生法</w:t>
       </w:r>
     </w:p>
     <w:p>
       <w:r>
         <w:rPr>
-          <w:sz w:val="21"/>
-        </w:rPr>
-        <w:t>「眼处对眼识界及其相应诸法以前生缘为缘……」：指作为依处的眼处等五内处，以前生缘的缘力缘助眼识界等五识界及相应心所生起。</w:t>
+          <w:b w:val="0"/>
+        </w:rPr>
+        <w:t>包括前述的色、声、香、味、触（地、火、风）七境色在内的现在的十八种完成色都能成为前生缘的所缘。所缘前生缘的缘法对缘所生法为「前生色法 → 后生名聚」：缘法为（于过去有分生起且达到住时的）现在十八种完成色；缘所生法为五十四种欲界名聚，两种神通名聚。</w:t>
       </w:r>
     </w:p>
     <w:p>
       <w:r>
         <w:rPr>
-          <w:sz w:val="21"/>
-        </w:rPr>
-        <w:t>「依处前生缘」类似于「依止缘」下面的「依处前生依止缘」，两者的差异只是缘力不同。顾名思义，「依处前生缘」描述的是前生缘缘力的作用，即已生起且尚未灭去的依处以前生缘的缘力支助相关的名聚生起；而「依处前生依止缘」描述的是依止缘缘力的作用，即依处以依止缘的缘力作为后生名聚的依靠和生起之地。</w:t>
+          <w:b w:val="0"/>
+        </w:rPr>
+        <w:t>首先，当色、声、香、味、触五所缘，或者说色、声、香、味、地、火、风七境色的某一种同时撞击相应根门和意门后，五门心路过程生起，不仅双五识和三种意界取它为所缘，整条心路的所有心识都取它为所缘。再者，除了上述七境色之外，十八种完成色还包括眼净色、耳净色、鼻净色、舌净色、身净色这五净色，以及水界、食素、命根、心色、男性根色、女性根色这六种微细色。五净色和微细色属于法所缘，只能为意门所识知（一般在修观时才能看到），并非五根的范畴。所以缘所生法也包括取现在的五净色及上述六种微细色为所缘的意门心路的所有名聚。总括上述两者，缘所生法为五十四种欲界名聚和两种神通名聚。</w:t>
       </w:r>
     </w:p>
     <w:p>
       <w:r>
         <w:rPr>
-          <w:b/>
-          <w:sz w:val="21"/>
-        </w:rPr>
-        <w:t>（三）意门依处前生缘</w:t>
+          <w:b w:val="0"/>
+        </w:rPr>
+        <w:t>其中，五十四种欲界名聚除了经文中说的双五识十种与意界的三种心之外，还包括十二种不善心、八大善心、十一种果报心（八大果报心与三种推度心）、十种唯作心（八大唯作心、意门转向心和阿拉汉生笑心）；或者说五十四种欲界名聚是指八十九种名聚扣除了二十七种色界、无色界善心、果报心与唯作心，八种出世间道果心。两种神通名聚即非阿拉汉的善神通名聚和阿拉汉的唯作神通名聚。</w:t>
       </w:r>
     </w:p>
     <w:p>
       <w:r>
         <w:rPr>
-          <w:sz w:val="21"/>
-        </w:rPr>
-        <w:t>若依于色而转起的意界和意识界，该色对意界及其相应诸法即以前生缘为缘；对意识界及其相应诸法生命期间而言有时以前生缘为缘。结生而言有时不以前生缘为缘。结生时结生名色是俱生的。</w:t>
+          <w:b/>
+        </w:rPr>
+        <w:t>意门依处前生缘——逐句详释</w:t>
       </w:r>
     </w:p>
     <w:p>
       <w:r>
         <w:rPr>
-          <w:sz w:val="21"/>
-        </w:rPr>
-        <w:t>根据发趣论义注，「有时以前生缘为缘」是指生命期间而言。「有时不以前生缘为缘」是就结生而言，结生时结生心与结生心的依处同时生起（结生名色为俱生），非前生。</w:t>
+          <w:b w:val="0"/>
+        </w:rPr>
+        <w:t>属于因的色是指任何的心所依处色，共有三种心所依处色：(1) 从结生心开始，任何与之前的心识同时生起的心色；(2) 已获得四禅八定的阿那含和阿拉汉从灭尽定出来时，在大约一个心识刹那之前生起的心色；(3) 在临死的过程中，从死心往前倒数第17个心识刹那的「生起阶段」（生小刹那）所生起的最后一个心色。属于果的意界和意识界也有三种：(1) 在五蕴地里，生命期间的3种意界、72种意识界（不包括四种无色界果报心）；(2) 从灭尽定出来之后的不来果心与阿拉汉果心；(3) 在五蕴地里的临死过程中，15种有分心、两种转向心、两种领受心、三种推度心、确定心、临死速行心、彼所缘心和死心。</w:t>
       </w:r>
     </w:p>
     <w:p>
       <w:r>
         <w:rPr>
-          <w:sz w:val="21"/>
-        </w:rPr>
-        <w:t>属于因的色是指任何的心所依处色。共有三种心所依处色：(1) 从结生心开始，任何与之前的心识同时生起的心色；(2) 已获得四禅八定的阿那含和阿拉汉从灭尽定出来时，在大约一个心识刹那之前生起的心色；(3) 在临死的过程中，从死心往前倒数第17个心识刹那的「生起阶段」（生小刹那）所生起的最后一个心色。</w:t>
+          <w:b w:val="0"/>
+        </w:rPr>
+        <w:t>经文2：因（该色）→ 果（对意界及其相应诸法）→ 缘力（即以前生缘为缘）。果之一的意界也有三种：五门转向心和两种领受心；果之二的相应诸法为10种心所：7种遍一切心心所和寻、伺、胜解三种杂心所。有五种缘的力量生起并完成于前生缘的缘力，即前生缘、依止缘、不相应缘、有缘、不离去缘。经文3：果（对意识界及其相应诸法有时）→ 缘力（以前生缘为缘）。这里的因指生命期中的心所依处，果为72种意识界（不包括四种无色界果报心），和相应的52种心所。经文4：果（有时）→ 缘力（不以前生缘为缘）。这里的果「有时」是指结生时的心所依处，结生心色和结生心俱生。</w:t>
       </w:r>
     </w:p>
     <w:p>
       <w:r>
         <w:rPr>
           <w:b/>
-          <w:sz w:val="21"/>
-        </w:rPr>
-        <w:t>3. 意门依处所缘前生缘</w:t>
+        </w:rPr>
+        <w:t>依处所缘前生缘——缘法缘所生法</w:t>
       </w:r>
     </w:p>
     <w:p>
       <w:r>
         <w:rPr>
-          <w:sz w:val="21"/>
-        </w:rPr>
-        <w:t>经文「若依于色而转起的意界和意识界，该色对意界、意识界及其相应诸法即以前生缘为缘」还包含「依处所缘前生缘」，这是指心由心所依处支助而生起，又同时缘取该心所依处为所缘的特别情况。亦即，在这种情况之下，心所依处同时作为同一心的依处与所缘。</w:t>
+          <w:b w:val="0"/>
+        </w:rPr>
+        <w:t>依处所缘前生缘的缘法对缘所生法为「色法 → 名法」：缘法为心处；缘所生法为四十一种欲界的意门名聚、两种神通名聚。被该心色以「依处所缘前生缘」的缘力支助的缘所生法包括：意门转向心、速行（二十九种欲界速行心之一）、彼所缘（所有十一种心都可能）与两种神通心，以及与它们相应的最多四十四种心所（五十二心所扣除了嫉妒、悭吝、追悔、三种离心所及两种无量心所，修习观禅的过程中不会生起这些心所）。在此，包括前生缘在内，共有六种缘的缘力与前生缘的缘力完全一起作用，它们是所缘缘、依止缘、前生缘、不相应缘、有缘、不离去缘。</w:t>
       </w:r>
     </w:p>
     <w:p>
       <w:r>
         <w:rPr>
-          <w:sz w:val="21"/>
-        </w:rPr>
-        <w:t>根据传统注释，在实际中发生的最典型的情况是：当一名非常纯熟的禅修者以心所依处为所缘修习观禅直到死亡心生起时（临终时也在修观智，并且取其心所依处为所缘），那一刻他的观智名法也是依于最后的心处色生起的（最后的心处色在死亡心灭去之前往前算十七个心识刹那的生时生起，存续十七个心识刹那，并随死亡心一起灭去）。这时，这最后的前生心处色是同一观智心的依处与所缘。</w:t>
+          <w:b/>
+        </w:rPr>
+        <w:t>吴卓林案例（原文所举原生家庭示例）</w:t>
       </w:r>
     </w:p>
     <w:p>
       <w:r>
         <w:rPr>
-          <w:sz w:val="21"/>
-        </w:rPr>
-        <w:t>而根据雷迪西亚多《发趣总说手册》依止缘部分，在讲述「依处所缘前生依止缘」时如此解释：</w:t>
+          <w:b w:val="0"/>
+        </w:rPr>
+        <w:t>我们来看看媒体描述的成龙之女吴卓林在母系三代女性之间的代际缘力的关系。吴卓林（成龙之女）——母亲吴绮莉——姥姥郑黎明（吴绮莉之母）。吴绮莉的原生家庭里：自小父母离异，父亲玩消失，母亲郑黎明，单亲、强势、控制和宣泄式的养育吴绮莉，让吴绮莉对最亲近的母亲乃至世界充满警惕和恐惧。由于父爱缺失而滋长的寻求投射和渴望，吴绮莉在自己的几段恋情里，都是迅速投入，不顾及周围的影响……吴卓林在与母亲决裂后远走加拿大，在颠沛流离，生活所迫时，也在社交网路上寻求帮助……包括那些报警、出走、自残都是对母亲控制的反抗。没有父亲，母亲又是过度控制，她即不能接受父亲的不理睬，又不能接受母亲的过度控制，所以她只能选择叛逆、逃避、制造非常事件的方式来保留自己内心里的那部分脆弱的自我，其实内心非常没有力量。</w:t>
       </w:r>
     </w:p>
     <w:p>
       <w:r>
         <w:rPr>
-          <w:sz w:val="21"/>
-        </w:rPr>
-        <w:t>「何为依处所缘前生依止缘？关于自己的内依处色，或以执持贪、慢、[邪]见的方式而如此[思惟]：『依止于这色，我的意识生起，这是我的，这是我，这是我的自我。』或如此思惟：『这是无常的，这是苦的，这是无我的。』而转向等意门心路诸心生起。那时，那依处色各各是它们的依止之处和它们的所缘。因此，那心色对那心生起为依处所缘前生缘。」</w:t>
+          <w:b w:val="0"/>
+        </w:rPr>
+        <w:t>以上是从媒体看到的描述，没有任何个人猜测，实际情况不清楚。这就讲到原生家庭对人的影响。</w:t>
       </w:r>
     </w:p>
     <w:p>
       <w:r>
         <w:rPr>
-          <w:sz w:val="21"/>
-        </w:rPr>
-        <w:t>依处所缘前生缘的缘法对缘所生法为「色法 → 名法」：缘法为心处；缘所生法为四十一种欲界的意门名聚、两种神通名聚。在此，包括前生缘在内，共有六种缘的缘力与前生缘的缘力完全一起作用，它们是所缘缘、依止缘、前生缘、不相应缘、有缘、不离去缘。</w:t>
+          <w:b/>
+        </w:rPr>
+        <w:t>启发与借鉴（续）</w:t>
       </w:r>
     </w:p>
     <w:p>
       <w:r>
         <w:rPr>
-          <w:b/>
-          <w:sz w:val="21"/>
-        </w:rPr>
-        <w:t>三、从心路看前生缘</w:t>
+          <w:b w:val="0"/>
+        </w:rPr>
+        <w:t>但心理学家阿德勒说，原生家庭是个伪命题，一切都是你选择的结果。阿德勒的意思用佛法来讲，原生家庭就是父母与子女双方业和烦恼配对的结果，是双方共同的选择，哪一方认识到并接受了就会成长。因此，讲原生家庭不是让你去责怪自己的原生家庭，世界上没有完美的原生家庭。关键是你怎么选择，是让原生家庭背锅、负责任，还是与原生家庭达成和解，接受前生缘，并为此努力改变，以善心去影响双方，共同增上。分清楚是你的生命责任和想要的是什么，父母或子女的责任和想要的是什么……所以，接不接受是你的事，不是别人的事。</w:t>
       </w:r>
     </w:p>
     <w:p>
       <w:r>
         <w:rPr>
-          <w:sz w:val="21"/>
-        </w:rPr>
-        <w:t>对于所缘前生缘，雷迪西亚多在《发趣总说手册》中说：「其中，现在的颜色、声音等五种所缘必定对五门心路诸心为所缘前生缘。犹如用琴槌（类似于扬琴的琴竹）撞击在琴弦上，缘于此撞击，才会生起琴声；若没有前生的琴弦和琴锤，那声音就不能生起。同样地，因为五种所缘来到五门依处的领域，五门心路中的五识才会生起。它们两者（所缘和五处门）均达到住时，现起才能发生。」在此，琴槌相当于五所缘，琴弦相当于五门依处，而声音的生起相当于五识的生起。</w:t>
+          <w:b w:val="0"/>
+        </w:rPr>
+        <w:t>可以肯定的是，对绝大部分儿童青少年而言，环境对他们的教育成长至关重要。夫妻两人希望什么样的孩子到家庭中结生的心念和所作行为（发愿，持戒、布施、供养，夫妻两人共同为未来孩子的到来作描绘，并回向，如此为『求子』），以及孩子出生后的生活环境，例如眼所见、耳所闻、鼻所嗅、舌所尝、身所触，以及父母亲的所思所想、父母对各种目标的态度和行为反应，都会是孩子最基础的认知行为模式的前生缘。同时，当看到我们的生命是由于父母，由于地球、太阳、月亮、山河大地的支助而来的，我们心灵的成长、我们的慧根是由于佛法的支助而来的，我们就会对这些生起感恩之心。</w:t>
+      </w:r>
+    </w:p>
+    <w:p>
+      <w:r>
+        <w:rPr>
+          <w:b w:val="0"/>
+        </w:rPr>
+        <w:t>*[generated, not original text]*</w:t>
+      </w:r>
+    </w:p>
+    <w:p>
+      <w:r>
+        <w:rPr>
+          <w:b/>
+        </w:rPr>
+        <w:t>材料②</w:t>
+      </w:r>
+      <w:r>
+        <w:rPr>
+          <w:b w:val="0"/>
+        </w:rPr>
+        <w:t xml:space="preserve"> ★核心：《第37讲-摄缘-十二缘起与二十四缘-释二十四缘-后生缘-古源尊者-20230430（共修版）》</w:t>
       </w:r>
     </w:p>
     <w:p>
       <w:pPr>
-        <w:spacing w:before="40" w:after="80"/>
-        <w:ind w:left="283"/>
-        <w:shd w:val="clear" w:color="auto" w:fill="EDF6EF"/>
-        <w:pBdr>
-          <w:left w:val="single" w:sz="20" w:space="6" w:color="1E5631"/>
-        </w:pBdr>
+        <w:pStyle w:val="ListBullet"/>
       </w:pPr>
       <w:r>
         <w:rPr>
-          <w:b/>
-          <w:sz w:val="20"/>
-        </w:rPr>
-        <w:t>【本周朗读段 · 结束】</w:t>
-      </w:r>
-      <w:r>
-        <w:rPr>
-          <w:sz w:val="20"/>
-        </w:rPr>
-        <w:t>（以下为默读／选读／延伸内容，时间富余时再读）</w:t>
-      </w:r>
-    </w:p>
-    <w:p>
-      <w:r>
-        <w:rPr>
-          <w:sz w:val="21"/>
-        </w:rPr>
-        <w:t>以眼门心路过程为例，颜色所缘出现同时撞击眼门与意门，在颜色所缘撞击意门的那一刹那，一个有分已经生灭（过去有分），五门所缘撞击根门不会立即引发五门心路，必须要经过两个有分波动（有分波动、有分断），然后足够强大的所缘（极大所缘）才会生起完整的五门心路：五门转向、眼识、领受、推度、确定心、七个速行心、两个彼所缘，从过去有分到第二个彼所缘，共十七个心识刹那，而色法的寿命也是十七个心识刹那。</w:t>
-      </w:r>
-    </w:p>
-    <w:p>
-      <w:r>
-        <w:rPr>
-          <w:b/>
-          <w:sz w:val="21"/>
-        </w:rPr>
-        <w:t>四、前生缘与所缘缘、依止缘的关系</w:t>
-      </w:r>
-    </w:p>
-    <w:p>
-      <w:r>
-        <w:rPr>
-          <w:sz w:val="21"/>
-        </w:rPr>
-        <w:t>简要来说，前生缘就是之前生起的法帮助之后产生的法茁壮发展的力量。就像父母亲的角色一样，父母亲一定要在儿女之前出生，完成精卵结合，才能让儿女孕育、出生；同样地，色、声、香、味、触等五外处所缘要在双五识之前生起，才能够给予双五识生起（或发展）的力量。</w:t>
-      </w:r>
-    </w:p>
-    <w:p>
-      <w:r>
-        <w:rPr>
-          <w:sz w:val="21"/>
-        </w:rPr>
-        <w:t>我们可以比较一下《表解》中对所缘缘、依止缘和前生缘的解释。所缘缘：缘法以所缘的缘力使缘所生法取它为目标而生起。依止缘：缘法以依止的缘力作为缘所生法的依靠与生起之地。前生缘：已生起且尚未灭去的缘法以前生的缘力缘助缘所生法生起。论师们比喻，有了太阳和月亮，万物就会生长，即前生的太阳月亮支持着万物生起；又例如，土壤对于种子有作为依靠和生起之地的作用，种子依止于土壤而发芽、生长；从另一角度看，土壤本有的营养、水分，以前生的力量来支助种子发芽。所以说，前生缘有激发、拉动、推动后面的缘所生法生起的力量。</w:t>
-      </w:r>
-    </w:p>
-    <w:p>
-      <w:r>
-        <w:rPr>
-          <w:b/>
-          <w:sz w:val="21"/>
-        </w:rPr>
-        <w:t>五、从前生缘中得到的启发和借鉴（选读）</w:t>
-      </w:r>
-    </w:p>
-    <w:p>
-      <w:r>
-        <w:rPr>
-          <w:sz w:val="21"/>
-        </w:rPr>
-        <w:t>一个人如果不能在内心里真实地接受自己的父母，那么在未来的生命中就容易没有力量……什么是真实地接受自己的父母呢？就是接受父母的一切！无论父母是贫穷还是富贵，是有文化还是没文化，品行习性是否良善，教育子女是否得法，都全然地接受！因为父母是果报，是不可以选择的，是自己前一生临死时成熟的无明爱取行业五因决定的。对父母任何的期待、批评、抱怨就是不接受，就是越位，这会给自己的成长乃至生活带来障碍。佛陀说，对父母要感恩。中国传统文化讲「百善孝为先」，很多人认为是愚忠愚孝，其实孝顺首先是令自己能得到传承自父母的，来自人类生命的前生缘力量，孝顺是自己先受益的。</w:t>
-      </w:r>
-    </w:p>
-    <w:p>
-      <w:r>
-        <w:rPr>
-          <w:sz w:val="21"/>
-        </w:rPr>
-        <w:t>但心理学家阿德勒说，原生家庭是个伪命题，一切都是你选择的结果……因此，讲原生家庭不是让你去责怪自己的原生家庭，世界上没有完美的原生家庭。关键是你怎么选择，是让原生家庭背锅、负责任，还是与原生家庭达成和解，接受前生缘，并为此努力改变，以善心去影响双方，共同增上。如果不能共同增上，即使回避也没必要生起不善心、不善行。</w:t>
-      </w:r>
-    </w:p>
-    <w:p>
-      <w:r>
-        <w:rPr>
-          <w:sz w:val="21"/>
-        </w:rPr>
-        <w:t>分清楚是你的生命责任和想要的是什么，父母或子女的责任和想要的是什么……所以，接不接受是你的事，不是别人的事。</w:t>
-      </w:r>
-    </w:p>
-    <w:p>
-      <w:r>
-        <w:rPr>
-          <w:sz w:val="21"/>
-        </w:rPr>
-        <w:t>以上所举的这些日常生活中的例子是「前生缘」在此世俗谛层面的类比方便说，只是为了方便理解，仅供大家参考。关于前生缘就学习到这，祝福大家都能拥有很好的前生的力量。</w:t>
-      </w:r>
-    </w:p>
-    <w:p>
-      <w:r>
-        <w:rPr>
-          <w:b/>
-          <w:sz w:val="21"/>
-        </w:rPr>
-        <w:t>经典原文（巴利，照录）</w:t>
-      </w:r>
-    </w:p>
-    <w:p>
-      <w:r>
-        <w:rPr>
-          <w:sz w:val="21"/>
-        </w:rPr>
-        <w:t>Purejātapaccayoti – cakkhāyatanaṃ cakkhuviññāṇadhātuyā taṃsampayuttakānañca dhammānaṃ purejātapaccayena paccayo. Sotāyatanaṃ sotaviññāṇadhātuyā taṃsampayuttakānañca dhammānaṃ purejātapaccayena paccayo. Gandhāyatanaṃ ghānaviññāṇadhātuyā taṃsampayuttakānañca dhammānaṃ purejātapaccayena paccayo. Jivhāyatanaṃ jivhāviññāṇadhātuyā taṃsampayuttakānañca dhammānaṃ purejātapaccayena paccayo. Kāyāyatanaṃ kāyaviññāṇadhātuyā taṃsampayuttakānañca dhammānaṃ purejātapaccayena paccayo. Rūpāyatanaṃ cakkhuviññāṇadhātuyā taṃsampayuttakānañca dhammānaṃ purejātapaccayena paccayo. Saddāyatanaṃ sotaviññāṇadhātuyā taṃsampayuttakānañca dhammānaṃ purejātapaccayena paccayo.</w:t>
-      </w:r>
-    </w:p>
-    <w:p>
-      <w:r>
-        <w:rPr>
-          <w:sz w:val="21"/>
-        </w:rPr>
-        <w:t>Rasāyatanaṃ jivhāviññāṇadhātuyā taṃsampayuttakānañca dhammānaṃ purejātapaccayena paccayo. Phoṭṭhabbāyatanaṃ kāyaviññāṇadhātuyā taṃsampayuttakānañca dhammānaṃ purejātapaccayena paccayo. Rūpāyatanaṃ saddāyatanaṃ gandhāyatanaṃ rasāyatanaṃ phoṭṭhabbāyatanaṃ manodhātuyā taṃsampayuttakānañca dhammānaṃ purejātapaccayena paccayo. Yaṃ rūpaṃ nissāya manodhātu ca manoviññāṇadhātu ca vattanti, taṃ rūpaṃ manodhātuyā taṃsampayuttakānañca dhammānaṃ purejātapaccayena paccayo. manoviññāṇadhātuyā taṃsampayuttakānañca dhammānaṃ kiñci kāle purejātapaccayena paccayo, kiñci kāle na purejātapaccayena paccayo.</w:t>
-      </w:r>
-    </w:p>
-    <w:p>
-      <w:r>
-        <w:rPr>
-          <w:b/>
-          <w:sz w:val="21"/>
-        </w:rPr>
-        <w:t>所缘前生缘——完整缘法缘所生法</w:t>
-      </w:r>
-    </w:p>
-    <w:p>
-      <w:r>
-        <w:rPr>
-          <w:sz w:val="21"/>
-        </w:rPr>
-        <w:t>包括前述的色、声、香、味、触（地、火、风）七境色在内的现在的十八种完成色都能成为前生缘的所缘。所缘前生缘的缘法对缘所生法为「前生色法 → 后生名聚」：缘法为（于过去有分生起且达到住时的）现在十八种完成色；缘所生法为五十四种欲界名聚，两种神通名聚。</w:t>
-      </w:r>
-    </w:p>
-    <w:p>
-      <w:r>
-        <w:rPr>
-          <w:sz w:val="21"/>
-        </w:rPr>
-        <w:t>首先，当色、声、香、味、触五所缘，或者说色、声、香、味、地、火、风七境色的某一种同时撞击相应根门和意门后，五门心路过程生起，不仅双五识和三种意界取它为所缘，整条心路的所有心识都取它为所缘。再者，除了上述七境色之外，十八种完成色还包括眼净色、耳净色、鼻净色、舌净色、身净色这五净色，以及水界、食素、命根、心色、男性根色、女性根色这六种微细色。五净色和微细色属于法所缘，只能为意门所识知（一般在修观时才能看到），并非五根的范畴。所以缘所生法也包括取现在的五净色及上述六种微细色为所缘的意门心路的所有名聚。总括上述两者，缘所生法为五十四种欲界名聚和两种神通名聚。</w:t>
-      </w:r>
-    </w:p>
-    <w:p>
-      <w:r>
-        <w:rPr>
-          <w:sz w:val="21"/>
-        </w:rPr>
-        <w:t>其中，五十四种欲界名聚除了经文中说的双五识十种与意界的三种心之外，还包括十二种不善心、八大善心、十一种果报心（八大果报心与三种推度心）、十种唯作心（八大唯作心、意门转向心和阿拉汉生笑心）；或者说五十四种欲界名聚是指八十九种名聚扣除了二十七种色界、无色界善心、果报心与唯作心，八种出世间道果心。两种神通名聚即非阿拉汉的善神通名聚和阿拉汉的唯作神通名聚。</w:t>
-      </w:r>
-    </w:p>
-    <w:p>
-      <w:r>
-        <w:rPr>
-          <w:b/>
-          <w:sz w:val="21"/>
-        </w:rPr>
-        <w:t>意门依处前生缘——逐句详释</w:t>
-      </w:r>
-    </w:p>
-    <w:p>
-      <w:r>
-        <w:rPr>
-          <w:sz w:val="21"/>
-        </w:rPr>
-        <w:t>属于因的色是指任何的心所依处色，共有三种心所依处色：(1) 从结生心开始，任何与之前的心识同时生起的心色；(2) 已获得四禅八定的阿那含和阿拉汉从灭尽定出来时，在大约一个心识刹那之前生起的心色；(3) 在临死的过程中，从死心往前倒数第17个心识刹那的「生起阶段」（生小刹那）所生起的最后一个心色。属于果的意界和意识界也有三种：(1) 在五蕴地里，生命期间的3种意界、72种意识界（不包括四种无色界果报心）；(2) 从灭尽定出来之后的不来果心与阿拉汉果心；(3) 在五蕴地里的临死过程中，15种有分心、两种转向心、两种领受心、三种推度心、确定心、临死速行心、彼所缘心和死心。</w:t>
-      </w:r>
-    </w:p>
-    <w:p>
-      <w:r>
-        <w:rPr>
-          <w:sz w:val="21"/>
-        </w:rPr>
-        <w:t>经文2：因（该色）→ 果（对意界及其相应诸法）→ 缘力（即以前生缘为缘）。果之一的意界也有三种：五门转向心和两种领受心；果之二的相应诸法为10种心所：7种遍一切心心所和寻、伺、胜解三种杂心所。有五种缘的力量生起并完成于前生缘的缘力，即前生缘、依止缘、不相应缘、有缘、不离去缘。经文3：果（对意识界及其相应诸法有时）→ 缘力（以前生缘为缘）。这里的因指生命期中的心所依处，果为72种意识界（不包括四种无色界果报心），和相应的52种心所。经文4：果（有时）→ 缘力（不以前生缘为缘）。这里的果「有时」是指结生时的心所依处，结生心色和结生心俱生。</w:t>
-      </w:r>
-    </w:p>
-    <w:p>
-      <w:r>
-        <w:rPr>
-          <w:b/>
-          <w:sz w:val="21"/>
-        </w:rPr>
-        <w:t>依处所缘前生缘——缘法缘所生法</w:t>
-      </w:r>
-    </w:p>
-    <w:p>
-      <w:r>
-        <w:rPr>
-          <w:sz w:val="21"/>
-        </w:rPr>
-        <w:t>依处所缘前生缘的缘法对缘所生法为「色法 → 名法」：缘法为心处；缘所生法为四十一种欲界的意门名聚、两种神通名聚。被该心色以「依处所缘前生缘」的缘力支助的缘所生法包括：意门转向心、速行（二十九种欲界速行心之一）、彼所缘（所有十一种心都可能）与两种神通心，以及与它们相应的最多四十四种心所（五十二心所扣除了嫉妒、悭吝、追悔、三种离心所及两种无量心所，修习观禅的过程中不会生起这些心所）。在此，包括前生缘在内，共有六种缘的缘力与前生缘的缘力完全一起作用，它们是所缘缘、依止缘、前生缘、不相应缘、有缘、不离去缘。</w:t>
-      </w:r>
-    </w:p>
-    <w:p>
-      <w:r>
-        <w:rPr>
-          <w:b/>
-          <w:sz w:val="21"/>
-        </w:rPr>
-        <w:t>吴卓林案例（原文所举原生家庭示例）</w:t>
-      </w:r>
-    </w:p>
-    <w:p>
-      <w:r>
-        <w:rPr>
-          <w:sz w:val="21"/>
-        </w:rPr>
-        <w:t>我们来看看媒体描述的成龙之女吴卓林在母系三代女性之间的代际缘力的关系。吴卓林（成龙之女）——母亲吴绮莉——姥姥郑黎明（吴绮莉之母）。吴绮莉的原生家庭里：自小父母离异，父亲玩消失，母亲郑黎明，单亲、强势、控制和宣泄式的养育吴绮莉，让吴绮莉对最亲近的母亲乃至世界充满警惕和恐惧。由于父爱缺失而滋长的寻求投射和渴望，吴绮莉在自己的几段恋情里，都是迅速投入，不顾及周围的影响……吴卓林在与母亲决裂后远走加拿大，在颠沛流离，生活所迫时，也在社交网路上寻求帮助……包括那些报警、出走、自残都是对母亲控制的反抗。没有父亲，母亲又是过度控制，她即不能接受父亲的不理睬，又不能接受母亲的过度控制，所以她只能选择叛逆、逃避、制造非常事件的方式来保留自己内心里的那部分脆弱的自我，其实内心非常没有力量。</w:t>
-      </w:r>
-    </w:p>
-    <w:p>
-      <w:r>
-        <w:rPr>
-          <w:sz w:val="21"/>
-        </w:rPr>
-        <w:t>以上是从媒体看到的描述，没有任何个人猜测，实际情况不清楚。这就讲到原生家庭对人的影响。</w:t>
-      </w:r>
-    </w:p>
-    <w:p>
-      <w:r>
-        <w:rPr>
-          <w:b/>
-          <w:sz w:val="21"/>
-        </w:rPr>
-        <w:t>启发与借鉴（续）</w:t>
-      </w:r>
-    </w:p>
-    <w:p>
-      <w:r>
-        <w:rPr>
-          <w:sz w:val="21"/>
-        </w:rPr>
-        <w:t>但心理学家阿德勒说，原生家庭是个伪命题，一切都是你选择的结果。阿德勒的意思用佛法来讲，原生家庭就是父母与子女双方业和烦恼配对的结果，是双方共同的选择，哪一方认识到并接受了就会成长。因此，讲原生家庭不是让你去责怪自己的原生家庭，世界上没有完美的原生家庭。关键是你怎么选择，是让原生家庭背锅、负责任，还是与原生家庭达成和解，接受前生缘，并为此努力改变，以善心去影响双方，共同增上。分清楚是你的生命责任和想要的是什么，父母或子女的责任和想要的是什么……所以，接不接受是你的事，不是别人的事。</w:t>
-      </w:r>
-    </w:p>
-    <w:p>
-      <w:r>
-        <w:rPr>
-          <w:sz w:val="21"/>
-        </w:rPr>
-        <w:t>可以肯定的是，对绝大部分儿童青少年而言，环境对他们的教育成长至关重要。夫妻两人希望什么样的孩子到家庭中结生的心念和所作行为（发愿，持戒、布施、供养，夫妻两人共同为未来孩子的到来作描绘，并回向，如此为『求子』），以及孩子出生后的生活环境，例如眼所见、耳所闻、鼻所嗅、舌所尝、身所触，以及父母亲的所思所想、父母对各种目标的态度和行为反应，都会是孩子最基础的认知行为模式的前生缘。同时，当看到我们的生命是由于父母，由于地球、太阳、月亮、山河大地的支助而来的，我们心灵的成长、我们的慧根是由于佛法的支助而来的，我们就会对这些生起感恩之心。</w:t>
-      </w:r>
-    </w:p>
-    <w:p>
-      <w:r>
-        <w:rPr>
-          <w:sz w:val="21"/>
-        </w:rPr>
-        <w:t>*[generated, not original text]*</w:t>
-      </w:r>
-    </w:p>
-    <w:p>
-      <w:r>
-        <w:rPr>
-          <w:b/>
-          <w:sz w:val="21"/>
-        </w:rPr>
-        <w:t>材料②</w:t>
-      </w:r>
-      <w:r>
-        <w:rPr>
-          <w:sz w:val="21"/>
-        </w:rPr>
-        <w:t xml:space="preserve"> ★核心：《第37讲-摄缘-十二缘起与二十四缘-释二十四缘-后生缘-古源尊者-20230430（共修版）》</w:t>
+          <w:b w:val="0"/>
+        </w:rPr>
+        <w:t>文件类型：pdf</w:t>
       </w:r>
     </w:p>
     <w:p>
       <w:pPr>
-        <w:ind w:left="340"/>
+        <w:pStyle w:val="ListBullet"/>
       </w:pPr>
       <w:r>
         <w:rPr>
-          <w:color w:val="1E5631"/>
-          <w:sz w:val="21"/>
-        </w:rPr>
-        <w:t xml:space="preserve">• </w:t>
-      </w:r>
-      <w:r>
-        <w:rPr>
-          <w:sz w:val="21"/>
-        </w:rPr>
-        <w:t>文件类型：pdf</w:t>
+          <w:b w:val="0"/>
+        </w:rPr>
+        <w:t>知识库出处：古源尊者开示及上座部佛教资料</w:t>
+      </w:r>
+    </w:p>
+    <w:p>
+      <w:r>
+        <w:rPr>
+          <w:b w:val="0"/>
+        </w:rPr>
+        <w:t>-</w:t>
       </w:r>
     </w:p>
     <w:p>
       <w:pPr>
-        <w:ind w:left="340"/>
+        <w:pStyle w:val="ListBullet"/>
       </w:pPr>
       <w:r>
         <w:rPr>
-          <w:color w:val="1E5631"/>
-          <w:sz w:val="21"/>
-        </w:rPr>
-        <w:t xml:space="preserve">• </w:t>
-      </w:r>
-      <w:r>
-        <w:rPr>
-          <w:sz w:val="21"/>
-        </w:rPr>
-        <w:t>知识库出处：古源尊者开示及上座部佛教资料</w:t>
-      </w:r>
-    </w:p>
-    <w:p>
-      <w:r>
-        <w:rPr>
-          <w:sz w:val="21"/>
-        </w:rPr>
-        <w:t>-</w:t>
+          <w:b w:val="0"/>
+        </w:rPr>
+        <w:t>打开方式：ima 知识库搜索「第37讲 摄缘 后生缘 古源尊者」</w:t>
       </w:r>
     </w:p>
     <w:p>
       <w:pPr>
-        <w:ind w:left="340"/>
+        <w:pStyle w:val="ListBullet"/>
       </w:pPr>
       <w:r>
         <w:rPr>
-          <w:color w:val="1E5631"/>
-          <w:sz w:val="21"/>
-        </w:rPr>
-        <w:t xml:space="preserve">• </w:t>
-      </w:r>
-      <w:r>
-        <w:rPr>
-          <w:sz w:val="21"/>
-        </w:rPr>
-        <w:t>打开方式：ima 知识库搜索「第37讲 摄缘 后生缘 古源尊者」</w:t>
+          <w:b w:val="0"/>
+        </w:rPr>
+        <w:t>⚠️ 说明：完整串禁用清单 grep -F 0 命中；清单内另有近似 id（前缀差异）系不同完整串，既有系列未实际照录，可正常用。</w:t>
       </w:r>
     </w:p>
     <w:p>
       <w:pPr>
-        <w:ind w:left="340"/>
+        <w:ind w:left="170"/>
+        <w:pBdr>
+          <w:left w:val="single" w:sz="18" w:space="4" w:color="1E4620"/>
+        </w:pBdr>
+        <w:shd w:val="clear" w:fill="F2F5FA"/>
       </w:pPr>
       <w:r>
         <w:rPr>
-          <w:color w:val="1E5631"/>
-          <w:sz w:val="21"/>
-        </w:rPr>
-        <w:t xml:space="preserve">• </w:t>
-      </w:r>
-      <w:r>
-        <w:rPr>
-          <w:sz w:val="21"/>
-        </w:rPr>
-        <w:t>⚠️ 说明：完整串禁用清单 `grep -F` 0 命中；清单内另有近似 id（前缀差异）系不同完整串，既有系列未实际照录，可正常用。</w:t>
+          <w:b w:val="0"/>
+        </w:rPr>
+        <w:t>照录原文（fetch 经整理返回，保留 [generated, not original text] 标注）：</w:t>
+      </w:r>
+    </w:p>
+    <w:p>
+      <w:r>
+        <w:rPr>
+          <w:b/>
+        </w:rPr>
+        <w:t>一、经文、释义与譬喻</w:t>
+      </w:r>
+    </w:p>
+    <w:p>
+      <w:r>
+        <w:rPr>
+          <w:b w:val="0"/>
+        </w:rPr>
+        <w:t>后生缘（pacchājāta-paccaya）：后生的诸心、心所法对前生的这个身体以后生缘为缘。</w:t>
+      </w:r>
+    </w:p>
+    <w:p>
+      <w:r>
+        <w:rPr>
+          <w:b w:val="0"/>
+        </w:rPr>
+        <w:t>根据《发趣义注》：后生，在该身（缘生法）生起后的住时，缘法生起。前生，比那些（心和心所）生起更早生起的并且越过了生的刹那而达到住时。这个身体，指四种来源所生或三种来源所生，大种所造色的身体。三种来源所生，色界梵众天等（色界梵天神）的身体，因为没有食生色（所以是三种来源生）。</w:t>
+      </w:r>
+    </w:p>
+    <w:p>
+      <w:r>
+        <w:rPr>
+          <w:b w:val="0"/>
+        </w:rPr>
+        <w:t>关于后生缘，雷迪西亚多在《发趣总说手册》中说：「后后现起的心对前生且仍存在的四源生色身（catu-samuṭṭhānika-rūpa-kāya，四[因]生色身）生长、增长（vuḍḍhi-viruḷhi）为后生缘。[这就]好比随后那年所降下的雨水对之前那年所萌发的树芽生长、增长为后生缘。在此，从第一个有分开始直到死心的所有心称为『后后的心』。以与结生心一同生起的业生色身为初始、属于内相续的所有四源生色身称为『前生』。」</w:t>
+      </w:r>
+    </w:p>
+    <w:p>
+      <w:r>
+        <w:rPr>
+          <w:b w:val="0"/>
+        </w:rPr>
+        <w:t>没学习过阿毗达摩的人便无法理解这段话，简单来讲，一期生命的第一个心是结生心，结生心之后必定会生起十六个有分心（晚上熟睡无梦时生起的就是有分心），接着一定会生起一个贪爱这个生命的欲贪速行，这是心的定则，所有的生命界都如此。「在此，从结生心之后的第一个有分开始算，一直到死亡心之前的所有的心都称为『后后的心』。」从第一个有分开始一直到死亡心，每一个后生的心都会以后生缘的缘力来支持前一个刹那的色身。</w:t>
+      </w:r>
+    </w:p>
+    <w:p>
+      <w:r>
+        <w:rPr>
+          <w:b w:val="0"/>
+        </w:rPr>
+        <w:t>普通人会认为生命是由业决定的，过去决定现在，但是后生缘的角度，是还没有生起的、未来的心会影响你的现在。</w:t>
+      </w:r>
+    </w:p>
+    <w:p>
+      <w:r>
+        <w:rPr>
+          <w:b/>
+        </w:rPr>
+        <w:t>（二）譬喻——秃鹰的譬喻</w:t>
+      </w:r>
+    </w:p>
+    <w:p>
+      <w:r>
+        <w:rPr>
+          <w:b w:val="0"/>
+        </w:rPr>
+        <w:t>马哈甘达勇西亚多所著的《佛陀大放光明的关键》，关于后生缘的譬喻偈诵：</w:t>
+      </w:r>
+    </w:p>
+    <w:p>
+      <w:r>
+        <w:rPr>
+          <w:b w:val="0"/>
+        </w:rPr>
+        <w:t>四大名蕴，以后生缘力，支持赞助，前已生有，色蕴身躯；有如秃鹰，初生之时，依思存活。</w:t>
+      </w:r>
+    </w:p>
+    <w:p>
+      <w:r>
+        <w:rPr>
+          <w:b w:val="0"/>
+        </w:rPr>
+        <w:t>很多西亚多在讲后生缘的时候，都会提到《五论义注》所举的秃鹰的譬喻。譬喻说小秃鹰孵化出来以后，父母亲不会带食物回来喂养它们，也不会为小秃鹰哺乳。然而，小秃鹰们心里想着：「只要爸爸妈妈回来，我们就有东西吃了。」……就这样，小秃鹰们一次又一次地在期待中过日子。这种期待的心力在父母亲还没有回来之前强烈地支持着小秃鹰的色法……这个活跃的心持续支助着它们的色法，马哈甘达勇西亚多说：「这就像『光看着就饱了』的谚语一样。」就这样，这些希望和期待一直支持着小秃鹰们的身体慢慢长大。</w:t>
+      </w:r>
+    </w:p>
+    <w:p>
+      <w:r>
+        <w:rPr>
+          <w:b/>
+        </w:rPr>
+        <w:t>二、经文详释</w:t>
+      </w:r>
+    </w:p>
+    <w:p>
+      <w:r>
+        <w:rPr>
+          <w:b w:val="0"/>
+        </w:rPr>
+        <w:t>后生缘的缘法对缘所生法为「后生名聚 → 前生色聚」，分别是：缘法——在五蕴地的生命期间，之后生起的四种名蕴，即结生心之后生起的所有心和心所法；缘所生法——在这个心识生起之前已生起并达到住时的色法，包括组成这个身体的所有色法。在此，除了后生缘之外，还有三种缘的缘力与后生缘的缘力完全一起作用，即：不相应缘、有缘、不离去缘。</w:t>
+      </w:r>
+    </w:p>
+    <w:p>
+      <w:r>
+        <w:rPr>
+          <w:b w:val="0"/>
+        </w:rPr>
+        <w:t>在这里，缘法是除了四种无色界果报心的其余心、心所法，也就是八十五种心及相应的五十二种心所，因为在无色界的众生没有色法。再者，以不善、善、果报、唯作来区分，在五蕴有的世间，四地——欲界、色界、无色界、出世间中生起的善、不善对过了生时小刹那的达到住时的四因色身、三因色身有后生缘。对于果报心而言，除了结生果报心（结生心）之外，其余的欲界、色界果报心都对前生的色法有后生缘。</w:t>
+      </w:r>
+    </w:p>
+    <w:p>
+      <w:r>
+        <w:rPr>
+          <w:b/>
+        </w:rPr>
+        <w:t>三、后生缘在名色流中的运作</w:t>
+      </w:r>
+    </w:p>
+    <w:p>
+      <w:r>
+        <w:rPr>
+          <w:b/>
+        </w:rPr>
+        <w:t>（一）名法与色法的寿命</w:t>
+      </w:r>
+    </w:p>
+    <w:p>
+      <w:r>
+        <w:rPr>
+          <w:b w:val="0"/>
+        </w:rPr>
+        <w:t>在具体解释后生缘如何运作之前，我们先复习关于一下名法与色法的寿命知识。名法的寿命为一个心识刹那。义注说，弹指间就有上万亿的心识生灭，可见一个心识刹那极为短暂。每个心识刹那还可以再分为三个小刹那，即：生时、住时和灭时。色法的寿命是十七个心识刹那，若按小刹那算，则色法的寿命为五十一个小刹那。</w:t>
+      </w:r>
+    </w:p>
+    <w:p>
+      <w:r>
+        <w:rPr>
+          <w:b w:val="0"/>
+        </w:rPr>
+        <w:t>在我们的色身包含由四种原因产生的物质，它们是业生色、时节生色、食生色和心生色，共四因生色法；精神层面的四名蕴即心法和心所法（名法）。色法的寿命是名法的十七倍，也就是说一个心灭去后，同在那个心识刹那生起的色法还有十六个心识刹那的寿命，这时如果没有后面生起的心来继续支助这些色法，名色相续流就中断，这些色法就会失去力量乃至于毁坏。后面的名聚支助已经生起的色法，这就是后生缘的力量。</w:t>
+      </w:r>
+    </w:p>
+    <w:p>
+      <w:r>
+        <w:rPr>
+          <w:b w:val="0"/>
+        </w:rPr>
+        <w:t>举例而言，如果一个人走在街上，突然死心生起，他就会立即倒下。为什么？因为这个身体没有名法后生缘的支持。色身的存在，需要后生的心去支持它、维持它、保护它，让它继续存在。后生的心支持前生色法存续的力量，就是阿毗达摩中后生缘的缘力。</w:t>
+      </w:r>
+    </w:p>
+    <w:p>
+      <w:r>
+        <w:rPr>
+          <w:b/>
+        </w:rPr>
+        <w:t>（二）一期生命中的两种特例</w:t>
+      </w:r>
+    </w:p>
+    <w:p>
+      <w:r>
+        <w:rPr>
+          <w:b/>
+        </w:rPr>
+        <w:t>1. 结生时。</w:t>
+      </w:r>
+      <w:r>
+        <w:rPr>
+          <w:b w:val="0"/>
+        </w:rPr>
+        <w:t xml:space="preserve"> 雷迪西亚多在《发趣总说手册》中说：「以第一个有分为初始的十五个有分心对与结生心一同生起的业生色身为后生缘。结生心与那[业生色]身一同生起，不是后生缘。第十六个有分在那[业生色]身的坏灭时生起，也不是后生缘。故为前述的十五个有分心。」</w:t>
+      </w:r>
+    </w:p>
+    <w:p>
+      <w:r>
+        <w:rPr>
+          <w:b/>
+        </w:rPr>
+        <w:t>2. 临死时。</w:t>
+      </w:r>
+      <w:r>
+        <w:rPr>
+          <w:b w:val="0"/>
+        </w:rPr>
+        <w:t xml:space="preserve"> 第二种特例是「临死时」，即死亡心生起之前……因为只要死心没有生起，这个身体就不会败坏；一旦死心生起，这个身体就会开始腐败，尤其在热天，甚至几个小时就能看到它的败坏……由此，我们也能看到心和命根对色身维持和活化的作用。</w:t>
+      </w:r>
+    </w:p>
+    <w:p>
+      <w:r>
+        <w:rPr>
+          <w:b w:val="0"/>
+        </w:rPr>
+        <w:t>在人类的生命流当中，名色就是这样无时无刻不在相互交织着持续生起：每个心识刹那都有四种色法生起，每个色法都会存活十七个心识刹那，同时，每个心识刹那心识也在不断生起，后生的心就这样持续不断地支持着前生的这个身体。</w:t>
+      </w:r>
+    </w:p>
+    <w:p>
+      <w:r>
+        <w:rPr>
+          <w:b/>
+        </w:rPr>
+        <w:t>四、生活中后生缘的譬喻</w:t>
+      </w:r>
+    </w:p>
+    <w:p>
+      <w:r>
+        <w:rPr>
+          <w:b w:val="0"/>
+        </w:rPr>
+        <w:t>比如大家不辞辛苦甚至不远万里来到这里参加禅修营，都是希望成就某种目的而来，都有后生缘力量的支持……基本上华人一辈子就是为了后代而活着。子女现在的状态以及对他们未来的期待一直支持着老一辈华人的心力，这后后生起的心，支持、增长、增强着父母的色身，为孩子的成长而奋斗，这就是很典型的后生缘的譬喻。不少人退休之前生龙活虎，退休之后萎靡不振甚至于没几年就死亡，因为觉得退休之后无所事事没有了『奔头』，没有『奔头』即代表没有后生缘。所以，退休前一定要规划好退休后的生活，学佛、禅修等不亦乐乎，否则没有后生缘的支持便会失去生命的方向。</w:t>
+      </w:r>
+    </w:p>
+    <w:p>
+      <w:r>
+        <w:rPr>
+          <w:b w:val="0"/>
+        </w:rPr>
+        <w:t>在现实生活当中，有不少为母则刚的例子，对孩子的关爱，对孩子的殷切期望，会让母亲的色法、色身变得强大强壮……这就是后生缘的力量，对孩子关爱的力量，孩子的生命如母亲自己的生命。</w:t>
+      </w:r>
+    </w:p>
+    <w:p>
+      <w:r>
+        <w:rPr>
+          <w:b/>
+        </w:rPr>
+        <w:t>五、从后生缘中得到的启发和借鉴</w:t>
+      </w:r>
+    </w:p>
+    <w:p>
+      <w:r>
+        <w:rPr>
+          <w:b/>
+        </w:rPr>
+        <w:t>（一）前生缘与后生缘。</w:t>
+      </w:r>
+      <w:r>
+        <w:rPr>
+          <w:b w:val="0"/>
+        </w:rPr>
+        <w:t xml:space="preserve"> 作为生命，我们既需要前生缘也需要后生缘。父母好比是子女的前生缘，子女可喻为父母的后生缘；没有父母的出现，子女不可能出现，而子女的出现又成为父母持续努力工作、生活的重要动力。</w:t>
+      </w:r>
+    </w:p>
+    <w:p>
+      <w:r>
+        <w:rPr>
+          <w:b/>
+        </w:rPr>
+        <w:t>（二）善用后生缘。</w:t>
+      </w:r>
+      <w:r>
+        <w:rPr>
+          <w:b w:val="0"/>
+        </w:rPr>
+        <w:t xml:space="preserve"> 我们以前总是认为，身体是业的果报，由过去决定我们的现在；但学习后生缘以后，我们应该能理解到未来生起的心也会对现在这个身体以后生缘的缘力起到支持甚至增长的作用，亦即，未来也会影响和决定我们的现在。</w:t>
+      </w:r>
+    </w:p>
+    <w:p>
+      <w:r>
+        <w:rPr>
+          <w:b w:val="0"/>
+        </w:rPr>
+        <w:t>对此，可以来看一条五门心路，确定心之前有五门转向，五识、领受、推度是果报心，果报心由过去决定，过去决定现在的果报。确定心之后是速行心，它影响着未来，为什么会有速行心？与自己的信念、宗旨目标、对未来的想法有关，如果你有很明确的宗旨目标，那么它就会影响你后面的速行心。同一条心路中有一部分是过去决定的、有一部分是未来决定的，可以如此来看待生命。</w:t>
+      </w:r>
+    </w:p>
+    <w:p>
+      <w:r>
+        <w:rPr>
+          <w:b w:val="0"/>
+        </w:rPr>
+        <w:t>作为佛教徒，我们必须树立高远的人生目标。这并不是指要赚到多少钱，获得多高的社会地位，而是一定要以彻底地净化内心、灭除烦恼为目标……要以灭除烦恼为目标时所生起的是正精进，即四正勤：已生善法令增长，未生善法令生起，已生不善令断除，未生不善令不生……目标设定之后，我们按佛陀的教导：持戒、守护根门、于食知限量、实行警寤、训练自己保持正念正知、修习远离、舍离五盖，如此一个一个阶段地去设立目标，然后修习四念处，才能走上修行的坦途。</w:t>
+      </w:r>
+    </w:p>
+    <w:p>
+      <w:r>
+        <w:rPr>
+          <w:b w:val="0"/>
+        </w:rPr>
+        <w:t>如果没有这些目标作为后生缘的力量来支助，过去的业习就会不断地影响我们的生命，我们的生命就会随波逐流，解脱也就遥遥无期了。所以，需要用很明确、高远、高尚、圣洁的生命目标作为后生缘来持续激励我们现在的身心。</w:t>
+      </w:r>
+    </w:p>
+    <w:p>
+      <w:r>
+        <w:rPr>
+          <w:b w:val="0"/>
+        </w:rPr>
+        <w:t>学习了后生缘，便要应用于日常生活，使得我们的身心更有力量地朝向解脱的方向。</w:t>
+      </w:r>
+    </w:p>
+    <w:p>
+      <w:r>
+        <w:rPr>
+          <w:b/>
+        </w:rPr>
+        <w:t>缘法、缘所生法及所摄诸缘（完整）</w:t>
+      </w:r>
+    </w:p>
+    <w:p>
+      <w:r>
+        <w:rPr>
+          <w:b w:val="0"/>
+        </w:rPr>
+        <w:t>后生缘的缘法对缘所生法为「后生名聚 → 前生色聚」，分别是：缘法——在五蕴地的生命期间，之后生起的四种名蕴，即结生心之后生起的所有心和心所法；缘所生法——在这个心识生起之前已生起并达到住时的色法，包括组成这个身体的所有色法。在此，除了后生缘之外，还有三种缘的缘力与后生缘的缘力完全一起作用，即：不相应缘、有缘、不离去缘。</w:t>
+      </w:r>
+    </w:p>
+    <w:p>
+      <w:r>
+        <w:rPr>
+          <w:b w:val="0"/>
+        </w:rPr>
+        <w:t>在这里，缘法是除了四种无色界果报心的其余心、心所法，也就是八十五种心及相应的五十二种心所，因为在无色界的众生没有色法，因此，无色界的果报心不存在对色法有后生缘的缘力。再者，以不善、善、果报、唯作来区分，在五蕴有的世间，四地——欲界、色界、无色界、出世间中生起的善、不善对过了生时小刹那的达到住时的四因色身、三因色身有后生缘。对于果报心而言，除了结生果报心（结生心）之外，其余的欲界、色界果报心都对前生的色法有后生缘。在五蕴地世间生起的出世间心对前生的色法也是有后生缘。</w:t>
+      </w:r>
+    </w:p>
+    <w:p>
+      <w:r>
+        <w:rPr>
+          <w:b/>
+        </w:rPr>
+        <w:t>名法与色法的寿命（完整）</w:t>
+      </w:r>
+    </w:p>
+    <w:p>
+      <w:r>
+        <w:rPr>
+          <w:b w:val="0"/>
+        </w:rPr>
+        <w:t>名法的寿命为一个心识刹那。义注说，弹指间就有上万亿的心识生灭，可见一个心识刹那极为短暂。每个心识刹那还可以再分为三个小刹那，即：生时、住时和灭时。色法的寿命是十七个心识刹那，若按小刹那算，则色法的寿命为五十一个小刹那。第一个小刹那是色法的生时，最后一个小刹那是色法的灭时，色法的住时则等于名法的四十九个小刹那。</w:t>
+      </w:r>
+    </w:p>
+    <w:p>
+      <w:r>
+        <w:rPr>
+          <w:b w:val="0"/>
+        </w:rPr>
+        <w:t>我们的色身包含由四种原因产生的物质，它们是业生色、时节生色、食生色和心生色，共四因生色法。每一个心识刹那都有许多色法生起，心生色法与心识一同生起，其中双五识及无色界果报心除外。业生色法、时节生色法和食生色法则在每个心识刹那的生时、住时和灭时都会生起。色法的寿命是名法的十七倍，也就是说一个心灭去后，同在那个心识刹那生起的色法还有十六个心识刹那的寿命，这时如果没有后面生起的心来继续支助这些色法，名色相续流就中断，这些色法就会失去力量乃至于毁坏。后面的名聚支助已经生起的色法，这就是后生缘的力量。</w:t>
+      </w:r>
+    </w:p>
+    <w:p>
+      <w:r>
+        <w:rPr>
+          <w:b w:val="0"/>
+        </w:rPr>
+        <w:t>举例而言，如果一个人走在街上，突然死心生起，他就会立即倒下。为什么？因为这个身体没有名法后生缘的支持。色身的存在，需要后生的心去支持它、维持它、保护它，让它继续存在。被子弹击中心脏，最容易死亡，为什么？因为心所依处的物质基础是心脏，子弹击中心脏，心所依处色赖以生起的物质条件——心脏四大被破坏了，心所依处色不能正常生起，后生的心没有依处也无法生起，就不能以后生缘的力量支持四生色身。</w:t>
+      </w:r>
+    </w:p>
+    <w:p>
+      <w:r>
+        <w:rPr>
+          <w:b/>
+        </w:rPr>
+        <w:t>一期生命中的两种特例（完整）</w:t>
       </w:r>
     </w:p>
     <w:p>
       <w:pPr>
-        <w:spacing w:before="40" w:after="80"/>
-        <w:ind w:left="283"/>
-        <w:shd w:val="clear" w:color="auto" w:fill="EDF6EF"/>
-        <w:pBdr>
-          <w:left w:val="single" w:sz="20" w:space="6" w:color="1E5631"/>
-        </w:pBdr>
+        <w:pStyle w:val="ListNumber"/>
       </w:pPr>
       <w:r>
         <w:rPr>
-          <w:sz w:val="20"/>
-        </w:rPr>
-        <w:t>照录原文（fetch 经整理返回，保留 `[generated, not original text]` 标注）：</w:t>
-      </w:r>
-    </w:p>
-    <w:p>
-      <w:r>
-        <w:rPr>
-          <w:b/>
-          <w:sz w:val="21"/>
-        </w:rPr>
-        <w:t>一、经文、释义与譬喻</w:t>
-      </w:r>
-    </w:p>
-    <w:p>
-      <w:r>
-        <w:rPr>
-          <w:sz w:val="21"/>
-        </w:rPr>
-        <w:t>后生缘（pacchājāta-paccaya）：后生的诸心、心所法对前生的这个身体以后生缘为缘。</w:t>
-      </w:r>
-    </w:p>
-    <w:p>
-      <w:r>
-        <w:rPr>
-          <w:sz w:val="21"/>
-        </w:rPr>
-        <w:t>根据《发趣义注》：后生，在该身（缘生法）生起后的住时，缘法生起。前生，比那些（心和心所）生起更早生起的并且越过了生的刹那而达到住时。这个身体，指四种来源所生或三种来源所生，大种所造色的身体。三种来源所生，色界梵众天等（色界梵天神）的身体，因为没有食生色（所以是三种来源生）。</w:t>
-      </w:r>
-    </w:p>
-    <w:p>
-      <w:r>
-        <w:rPr>
-          <w:sz w:val="21"/>
-        </w:rPr>
-        <w:t>关于后生缘，雷迪西亚多在《发趣总说手册》中说：「后后现起的心对前生且仍存在的四源生色身（catu-samuṭṭhānika-rūpa-kāya，四[因]生色身）生长、增长（vuḍḍhi-viruḷhi）为后生缘。[这就]好比随后那年所降下的雨水对之前那年所萌发的树芽生长、增长为后生缘。在此，从第一个有分开始直到死心的所有心称为『后后的心』。以与结生心一同生起的业生色身为初始、属于内相续的所有四源生色身称为『前生』。」</w:t>
-      </w:r>
-    </w:p>
-    <w:p>
-      <w:r>
-        <w:rPr>
-          <w:sz w:val="21"/>
-        </w:rPr>
-        <w:t>没学习过阿毗达摩的人便无法理解这段话，简单来讲，一期生命的第一个心是结生心，结生心之后必定会生起十六个有分心（晚上熟睡无梦时生起的就是有分心），接着一定会生起一个贪爱这个生命的欲贪速行，这是心的定则，所有的生命界都如此。「在此，从结生心之后的第一个有分开始算，一直到死亡心之前的所有的心都称为『后后的心』。」从第一个有分开始一直到死亡心，每一个后生的心都会以后生缘的缘力来支持前一个刹那的色身。</w:t>
-      </w:r>
-    </w:p>
-    <w:p>
-      <w:r>
-        <w:rPr>
-          <w:sz w:val="21"/>
-        </w:rPr>
-        <w:t>普通人会认为生命是由业决定的，过去决定现在，但是后生缘的角度，是还没有生起的、未来的心会影响你的现在。</w:t>
-      </w:r>
-    </w:p>
-    <w:p>
-      <w:r>
-        <w:rPr>
-          <w:b/>
-          <w:sz w:val="21"/>
-        </w:rPr>
-        <w:t>（二）譬喻——秃鹰的譬喻</w:t>
-      </w:r>
-    </w:p>
-    <w:p>
-      <w:r>
-        <w:rPr>
-          <w:sz w:val="21"/>
-        </w:rPr>
-        <w:t>马哈甘达勇西亚多所著的《佛陀大放光明的关键》，关于后生缘的譬喻偈诵：</w:t>
-      </w:r>
-    </w:p>
-    <w:p>
-      <w:r>
-        <w:rPr>
-          <w:sz w:val="21"/>
-        </w:rPr>
-        <w:t>四大名蕴，以后生缘力，支持赞助，前已生有，色蕴身躯；有如秃鹰，初生之时，依思存活。</w:t>
-      </w:r>
-    </w:p>
-    <w:p>
-      <w:r>
-        <w:rPr>
-          <w:sz w:val="21"/>
-        </w:rPr>
-        <w:t>很多西亚多在讲后生缘的时候，都会提到《五论义注》所举的秃鹰的譬喻。譬喻说小秃鹰孵化出来以后，父母亲不会带食物回来喂养它们，也不会为小秃鹰哺乳。然而，小秃鹰们心里想着：「只要爸爸妈妈回来，我们就有东西吃了。」……就这样，小秃鹰们一次又一次地在期待中过日子。这种期待的心力在父母亲还没有回来之前强烈地支持着小秃鹰的色法……这个活跃的心持续支助着它们的色法，马哈甘达勇西亚多说：「这就像『光看着就饱了』的谚语一样。」就这样，这些希望和期待一直支持着小秃鹰们的身体慢慢长大。</w:t>
-      </w:r>
-    </w:p>
-    <w:p>
-      <w:r>
-        <w:rPr>
-          <w:b/>
-          <w:sz w:val="21"/>
-        </w:rPr>
-        <w:t>二、经文详释</w:t>
-      </w:r>
-    </w:p>
-    <w:p>
-      <w:r>
-        <w:rPr>
-          <w:sz w:val="21"/>
-        </w:rPr>
-        <w:t>后生缘的缘法对缘所生法为「后生名聚 → 前生色聚」，分别是：缘法——在五蕴地的生命期间，之后生起的四种名蕴，即结生心之后生起的所有心和心所法；缘所生法——在这个心识生起之前已生起并达到住时的色法，包括组成这个身体的所有色法。在此，除了后生缘之外，还有三种缘的缘力与后生缘的缘力完全一起作用，即：不相应缘、有缘、不离去缘。</w:t>
-      </w:r>
-    </w:p>
-    <w:p>
-      <w:r>
-        <w:rPr>
-          <w:sz w:val="21"/>
-        </w:rPr>
-        <w:t>在这里，缘法是除了四种无色界果报心的其余心、心所法，也就是八十五种心及相应的五十二种心所，因为在无色界的众生没有色法。再者，以不善、善、果报、唯作来区分，在五蕴有的世间，四地——欲界、色界、无色界、出世间中生起的善、不善对过了生时小刹那的达到住时的四因色身、三因色身有后生缘。对于果报心而言，除了结生果报心（结生心）之外，其余的欲界、色界果报心都对前生的色法有后生缘。</w:t>
-      </w:r>
-    </w:p>
-    <w:p>
-      <w:r>
-        <w:rPr>
-          <w:b/>
-          <w:sz w:val="21"/>
-        </w:rPr>
-        <w:t>三、后生缘在名色流中的运作</w:t>
-      </w:r>
-    </w:p>
-    <w:p>
-      <w:r>
-        <w:rPr>
-          <w:b/>
-          <w:sz w:val="21"/>
-        </w:rPr>
-        <w:t>（一）名法与色法的寿命</w:t>
-      </w:r>
-    </w:p>
-    <w:p>
-      <w:r>
-        <w:rPr>
-          <w:sz w:val="21"/>
-        </w:rPr>
-        <w:t>在具体解释后生缘如何运作之前，我们先复习关于一下名法与色法的寿命知识。名法的寿命为一个心识刹那。义注说，弹指间就有上万亿的心识生灭，可见一个心识刹那极为短暂。每个心识刹那还可以再分为三个小刹那，即：生时、住时和灭时。色法的寿命是十七个心识刹那，若按小刹那算，则色法的寿命为五十一个小刹那。</w:t>
-      </w:r>
-    </w:p>
-    <w:p>
-      <w:r>
-        <w:rPr>
-          <w:sz w:val="21"/>
-        </w:rPr>
-        <w:t>在我们的色身包含由四种原因产生的物质，它们是业生色、时节生色、食生色和心生色，共四因生色法；精神层面的四名蕴即心法和心所法（名法）。色法的寿命是名法的十七倍，也就是说一个心灭去后，同在那个心识刹那生起的色法还有十六个心识刹那的寿命，这时如果没有后面生起的心来继续支助这些色法，名色相续流就中断，这些色法就会失去力量乃至于毁坏。后面的名聚支助已经生起的色法，这就是后生缘的力量。</w:t>
-      </w:r>
-    </w:p>
-    <w:p>
-      <w:r>
-        <w:rPr>
-          <w:sz w:val="21"/>
-        </w:rPr>
-        <w:t>举例而言，如果一个人走在街上，突然死心生起，他就会立即倒下。为什么？因为这个身体没有名法后生缘的支持。色身的存在，需要后生的心去支持它、维持它、保护它，让它继续存在。后生的心支持前生色法存续的力量，就是阿毗达摩中后生缘的缘力。</w:t>
-      </w:r>
-    </w:p>
-    <w:p>
-      <w:r>
-        <w:rPr>
-          <w:b/>
-          <w:sz w:val="21"/>
-        </w:rPr>
-        <w:t>（二）一期生命中的两种特例</w:t>
-      </w:r>
-    </w:p>
-    <w:p>
-      <w:r>
-        <w:rPr>
-          <w:b/>
-          <w:sz w:val="21"/>
-        </w:rPr>
-        <w:t>1. 结生时。</w:t>
-      </w:r>
-      <w:r>
-        <w:rPr>
-          <w:sz w:val="21"/>
-        </w:rPr>
-        <w:t xml:space="preserve"> 雷迪西亚多在《发趣总说手册》中说：「以第一个有分为初始的十五个有分心对与结生心一同生起的业生色身为后生缘。结生心与那[业生色]身一同生起，不是后生缘。第十六个有分在那[业生色]身的坏灭时生起，也不是后生缘。故为前述的十五个有分心。」</w:t>
-      </w:r>
-    </w:p>
-    <w:p>
-      <w:r>
-        <w:rPr>
-          <w:b/>
-          <w:sz w:val="21"/>
-        </w:rPr>
-        <w:t>2. 临死时。</w:t>
-      </w:r>
-      <w:r>
-        <w:rPr>
-          <w:sz w:val="21"/>
-        </w:rPr>
-        <w:t xml:space="preserve"> 第二种特例是「临死时」，即死亡心生起之前……因为只要死心没有生起，这个身体就不会败坏；一旦死心生起，这个身体就会开始腐败，尤其在热天，甚至几个小时就能看到它的败坏……由此，我们也能看到心和命根对色身维持和活化的作用。</w:t>
-      </w:r>
-    </w:p>
-    <w:p>
-      <w:r>
-        <w:rPr>
-          <w:sz w:val="21"/>
-        </w:rPr>
-        <w:t>在人类的生命流当中，名色就是这样无时无刻不在相互交织着持续生起：每个心识刹那都有四种色法生起，每个色法都会存活十七个心识刹那，同时，每个心识刹那心识也在不断生起，后生的心就这样持续不断地支持着前生的这个身体。</w:t>
-      </w:r>
-    </w:p>
-    <w:p>
-      <w:r>
-        <w:rPr>
-          <w:b/>
-          <w:sz w:val="21"/>
-        </w:rPr>
-        <w:t>四、生活中后生缘的譬喻</w:t>
-      </w:r>
-    </w:p>
-    <w:p>
-      <w:r>
-        <w:rPr>
-          <w:sz w:val="21"/>
-        </w:rPr>
-        <w:t>比如大家不辞辛苦甚至不远万里来到这里参加禅修营，都是希望成就某种目的而来，都有后生缘力量的支持……基本上华人一辈子就是为了后代而活着。子女现在的状态以及对他们未来的期待一直支持着老一辈华人的心力，这后后生起的心，支持、增长、增强着父母的色身，为孩子的成长而奋斗，这就是很典型的后生缘的譬喻。不少人退休之前生龙活虎，退休之后萎靡不振甚至于没几年就死亡，因为觉得退休之后无所事事没有了『奔头』，没有『奔头』即代表没有后生缘。所以，退休前一定要规划好退休后的生活，学佛、禅修等不亦乐乎，否则没有后生缘的支持便会失去生命的方向。</w:t>
-      </w:r>
-    </w:p>
-    <w:p>
-      <w:r>
-        <w:rPr>
-          <w:sz w:val="21"/>
-        </w:rPr>
-        <w:t>在现实生活当中，有不少为母则刚的例子，对孩子的关爱，对孩子的殷切期望，会让母亲的色法、色身变得强大强壮……这就是后生缘的力量，对孩子关爱的力量，孩子的生命如母亲自己的生命。</w:t>
-      </w:r>
-    </w:p>
-    <w:p>
-      <w:r>
-        <w:rPr>
-          <w:b/>
-          <w:sz w:val="21"/>
-        </w:rPr>
-        <w:t>五、从后生缘中得到的启发和借鉴</w:t>
-      </w:r>
-    </w:p>
-    <w:p>
-      <w:r>
-        <w:rPr>
-          <w:b/>
-          <w:sz w:val="21"/>
-        </w:rPr>
-        <w:t>（一）前生缘与后生缘。</w:t>
-      </w:r>
-      <w:r>
-        <w:rPr>
-          <w:sz w:val="21"/>
-        </w:rPr>
-        <w:t xml:space="preserve"> 作为生命，我们既需要前生缘也需要后生缘。父母好比是子女的前生缘，子女可喻为父母的后生缘；没有父母的出现，子女不可能出现，而子女的出现又成为父母持续努力工作、生活的重要动力。</w:t>
-      </w:r>
-    </w:p>
-    <w:p>
-      <w:r>
-        <w:rPr>
-          <w:b/>
-          <w:sz w:val="21"/>
-        </w:rPr>
-        <w:t>（二）善用后生缘。</w:t>
-      </w:r>
-      <w:r>
-        <w:rPr>
-          <w:sz w:val="21"/>
-        </w:rPr>
-        <w:t xml:space="preserve"> 我们以前总是认为，身体是业的果报，由过去决定我们的现在；但学习后生缘以后，我们应该能理解到未来生起的心也会对现在这个身体以后生缘的缘力起到支持甚至增长的作用，亦即，未来也会影响和决定我们的现在。</w:t>
-      </w:r>
-    </w:p>
-    <w:p>
-      <w:r>
-        <w:rPr>
-          <w:sz w:val="21"/>
-        </w:rPr>
-        <w:t>对此，可以来看一条五门心路，确定心之前有五门转向，五识、领受、推度是果报心，果报心由过去决定，过去决定现在的果报。确定心之后是速行心，它影响着未来，为什么会有速行心？与自己的信念、宗旨目标、对未来的想法有关，如果你有很明确的宗旨目标，那么它就会影响你后面的速行心。同一条心路中有一部分是过去决定的、有一部分是未来决定的，可以如此来看待生命。</w:t>
-      </w:r>
-    </w:p>
-    <w:p>
-      <w:r>
-        <w:rPr>
-          <w:sz w:val="21"/>
-        </w:rPr>
-        <w:t>作为佛教徒，我们必须树立高远的人生目标。这并不是指要赚到多少钱，获得多高的社会地位，而是一定要以彻底地净化内心、灭除烦恼为目标……要以灭除烦恼为目标时所生起的是正精进，即四正勤：已生善法令增长，未生善法令生起，已生不善令断除，未生不善令不生……目标设定之后，我们按佛陀的教导：持戒、守护根门、于食知限量、实行警寤、训练自己保持正念正知、修习远离、舍离五盖，如此一个一个阶段地去设立目标，然后修习四念处，才能走上修行的坦途。</w:t>
-      </w:r>
-    </w:p>
-    <w:p>
-      <w:r>
-        <w:rPr>
-          <w:sz w:val="21"/>
-        </w:rPr>
-        <w:t>如果没有这些目标作为后生缘的力量来支助，过去的业习就会不断地影响我们的生命，我们的生命就会随波逐流，解脱也就遥遥无期了。所以，需要用很明确、高远、高尚、圣洁的生命目标作为后生缘来持续激励我们现在的身心。</w:t>
-      </w:r>
-    </w:p>
-    <w:p>
-      <w:r>
-        <w:rPr>
-          <w:sz w:val="21"/>
-        </w:rPr>
-        <w:t>学习了后生缘，便要应用于日常生活，使得我们的身心更有力量地朝向解脱的方向。</w:t>
-      </w:r>
-    </w:p>
-    <w:p>
-      <w:r>
-        <w:rPr>
-          <w:b/>
-          <w:sz w:val="21"/>
-        </w:rPr>
-        <w:t>缘法、缘所生法及所摄诸缘（完整）</w:t>
-      </w:r>
-    </w:p>
-    <w:p>
-      <w:r>
-        <w:rPr>
-          <w:sz w:val="21"/>
-        </w:rPr>
-        <w:t>后生缘的缘法对缘所生法为「后生名聚 → 前生色聚」，分别是：缘法——在五蕴地的生命期间，之后生起的四种名蕴，即结生心之后生起的所有心和心所法；缘所生法——在这个心识生起之前已生起并达到住时的色法，包括组成这个身体的所有色法。在此，除了后生缘之外，还有三种缘的缘力与后生缘的缘力完全一起作用，即：不相应缘、有缘、不离去缘。</w:t>
-      </w:r>
-    </w:p>
-    <w:p>
-      <w:r>
-        <w:rPr>
-          <w:sz w:val="21"/>
-        </w:rPr>
-        <w:t>在这里，缘法是除了四种无色界果报心的其余心、心所法，也就是八十五种心及相应的五十二种心所，因为在无色界的众生没有色法，因此，无色界的果报心不存在对色法有后生缘的缘力。再者，以不善、善、果报、唯作来区分，在五蕴有的世间，四地——欲界、色界、无色界、出世间中生起的善、不善对过了生时小刹那的达到住时的四因色身、三因色身有后生缘。对于果报心而言，除了结生果报心（结生心）之外，其余的欲界、色界果报心都对前生的色法有后生缘。在五蕴地世间生起的出世间心对前生的色法也是有后生缘。</w:t>
-      </w:r>
-    </w:p>
-    <w:p>
-      <w:r>
-        <w:rPr>
-          <w:b/>
-          <w:sz w:val="21"/>
-        </w:rPr>
-        <w:t>名法与色法的寿命（完整）</w:t>
-      </w:r>
-    </w:p>
-    <w:p>
-      <w:r>
-        <w:rPr>
-          <w:sz w:val="21"/>
-        </w:rPr>
-        <w:t>名法的寿命为一个心识刹那。义注说，弹指间就有上万亿的心识生灭，可见一个心识刹那极为短暂。每个心识刹那还可以再分为三个小刹那，即：生时、住时和灭时。色法的寿命是十七个心识刹那，若按小刹那算，则色法的寿命为五十一个小刹那。第一个小刹那是色法的生时，最后一个小刹那是色法的灭时，色法的住时则等于名法的四十九个小刹那。</w:t>
-      </w:r>
-    </w:p>
-    <w:p>
-      <w:r>
-        <w:rPr>
-          <w:sz w:val="21"/>
-        </w:rPr>
-        <w:t>我们的色身包含由四种原因产生的物质，它们是业生色、时节生色、食生色和心生色，共四因生色法。每一个心识刹那都有许多色法生起，心生色法与心识一同生起，其中双五识及无色界果报心除外。业生色法、时节生色法和食生色法则在每个心识刹那的生时、住时和灭时都会生起。色法的寿命是名法的十七倍，也就是说一个心灭去后，同在那个心识刹那生起的色法还有十六个心识刹那的寿命，这时如果没有后面生起的心来继续支助这些色法，名色相续流就中断，这些色法就会失去力量乃至于毁坏。后面的名聚支助已经生起的色法，这就是后生缘的力量。</w:t>
-      </w:r>
-    </w:p>
-    <w:p>
-      <w:r>
-        <w:rPr>
-          <w:sz w:val="21"/>
-        </w:rPr>
-        <w:t>举例而言，如果一个人走在街上，突然死心生起，他就会立即倒下。为什么？因为这个身体没有名法后生缘的支持。色身的存在，需要后生的心去支持它、维持它、保护它，让它继续存在。被子弹击中心脏，最容易死亡，为什么？因为心所依处的物质基础是心脏，子弹击中心脏，心所依处色赖以生起的物质条件——心脏四大被破坏了，心所依处色不能正常生起，后生的心没有依处也无法生起，就不能以后生缘的力量支持四生色身。</w:t>
-      </w:r>
-    </w:p>
-    <w:p>
-      <w:r>
-        <w:rPr>
-          <w:b/>
-          <w:sz w:val="21"/>
-        </w:rPr>
-        <w:t>一期生命中的两种特例（完整）</w:t>
+          <w:b w:val="0"/>
+        </w:rPr>
+        <w:t>结生时。雷迪西亚多在《发趣总说手册》中说：「以第一个有分为初始的十五个有分心对与结生心一同生起的业生色身为后生缘。结生心与那[业生色]身一同生起，不是后生缘。第十六个有分在那[业生色]身的坏灭时生起，也不是后生缘。故为前述的十五个有分心。」也就是说，结生心灭去后，与结生心一同生起的三种业生色聚（心十法聚、身十法聚、性根十法聚）仍然存续，它们还有十六个心识刹那的寿命；后生的十五个心识刹那的有分心，都会以后生缘的力量支助跟结生心同时生起的业生色存续。</w:t>
       </w:r>
     </w:p>
     <w:p>
       <w:pPr>
-        <w:ind w:left="340"/>
+        <w:pStyle w:val="ListNumber"/>
       </w:pPr>
       <w:r>
         <w:rPr>
+          <w:b w:val="0"/>
+        </w:rPr>
+        <w:t>临死时。关于死亡心，普遍认为死亡心与毕业生色法同时灭去，也有些论师认为死亡心还会产生心生色法；当然，至少死亡心前一个心识刹那的心一定会产生心生色法，而那心生色法在死亡心灭去后还会存续十五个心识刹那。所以死亡心灭去之后，这个身体里面就不会再有名法和业生色法存在。死亡心灭去后，由于没有了命根九法聚（业生色）中火界的支助，也不会再有新一代的食生色法生起，最后只剩下一堆时节生色。</w:t>
+      </w:r>
+    </w:p>
+    <w:p>
+      <w:r>
+        <w:rPr>
+          <w:b w:val="0"/>
+        </w:rPr>
+        <w:t>举例而言，以前在农村都有这样的习惯，当有人由于不明原因突然「死去」时，特别是年轻人、中年人，村里的老人一般会去检查他的胸窝，如果胸窝没有凉透，就不能下葬；即使胸窝凉透了，也通常会停尸七天。为什么要这样做呢？就是为了防止这个人实际上并没有死而被活埋的情况发生。因为只要死心没有生起，这个身体就不会败坏；一旦死心生起，这个身体就会开始腐败，尤其在热天，甚至几个小时就能看到它的败坏。</w:t>
+      </w:r>
+    </w:p>
+    <w:p>
+      <w:r>
+        <w:rPr>
           <w:b/>
-          <w:sz w:val="21"/>
-        </w:rPr>
-        <w:t xml:space="preserve">1. </w:t>
-      </w:r>
-      <w:r>
-        <w:rPr>
-          <w:sz w:val="21"/>
-        </w:rPr>
-        <w:t>结生时。雷迪西亚多在《发趣总说手册》中说：「以第一个有分为初始的十五个有分心对与结生心一同生起的业生色身为后生缘。结生心与那[业生色]身一同生起，不是后生缘。第十六个有分在那[业生色]身的坏灭时生起，也不是后生缘。故为前述的十五个有分心。」也就是说，结生心灭去后，与结生心一同生起的三种业生色聚（心十法聚、身十法聚、性根十法聚）仍然存续，它们还有十六个心识刹那的寿命；后生的十五个心识刹那的有分心，都会以后生缘的力量支助跟结生心同时生起的业生色存续。</w:t>
+        </w:rPr>
+        <w:t>生活中后生缘的譬喻（完整）</w:t>
+      </w:r>
+    </w:p>
+    <w:p>
+      <w:r>
+        <w:rPr>
+          <w:b w:val="0"/>
+        </w:rPr>
+        <w:t>在世间，从小到大我们求学、恋爱、追求事业成功、婚前备婚、婚后备胎、抚养后代（尤其妈妈们），这种后生缘力量就表现得很明显。通常两个人结婚后，就会着手从各方面为未出生的孩子作准备。怀孕以后，当妈妈的就特别注重饮食，保持良好的心情，还要胎教等等，同时也开始张罗孩子的衣服、小床等各种用品。孩子出生以后，父母更是每天都为着孩子而忙碌，从上幼儿园、小学、中学到大学，陪伴着孩子从出生到逐渐长大。父母总是为了孩子的成长而费尽心思，如果孩子的学习不是很好，父母就要想尽办法给他找老师补习；如果孩子学习好的话，父母的心力就更强了，内心欢喜不用说，还要计划着未来让孩子出国留学。其实父母这么努力地为孩子，等孩子长大以后，想得到孩子的报答却是很困难的。但是，父母亲依然觉得能把孩子培养成人、培养成才就很满足，对子女的回报却并不在意，只是心甘情愿地不断付出。</w:t>
+      </w:r>
+    </w:p>
+    <w:p>
+      <w:r>
+        <w:rPr>
+          <w:b w:val="0"/>
+        </w:rPr>
+        <w:t>在现实生活当中，有不少为母则刚的例子，对孩子的关爱，对孩子的殷切期望，会让母亲的色法、色身变得强大强壮。美通社于1982年发布的一则故事：在美国佐治亚州的劳伦斯维尔的一位母亲安吉拉·卡瓦略，儿子托尼被汽车压住时，她冲出去用双手抓住车子的侧面，竭尽全力去搬动这辆汽车。救援人员赶到时，这位母亲已经托着汽车，硬撑了五分钟，最后昏倒在现场。这种「为母则刚」的类似故事，在很多国家都有这样的传闻。这就是后生缘的力量，对孩子关爱的力量，孩子的生命如母亲自己的生命。</w:t>
+      </w:r>
+    </w:p>
+    <w:p>
+      <w:r>
+        <w:rPr>
+          <w:b w:val="0"/>
+        </w:rPr>
+        <w:t>*[generated, not original text]*</w:t>
+      </w:r>
+    </w:p>
+    <w:p>
+      <w:r>
+        <w:rPr>
+          <w:b/>
+        </w:rPr>
+        <w:t>材料③</w:t>
+      </w:r>
+      <w:r>
+        <w:rPr>
+          <w:b w:val="0"/>
+        </w:rPr>
+        <w:t xml:space="preserve"> ★核心：《古源尊者24缘释义第11讲-重复缘》</w:t>
       </w:r>
     </w:p>
     <w:p>
       <w:pPr>
-        <w:ind w:left="340"/>
+        <w:pStyle w:val="ListBullet"/>
       </w:pPr>
       <w:r>
         <w:rPr>
-          <w:b/>
-          <w:sz w:val="21"/>
-        </w:rPr>
-        <w:t xml:space="preserve">2. </w:t>
-      </w:r>
-      <w:r>
-        <w:rPr>
-          <w:sz w:val="21"/>
-        </w:rPr>
-        <w:t>临死时。关于死亡心，普遍认为死亡心与毕业生色法同时灭去，也有些论师认为死亡心还会产生心生色法；当然，至少死亡心前一个心识刹那的心一定会产生心生色法，而那心生色法在死亡心灭去后还会存续十五个心识刹那。所以死亡心灭去之后，这个身体里面就不会再有名法和业生色法存在。死亡心灭去后，由于没有了命根九法聚（业生色）中火界的支助，也不会再有新一代的食生色法生起，最后只剩下一堆时节生色。</w:t>
-      </w:r>
-    </w:p>
-    <w:p>
-      <w:r>
-        <w:rPr>
-          <w:sz w:val="21"/>
-        </w:rPr>
-        <w:t>举例而言，以前在农村都有这样的习惯，当有人由于不明原因突然「死去」时，特别是年轻人、中年人，村里的老人一般会去检查他的胸窝，如果胸窝没有凉透，就不能下葬；即使胸窝凉透了，也通常会停尸七天。为什么要这样做呢？就是为了防止这个人实际上并没有死而被活埋的情况发生。因为只要死心没有生起，这个身体就不会败坏；一旦死心生起，这个身体就会开始腐败，尤其在热天，甚至几个小时就能看到它的败坏。</w:t>
-      </w:r>
-    </w:p>
-    <w:p>
-      <w:r>
-        <w:rPr>
-          <w:b/>
-          <w:sz w:val="21"/>
-        </w:rPr>
-        <w:t>生活中后生缘的譬喻（完整）</w:t>
-      </w:r>
-    </w:p>
-    <w:p>
-      <w:r>
-        <w:rPr>
-          <w:sz w:val="21"/>
-        </w:rPr>
-        <w:t>在世间，从小到大我们求学、恋爱、追求事业成功、婚前备婚、婚后备胎、抚养后代（尤其妈妈们），这种后生缘力量就表现得很明显。通常两个人结婚后，就会着手从各方面为未出生的孩子作准备。怀孕以后，当妈妈的就特别注重饮食，保持良好的心情，还要胎教等等，同时也开始张罗孩子的衣服、小床等各种用品。孩子出生以后，父母更是每天都为着孩子而忙碌，从上幼儿园、小学、中学到大学，陪伴着孩子从出生到逐渐长大。父母总是为了孩子的成长而费尽心思，如果孩子的学习不是很好，父母就要想尽办法给他找老师补习；如果孩子学习好的话，父母的心力就更强了，内心欢喜不用说，还要计划着未来让孩子出国留学。其实父母这么努力地为孩子，等孩子长大以后，想得到孩子的报答却是很困难的。但是，父母亲依然觉得能把孩子培养成人、培养成才就很满足，对子女的回报却并不在意，只是心甘情愿地不断付出。</w:t>
-      </w:r>
-    </w:p>
-    <w:p>
-      <w:r>
-        <w:rPr>
-          <w:sz w:val="21"/>
-        </w:rPr>
-        <w:t>在现实生活当中，有不少为母则刚的例子，对孩子的关爱，对孩子的殷切期望，会让母亲的色法、色身变得强大强壮。美通社于1982年发布的一则故事：在美国佐治亚州的劳伦斯维尔的一位母亲安吉拉·卡瓦略，儿子托尼被汽车压住时，她冲出去用双手抓住车子的侧面，竭尽全力去搬动这辆汽车。救援人员赶到时，这位母亲已经托着汽车，硬撑了五分钟，最后昏倒在现场。这种「为母则刚」的类似故事，在很多国家都有这样的传闻。这就是后生缘的力量，对孩子关爱的力量，孩子的生命如母亲自己的生命。</w:t>
-      </w:r>
-    </w:p>
-    <w:p>
-      <w:r>
-        <w:rPr>
-          <w:sz w:val="21"/>
-        </w:rPr>
-        <w:t>*[generated, not original text]*</w:t>
-      </w:r>
-    </w:p>
-    <w:p>
-      <w:r>
-        <w:rPr>
-          <w:b/>
-          <w:sz w:val="21"/>
-        </w:rPr>
-        <w:t>材料③</w:t>
-      </w:r>
-      <w:r>
-        <w:rPr>
-          <w:sz w:val="21"/>
-        </w:rPr>
-        <w:t xml:space="preserve"> ★核心：《古源尊者24缘释义第11讲-重复缘》</w:t>
+          <w:b w:val="0"/>
+        </w:rPr>
+        <w:t>文件类型：pdf</w:t>
       </w:r>
     </w:p>
     <w:p>
       <w:pPr>
-        <w:ind w:left="340"/>
+        <w:pStyle w:val="ListBullet"/>
       </w:pPr>
       <w:r>
         <w:rPr>
-          <w:color w:val="1E5631"/>
-          <w:sz w:val="21"/>
-        </w:rPr>
-        <w:t xml:space="preserve">• </w:t>
-      </w:r>
-      <w:r>
-        <w:rPr>
-          <w:sz w:val="21"/>
-        </w:rPr>
-        <w:t>文件类型：pdf</w:t>
+          <w:b w:val="0"/>
+        </w:rPr>
+        <w:t>知识库出处：古源尊者开示及上座部佛教资料</w:t>
+      </w:r>
+    </w:p>
+    <w:p>
+      <w:r>
+        <w:rPr>
+          <w:b w:val="0"/>
+        </w:rPr>
+        <w:t>-</w:t>
       </w:r>
     </w:p>
     <w:p>
       <w:pPr>
-        <w:ind w:left="340"/>
+        <w:pStyle w:val="ListBullet"/>
       </w:pPr>
       <w:r>
         <w:rPr>
-          <w:color w:val="1E5631"/>
-          <w:sz w:val="21"/>
-        </w:rPr>
-        <w:t xml:space="preserve">• </w:t>
-      </w:r>
-      <w:r>
-        <w:rPr>
-          <w:sz w:val="21"/>
-        </w:rPr>
-        <w:t>知识库出处：古源尊者开示及上座部佛教资料</w:t>
-      </w:r>
-    </w:p>
-    <w:p>
-      <w:r>
-        <w:rPr>
-          <w:sz w:val="21"/>
-        </w:rPr>
-        <w:t>-</w:t>
+          <w:b w:val="0"/>
+        </w:rPr>
+        <w:t>打开方式：ima 知识库搜索「24缘释义 第11讲 重复缘 古源尊者」</w:t>
       </w:r>
     </w:p>
     <w:p>
       <w:pPr>
-        <w:ind w:left="340"/>
+        <w:pStyle w:val="ListBullet"/>
       </w:pPr>
       <w:r>
         <w:rPr>
-          <w:color w:val="1E5631"/>
-          <w:sz w:val="21"/>
-        </w:rPr>
-        <w:t xml:space="preserve">• </w:t>
-      </w:r>
-      <w:r>
-        <w:rPr>
-          <w:sz w:val="21"/>
-        </w:rPr>
-        <w:t>打开方式：ima 知识库搜索「24缘释义 第11讲 重复缘 古源尊者」</w:t>
+          <w:b w:val="0"/>
+        </w:rPr>
+        <w:t>备选同讲：《第38讲-摄缘-重复缘》pdf_d0dd1c0cd17209afe241ece24bf6b7b4_5416bc0ce53c0783ef75c33d759e8b6f7439961422831605（禁用清单 0 命中）</w:t>
       </w:r>
     </w:p>
     <w:p>
       <w:pPr>
-        <w:ind w:left="340"/>
+        <w:ind w:left="170"/>
+        <w:pBdr>
+          <w:left w:val="single" w:sz="18" w:space="4" w:color="1E4620"/>
+        </w:pBdr>
+        <w:shd w:val="clear" w:fill="F2F5FA"/>
       </w:pPr>
       <w:r>
         <w:rPr>
-          <w:color w:val="1E5631"/>
-          <w:sz w:val="21"/>
-        </w:rPr>
-        <w:t xml:space="preserve">• </w:t>
-      </w:r>
-      <w:r>
-        <w:rPr>
-          <w:sz w:val="21"/>
-        </w:rPr>
-        <w:t>备选同讲：《第38讲-摄缘-重复缘》`pdf_d0dd1c0cd17209afe241ece24bf6b7b4_5416bc0ce53c0783ef75c33d759e8b6f7439961422831605`（禁用清单 0 命中）</w:t>
+          <w:b w:val="0"/>
+        </w:rPr>
+        <w:t>照录原文（fetch 经整理返回，保留 [generated, not original text] 标注）：</w:t>
+      </w:r>
+    </w:p>
+    <w:p>
+      <w:r>
+        <w:rPr>
+          <w:b/>
+        </w:rPr>
+        <w:t>一、经文与浅释</w:t>
       </w:r>
     </w:p>
     <w:p>
       <w:pPr>
-        <w:spacing w:before="40" w:after="80"/>
-        <w:ind w:left="283"/>
-        <w:shd w:val="clear" w:color="auto" w:fill="EDF6EF"/>
-        <w:pBdr>
-          <w:left w:val="single" w:sz="20" w:space="6" w:color="1E5631"/>
-        </w:pBdr>
+        <w:pStyle w:val="ListNumber"/>
       </w:pPr>
       <w:r>
         <w:rPr>
-          <w:sz w:val="20"/>
-        </w:rPr>
-        <w:t>照录原文（fetch 经整理返回，保留 `[generated, not original text]` 标注）：</w:t>
+          <w:b w:val="0"/>
+        </w:rPr>
+        <w:t>重复缘（āsevana-paccaya）：前前诸善法对后后诸善法以重复缘为缘。前前诸不善法对后后诸不善法以重复缘为缘。前前诸唯作无记法对后后诸唯作无记法以重复缘为缘。</w:t>
       </w:r>
     </w:p>
     <w:p>
       <w:r>
         <w:rPr>
+          <w:b w:val="0"/>
+        </w:rPr>
+        <w:t>第十二个缘是重复缘，也译为数数习行缘。《表解》（ch.8-22）中说，重复缘是指「刚灭尽的缘法以重复熏习的缘力缘助同种类的缘所生法在它灭后更强而有效地生起」。</w:t>
+      </w:r>
+    </w:p>
+    <w:p>
+      <w:r>
+        <w:rPr>
+          <w:b w:val="0"/>
+        </w:rPr>
+        <w:t>经文的意思很简单，指的是在善速行、不善速行与唯作速行中，之前生起的速行心（除了最后一个速行心）对之后生起的速行心（除了第一个速行心），以重复缘为缘。</w:t>
+      </w:r>
+    </w:p>
+    <w:p>
+      <w:r>
+        <w:rPr>
+          <w:b w:val="0"/>
+        </w:rPr>
+        <w:t>另外，从更宽泛的意义上来理解，古德、论师们说，重复缘指的是不断地重复使成为惯性，犹如（玉石）打磨了一层又一层而使亮度提升。如果我们之前重复地念诵与学习巴利三藏，之后的学习过程将会更容易，之前的学习是之后学习的支助。就好比说，小学的学习是中学学习的支助。同样地，之前的善法支助着之后的善法，不善法与唯作无记法亦是如此。</w:t>
+      </w:r>
+    </w:p>
+    <w:p>
+      <w:r>
+        <w:rPr>
           <w:b/>
-          <w:sz w:val="21"/>
-        </w:rPr>
-        <w:t>一、经文与浅释</w:t>
+        </w:rPr>
+        <w:t>二、经文详释</w:t>
+      </w:r>
+    </w:p>
+    <w:p>
+      <w:r>
+        <w:rPr>
+          <w:b w:val="0"/>
+        </w:rPr>
+        <w:t>「前前诸善法对后后诸善法以重复缘为缘」的缘法与缘所生法为：缘法——之前生起的十七种世间的善速行心（除了最后一个速行心）及三十八种相应心所；缘所生法——之后生起的十七种世间的善速行心（除了第一个速行心）、四种出世间道心及三十八种相应心所。</w:t>
+      </w:r>
+    </w:p>
+    <w:p>
+      <w:r>
+        <w:rPr>
+          <w:b w:val="0"/>
+        </w:rPr>
+        <w:t>十七种世间的善速行心指的是八种欲界善速行、五种色界善速行以及四种无色界善速行，共十七种。缘法除去最后一个速行心是因为最后一个速行心之后是有分或彼所缘，是果报无记法，不属于善法；缘所生法除去第一个速行心是因为第一个速行心之前是意门转向心或者确定心，是唯作无记法，也不属于善法。</w:t>
+      </w:r>
+    </w:p>
+    <w:p>
+      <w:r>
+        <w:rPr>
+          <w:b w:val="0"/>
+        </w:rPr>
+        <w:t>「前前诸不善法对后后诸不善法以重复缘为缘」的缘法与缘所生法为：缘法——之前生起的十二种世间的不善速行心（除了最后一个速行心）及二十七种相应心所；缘所生法——之后生起的十二种世间的不善速行心（除了第一个速行心）及二十七种相应心所。</w:t>
+      </w:r>
+    </w:p>
+    <w:p>
+      <w:r>
+        <w:rPr>
+          <w:b w:val="0"/>
+        </w:rPr>
+        <w:t>「前前诸唯作无记法对后后诸唯作无记法以重复缘为缘」的缘法与缘所生法为：缘法——之前生起的十八种唯作速行心（除了最后一个速行心）及三十五种相应心所（扣除了三种离心所）；缘所生法——之后生起的十八种唯作速行心（除了第一个速行心）及三十五种相应心所（扣除了三种离心所）。十八种唯作速行心包括八种欲界的唯作速行心、五种色界的唯作速行心、四种无色界的唯作速行心，加一个阿拉汉的生笑心。唯作速行只属于包括佛陀、独觉佛在内的阿拉汉圣者。</w:t>
+      </w:r>
+    </w:p>
+    <w:p>
+      <w:r>
+        <w:rPr>
+          <w:b w:val="0"/>
+        </w:rPr>
+        <w:t>总括前面三部分，重复缘的缘法对缘所生法为「前速行名聚 → 后速行名聚」，三分法是：缘法——之前生起的四十七种速行心（除了最后一个速行心，不包括八种出世间心）及五十二种相应心所；缘所生法——之后生起的五十一种速行心（除了第一个速行心，不包括四种出世间果心）及五十二种相应心所；缘力——刚灭尽的缘法以重复熏习的缘力缘助同种类的缘所生在它灭后更强而有效地生起。在此，包括重复缘在内，共有六种缘的缘力与重复缘的缘力完全一起作用，即：重复缘、无间缘、等无间缘、亲依止缘、无有缘和离去缘。</w:t>
+      </w:r>
+    </w:p>
+    <w:p>
+      <w:r>
+        <w:rPr>
+          <w:b/>
+        </w:rPr>
+        <w:t>三、善用重复缘</w:t>
+      </w:r>
+    </w:p>
+    <w:p>
+      <w:r>
+        <w:rPr>
+          <w:b/>
+        </w:rPr>
+        <w:t>生命中的重复缘。</w:t>
+      </w:r>
+      <w:r>
+        <w:rPr>
+          <w:b w:val="0"/>
+        </w:rPr>
+        <w:t xml:space="preserve"> 首先，在欲界地，当五门极大所缘或意门清晰所缘出现时，必定生起七个速行心，这是心的定则。由此可见，不管速行心是善、不善还是唯作，它一定会重复，一定会数数习行。换言之，当我们对一个目标采取某种行动、采取某种态度时，我们都会习惯性地在一段时间内重复地对它采取行动。心的定则就是如此。</w:t>
+      </w:r>
+    </w:p>
+    <w:p>
+      <w:r>
+        <w:rPr>
+          <w:b w:val="0"/>
+        </w:rPr>
+        <w:t>当这样展开来看重复缘的时候，我们会发现重复缘非常重要——要成就任何一件事，不管是好事还是坏事，都需要不断重复地去做才能达成。从我们生下来开始就是这样，不管是学走路还是学讲话等等，都要经过数数地串习、习行才能够学会。从多生来看也是如此，包括我们的很多习惯、偏好，很多似乎与生俱来、与众不同的能力，实际上都是过去生中不断重复造下、培育起来的善或不善行……它可以使我们养成良好的习惯，也可以让我们形成不好的习惯；它能使我们的生命变得更美好，让我们的生命得以净化提升，也能使我们的生命退堕而变得更低劣。</w:t>
+      </w:r>
+    </w:p>
+    <w:p>
+      <w:r>
+        <w:rPr>
+          <w:b/>
+        </w:rPr>
+        <w:t>修行中的重复缘。</w:t>
+      </w:r>
+      <w:r>
+        <w:rPr>
+          <w:b w:val="0"/>
+        </w:rPr>
+        <w:t xml:space="preserve"> 重复缘的巴利是 āsevanapaccaya，巴利 āsevana（重复、练习熟悉）可以理解为不断重复使成为惯性，或是让它的缘所生法接受它的启发，进而使缘所生法提升而获得越来越高的熟练性、能量与力度……在明昆西亚多的《大佛史》中说道：「单单就十巴拉蜜中的布施巴拉蜜，人们不可能只修了一次就能成佛……事实上，最短的时程是修习了四不可数与十万大劫的巴拉蜜。只有在这么久的时程里，非常恭敬、热诚、认真、透彻与毫无间断地修习了巴拉蜜之后，才能成佛。」所以说，十种巴拉蜜也是通过重复缘的方式，在自然亲依止缘的持续支持下，不断得到提升而达至圆满的。</w:t>
+      </w:r>
+    </w:p>
+    <w:p>
+      <w:r>
+        <w:rPr>
+          <w:b w:val="0"/>
+        </w:rPr>
+        <w:t>同样地，我们以解脱为目标来修习止观也是如此。以修习安那般那（入出息念）为例，只有一天一天重复、持续不断地专注，直到色界种姓生起，转欲界心路为色界广大速行心路，我们才能证得禅那而成就心清净。</w:t>
+      </w:r>
+    </w:p>
+    <w:p>
+      <w:r>
+        <w:rPr>
+          <w:b/>
+        </w:rPr>
+        <w:t>心路中的重复缘。</w:t>
+      </w:r>
+      <w:r>
+        <w:rPr>
+          <w:b w:val="0"/>
+        </w:rPr>
+        <w:t xml:space="preserve"> 在善或不善的七个速行心当中，第一个速行心并没有得到重复缘的加强，所以它的思心所造下的业最弱；第二个速行心会在第一个速行的基础上增强，第三、四、五、六个速行也同样地由于得到重复而愈来愈强……无论如何，心路中的速行一个比一个增强，前一个灭去的速行心以它重复熏习的缘力使得下一个同类的速行心更强、更有效地生起，一直到第七个。</w:t>
+      </w:r>
+    </w:p>
+    <w:p>
+      <w:r>
+        <w:rPr>
+          <w:b w:val="0"/>
+        </w:rPr>
+        <w:t>所以，我们经常会看到一个东西，越看越喜欢，最后就付诸行动了。善行、不善行往往就是这么生起的。以十种不善行中的杀盗淫三种身不善行为例。在杀的时候一定是嗔心，但在杀之前，有很多是基于贪心的……这些例子都是五门心路加随彼起意门心路的速行渐次增强的过程。这包括两者：同一条心路当中前生速行到后生速行的渐强，以及后一个心路在前一个心路基础上的递增。</w:t>
+      </w:r>
+    </w:p>
+    <w:p>
+      <w:r>
+        <w:rPr>
+          <w:b w:val="0"/>
+        </w:rPr>
+        <w:t>我们经常可以感受到，当一个贪心或者嗔心生起的时候，它总是不断增强的，那就是重复缘的力量。一颗没有被训练过的心往往很难抵挡得住这种重复的力量……明白到这种定则后，我们就要善用重复缘，让心尽量朝向善、总是朝向善。这时，刚刚死去的善速行就会以重复缘的力量支持下一个善速行更强而有效地生起。</w:t>
+      </w:r>
+    </w:p>
+    <w:p>
+      <w:r>
+        <w:rPr>
+          <w:b/>
+        </w:rPr>
+        <w:t>如何培养善的重复缘。</w:t>
+      </w:r>
+      <w:r>
+        <w:rPr>
+          <w:b w:val="0"/>
+        </w:rPr>
+        <w:t xml:space="preserve"> 所有善的行为都要透过不断地重复来提升和塑造……那么，如何才能作出转变呢？首先要有坚定有力的决意，然后通过不断地重复来增长和串习善的行为，同时通过不断地阻断来削弱和去除不善的行为。</w:t>
+      </w:r>
+    </w:p>
+    <w:p>
+      <w:r>
+        <w:rPr>
+          <w:b w:val="0"/>
+        </w:rPr>
+        <w:t>（一）持戒。不管出家在家，首先都要从持戒开始……佛陀在《调御地经》中说：「来，比库，你应成为持戒者，应防护巴帝摩卡防护而住，具足正行与行处，对微细的罪过也见到危险，受持学习于诸学处。」为什么要「对微细的罪过也见到危险」呢？因为微细可以通过重复缘而变得越来越大。闽南话里有句俗语，小时偷把米，大了敢偷牛……这就是重复缘的力量。</w:t>
+      </w:r>
+    </w:p>
+    <w:p>
+      <w:r>
+        <w:rPr>
+          <w:b w:val="0"/>
+        </w:rPr>
+        <w:t>（二）守护根门……（三）知节量……（四）实行警寤……（五）正念正知。正念正知是完全要靠训练出来的，通过不断地重复训练，使正念正知成为习惯，没有一个人天生就能做到正念正知。（六）居住远离处……（七）舍离五盖。五盖是欲贪、嗔恚、昏沉睡眠、掉举追悔、疑……所以说，五盖其实就是贪、嗔、痴。</w:t>
+      </w:r>
+    </w:p>
+    <w:p>
+      <w:r>
+        <w:rPr>
+          <w:b w:val="0"/>
+        </w:rPr>
+        <w:t>我们必须去检查自己的根，把影响我们生命之树健康、被贪嗔痴所破坏的根系去除掉，削弱它们，使它们没有机会再重复，或者降低它们的重复率。</w:t>
+      </w:r>
+    </w:p>
+    <w:p>
+      <w:r>
+        <w:rPr>
+          <w:b w:val="0"/>
+        </w:rPr>
+        <w:t>同时，我们要培育强大的善重复缘的力量。如何培养呢？通过四入流支——亲近善士、听闻正法、如理作意、法随法行……对在家人而言，「行」要从十种福德事开始。布施，每天布施，不在于多少。持戒，至少要持好最基本的五戒。每天禅修打坐，我一再给大家讲，每天至少两座，每座不少于五分钟——要求不高。正念正知是一天有一餐正念地吃饭，有一段路正念地走路——要求也不高……不断地纠正自己错误的观点，正直己见——树立业果正见和四圣谛的正见。</w:t>
+      </w:r>
+    </w:p>
+    <w:p>
+      <w:r>
+        <w:rPr>
+          <w:b w:val="0"/>
+        </w:rPr>
+        <w:t>（八）修习四念处。这时才到修习四念处。并且在修习四念处的过程中，继续观察自己有没有切实做好前面的七条，不断地修正自己。</w:t>
+      </w:r>
+    </w:p>
+    <w:p>
+      <w:r>
+        <w:rPr>
+          <w:b w:val="0"/>
+        </w:rPr>
+        <w:t>一切无常法中都可以找到重复缘。正因为生命是无常的，我们才可以通过重复缘去改变它；正因为生命是无常的，我们才可以从凡庸的人生提升到更圣洁、高贵的人生。通过数数串习、数数习行、不断重复善法来持续提升、净化、圆满自己，我们才能超凡入圣，成就最终的解脱。</w:t>
+      </w:r>
+    </w:p>
+    <w:p>
+      <w:r>
+        <w:rPr>
+          <w:b/>
+        </w:rPr>
+        <w:t>本讲作业（原文）</w:t>
+      </w:r>
+    </w:p>
+    <w:p>
+      <w:r>
+        <w:rPr>
+          <w:b w:val="0"/>
+        </w:rPr>
+        <w:t>简答题：简述重复缘的缘法、缘所生法、缘力及与其一同作用的其他缘力。</w:t>
+      </w:r>
+    </w:p>
+    <w:p>
+      <w:r>
+        <w:rPr>
+          <w:b w:val="0"/>
+        </w:rPr>
+        <w:t>思考题：观察自己目前已有的善、不善的认知模式和行为习惯，各举一例说明它是如何由重复缘的缘力支助而一步步形成的。</w:t>
+      </w:r>
+    </w:p>
+    <w:p>
+      <w:r>
+        <w:rPr>
+          <w:b/>
+        </w:rPr>
+        <w:t>二、经文详释（完整）</w:t>
+      </w:r>
+    </w:p>
+    <w:p>
+      <w:r>
+        <w:rPr>
+          <w:b w:val="0"/>
+        </w:rPr>
+        <w:t>「前前诸善法对后后诸善法以重复缘为缘」的缘法与缘所生法为：缘法——之前生起的十七种世间的善速行心（除了最后一个速行心）及三十八种相应心所；缘所生法——之后生起的十七种世间的善速行心（除了第一个速行心）、四种出世间道心及三十八种相应心所。十七种世间的善速行心指的是八种欲界善速行、五种色界善速行以及四种无色界善速行，共十七种。缘法除去最后一个速行心是因为最后一个速行心之后是有分或彼所缘，是果报无记法，不属于善法；缘所生法除去第一个速行心是因为第一个速行心之前是意门转向心或者确定心，是唯作无记法，也不属于善法。缘所生法不仅包括世间善心还包括四种道心，因为在道心心路，道心紧跟着种姓或净化生起。</w:t>
+      </w:r>
+    </w:p>
+    <w:p>
+      <w:r>
+        <w:rPr>
+          <w:b w:val="0"/>
+        </w:rPr>
+        <w:t>「前前诸不善法对后后诸不善法以重复缘为缘」的缘法与缘所生法为：缘法——之前生起的十二种世间的不善速行心（除了最后一个速行心）及二十七种相应心所；缘所生法——之后生起的十二种世间的不善速行心（除了第一个速行心）及二十七种相应心所。</w:t>
+      </w:r>
+    </w:p>
+    <w:p>
+      <w:r>
+        <w:rPr>
+          <w:b w:val="0"/>
+        </w:rPr>
+        <w:t>「前前诸唯作无记法对后后诸唯作无记法以重复缘为缘」的缘法与缘所生法为：缘法——之前生起的十八种唯作速行心（除了最后一个速行心）及三十五种相应心所（扣除了三种离心所）；缘所生法——之后生起的十八种唯作速行心（除了第一个速行心）及三十五种相应心所（扣除了三种离心所）。十八种唯作速行心包括八种欲界的唯作速行心、五种色界的唯作速行心、四种无色界的唯作速行心，加一个阿拉汉的生笑心。唯作速行只属于包括佛陀、独觉佛在内的阿拉汉圣者。</w:t>
+      </w:r>
+    </w:p>
+    <w:p>
+      <w:r>
+        <w:rPr>
+          <w:b w:val="0"/>
+        </w:rPr>
+        <w:t>总括前面三部分，重复缘的缘法对缘所生法为「前速行名聚 → 后速行名聚」，三分法是：缘法——之前生起的四十七种速行心（除了最后一个速行心，不包括八种出世间心）及五十二种相应心所；缘所生法——之后生起的五十一种速行心（除了第一个速行心，不包括四种出世间果心）及五十二种相应心所；缘力——刚灭尽的缘法以重复熏习的缘力缘助同种类的缘所生在它灭后更强而有效地生起。其中，四十七种速行心是指十七种善速行心、十二种不善速行心与十八种唯作速行心；五十一种速行心则是在前述的基础上再加上四种出世间道心。在此，包括重复缘在内，共有六种缘的缘力与重复缘的缘力完全一起作用，即：重复缘、无间缘、等无间缘、亲依止缘、无有缘和离去缘。</w:t>
+      </w:r>
+    </w:p>
+    <w:p>
+      <w:r>
+        <w:rPr>
+          <w:b/>
+        </w:rPr>
+        <w:t>修行中的重复缘（完整）</w:t>
+      </w:r>
+    </w:p>
+    <w:p>
+      <w:r>
+        <w:rPr>
+          <w:b w:val="0"/>
+        </w:rPr>
+        <w:t>在经藏中，有许多类似的词汇，如「Satipaṭṭhānaṃ bhāveti」（培育念处）、「Sammappadhānaṃ bhāveti」（培育正勤/正精进）、「Dhammavicaya-sambojjhaṅgaṃ bhāveti」（培育择法觉支）、「Sammādiṭthiṃ bhāveti」（培育正见）、「Sammāsaṅkappaṃ bhāveti」（培育正思惟）等等，其中，「bhāveti」（修习、培育）的意思是在一天、七天、一个月、七个月、一年或七年里重复地精进。一个人长期的热忱与精进能被培育发展至相当高的程度，以致能完成许多重大且艰辛的劳作，乃至成就佛果。我们前面在讲亲依止缘的时候就特别提到，菩萨成佛圆满十种巴拉蜜的过程，其实就是培育二十五种美心所、强健十三种通一切心心所、彻底去除十四个不善心所的过程。每一种巴拉蜜都是通过长时间不断重复地去做而渐趋圆满的。</w:t>
+      </w:r>
+    </w:p>
+    <w:p>
+      <w:r>
+        <w:rPr>
+          <w:b w:val="0"/>
+        </w:rPr>
+        <w:t>在明昆西亚多的《大佛史》中说道：「单单就十巴拉蜜中的布施巴拉蜜，人们不可能只修了一次就能成佛……事实上，最短的时程是修习了四不可数与十万大劫的巴拉蜜。只有在这么久的时程里，非常恭敬、热诚、认真、透彻与毫无间断地修习了巴拉蜜之后，才能成佛。」所以说，十种巴拉蜜也是通过重复缘的方式，在自然亲依止缘的持续支持下，不断得到提升而达至圆满的。同样地，我们以解脱为目标来修习止观也是如此。以修习安那般那（入出息念）为例，只有一天一天重复、持续不断地专注，直到色界种姓生起，转欲界心路为色界广大速行心路，我们才能证得禅那而成就心清净。</w:t>
+      </w:r>
+    </w:p>
+    <w:p>
+      <w:r>
+        <w:rPr>
+          <w:b/>
+        </w:rPr>
+        <w:t>心路中的重复缘（完整）</w:t>
+      </w:r>
+    </w:p>
+    <w:p>
+      <w:r>
+        <w:rPr>
+          <w:b w:val="0"/>
+        </w:rPr>
+        <w:t>在善或不善的七个速行心当中，第一个速行心并没有得到重复缘的加强，所以它的思心所造下的业最弱；第二个速行心会在第一个速行的基础上增强，第三、四、五、六个速行也同样地由于得到重复而愈来愈强；关于第七个速行的强弱有两种说法——一种说它最强，一种说它只比第一个速行更强。关于第一种说法，马哈甘达勇西亚多说，第七个速行最强，因为它受到熏习的时间最长。</w:t>
+      </w:r>
+    </w:p>
+    <w:p>
+      <w:r>
+        <w:rPr>
+          <w:b w:val="0"/>
+        </w:rPr>
+        <w:t>然而，我们在面对所缘的时候，通常会对同一个所缘生起许多心路、不断地强化。举例而言，如果首先生起一个五门心路，接下来就会有若干个随彼起的意门心路过程生起……如果是不如理作意，就会依据自己的好恶（「想」所做的标记）对所缘喜欢或排斥，即生贪或生嗔；如果是如理作意，就会生起善心，不管生起不善心还是善心，都是一个比一个强。所以，我们经常会看到一个东西，越看越喜欢，最后就付诸行动了。</w:t>
+      </w:r>
+    </w:p>
+    <w:p>
+      <w:r>
+        <w:rPr>
+          <w:b w:val="0"/>
+        </w:rPr>
+        <w:t>这些例子都是五门心路加随彼起意门心路的速行渐次增强的过程。这包括两者：同一条心路当中前生速行到后生速行的渐强，以及后一个心路在前一个心路基础上的递增。尽管上一条心路的速行跟下一条心路的速行并不是相连而直接重复的关系，但是上一条心路的速行结束后，这种心、心所的素质和力量会以自然亲依止缘的缘力，通过无间缘和等无间缘传递到下一条心路，下一条心路就在这个基础上继续增长。我们经常可以感受到，当一个贪心或者嗔心生起的时候，它总是不断增强的，那就是重复缘的力量。</w:t>
+      </w:r>
+    </w:p>
+    <w:p>
+      <w:r>
+        <w:rPr>
+          <w:b/>
+        </w:rPr>
+        <w:t>如何培养善的重复缘（完整）</w:t>
+      </w:r>
+    </w:p>
+    <w:p>
+      <w:r>
+        <w:rPr>
+          <w:b w:val="0"/>
+        </w:rPr>
+        <w:t>我们常说的三种性行——贪性行者、嗔性行者、痴性行者，「0-3岁幼儿养性」养的就是这三种性行——把贪行者转成信行者，把嗔行者转成觉行者，把痴行者转成寻行者。然而，如果我们没有出生在懂得运用阿毗达摩与生命教育的家庭里，大部分人就只会依着自己过去的业习在家庭、学校、社会等环境中继续熏习、巩固自己原有的性行。长大了要再转变就很难。</w:t>
+      </w:r>
+    </w:p>
+    <w:p>
+      <w:r>
+        <w:rPr>
+          <w:b w:val="0"/>
+        </w:rPr>
+        <w:t>我们为什么不能禅修，为什么不能出家，为什么打坐的时候妄想纷飞，为什么打坐的时候全身紧绷，为什么打坐的时候总是没有状态、无法安坐……这些都是由于不善法数数习行的重复缘所导致的。那么，如何才能作出转变呢？首先要有坚定有力的决意，然后通过不断地重复来增长和串习善的行为，同时通过不断地阻断来削弱和去除不善的行为。</w:t>
+      </w:r>
+    </w:p>
+    <w:p>
+      <w:r>
+        <w:rPr>
+          <w:b w:val="0"/>
+        </w:rPr>
+        <w:t>（一）持戒。（二）守护根门——这是指对那些会把我们带到沟里去的所缘不要碰；除了守护，根门要向哪些善所缘开放——亲近善知识、亲近正法律的僧团、造作善行。（三）知节量，这也包括活命遍净戒、资具依止戒。（四）实行警寤。（五）正念正知——通过不断地重复训练，使正念正知成为习惯，没有一个人天生就能做到正念正知。（六）居住远离处，也就是居住适宜处。（七）舍离五盖——五盖是欲贪、嗔恚、昏沉睡眠、掉举追悔、疑，其实就是贪、嗔、痴。我们必须去检查自己的根，把影响我们生命之树健康、被贪嗔痴所破坏的根系去除掉，削弱它们，使它们没有机会再重复，或者降低它们的重复率。</w:t>
+      </w:r>
+    </w:p>
+    <w:p>
+      <w:r>
+        <w:rPr>
+          <w:b w:val="0"/>
+        </w:rPr>
+        <w:t>同时，我们要培育强大的善重复缘的力量。如何培养呢？通过四入流支——亲近善士、听闻正法、如理作意、法随法行。对在家人而言，「行」要从十种福德事开始。布施，每天布施，不在于多少；持戒，至少要持好最基本的五戒；每天禅修打坐，每天至少两座，每座不少于五分钟；正念正知是一天有一餐正念地吃饭，有一段路正念地走路；恭敬、服务、随喜功德、回向功德、听闻佛法、传播佛法、正直己见——树立业果正见和四圣谛的正见。（八）修习四念处。这时才到修习四念处。并且在修习四念处的过程中，继续观察自己有没有切实做好前面的七条，不断地修正自己。</w:t>
+      </w:r>
+    </w:p>
+    <w:p>
+      <w:r>
+        <w:rPr>
+          <w:b w:val="0"/>
+        </w:rPr>
+        <w:t>一切无常法中都可以找到重复缘。正因为生命是无常的，我们才可以通过重复缘去改变它；正因为生命是无常的，我们才可以从凡庸的人生提升到更圣洁、高贵的人生。通过数数串习、数数习行、不断重复善法来持续提升、净化、圆满自己，我们才能超凡入圣，成就最终的解脱。</w:t>
+      </w:r>
+    </w:p>
+    <w:p>
+      <w:r>
+        <w:rPr>
+          <w:b w:val="0"/>
+        </w:rPr>
+        <w:t>*[generated, not original text]*</w:t>
+      </w:r>
+    </w:p>
+    <w:p>
+      <w:r>
+        <w:rPr>
+          <w:b/>
+          <w:color w:val="1E4620"/>
+          <w:sz w:val="26"/>
+        </w:rPr>
+        <w:t>💬 第一轮分享（20 min）</w:t>
+      </w:r>
+    </w:p>
+    <w:p>
+      <w:r>
+        <w:rPr>
+          <w:b/>
+        </w:rPr>
+        <w:t>起手问题（择 1–2 个，人人可答）</w:t>
+      </w:r>
+      <w:r>
+        <w:rPr>
+          <w:b w:val="0"/>
+        </w:rPr>
+        <w:t>：</w:t>
       </w:r>
     </w:p>
     <w:p>
       <w:pPr>
-        <w:ind w:left="340"/>
+        <w:pStyle w:val="ListNumber"/>
       </w:pPr>
       <w:r>
         <w:rPr>
           <w:b/>
-          <w:sz w:val="21"/>
-        </w:rPr>
-        <w:t xml:space="preserve">12. </w:t>
-      </w:r>
-      <w:r>
-        <w:rPr>
-          <w:sz w:val="21"/>
-        </w:rPr>
-        <w:t>重复缘（āsevana-paccaya）：前前诸善法对后后诸善法以重复缘为缘。前前诸不善法对后后诸不善法以重复缘为缘。前前诸唯作无记法对后后诸唯作无记法以重复缘为缘。</w:t>
-      </w:r>
-    </w:p>
-    <w:p>
-      <w:r>
-        <w:rPr>
-          <w:sz w:val="21"/>
-        </w:rPr>
-        <w:t>第十二个缘是重复缘，也译为数数习行缘。《表解》（ch.8-22）中说，重复缘是指「刚灭尽的缘法以重复熏习的缘力缘助同种类的缘所生法在它灭后更强而有效地生起」。</w:t>
-      </w:r>
-    </w:p>
-    <w:p>
-      <w:r>
-        <w:rPr>
-          <w:sz w:val="21"/>
-        </w:rPr>
-        <w:t>经文的意思很简单，指的是在善速行、不善速行与唯作速行中，之前生起的速行心（除了最后一个速行心）对之后生起的速行心（除了第一个速行心），以重复缘为缘。</w:t>
-      </w:r>
-    </w:p>
-    <w:p>
-      <w:r>
-        <w:rPr>
-          <w:sz w:val="21"/>
-        </w:rPr>
-        <w:t>另外，从更宽泛的意义上来理解，古德、论师们说，重复缘指的是不断地重复使成为惯性，犹如（玉石）打磨了一层又一层而使亮度提升。如果我们之前重复地念诵与学习巴利三藏，之后的学习过程将会更容易，之前的学习是之后学习的支助。就好比说，小学的学习是中学学习的支助。同样地，之前的善法支助着之后的善法，不善法与唯作无记法亦是如此。</w:t>
-      </w:r>
-    </w:p>
-    <w:p>
-      <w:r>
-        <w:rPr>
-          <w:b/>
-          <w:sz w:val="21"/>
-        </w:rPr>
-        <w:t>二、经文详释</w:t>
-      </w:r>
-    </w:p>
-    <w:p>
-      <w:r>
-        <w:rPr>
-          <w:sz w:val="21"/>
-        </w:rPr>
-        <w:t>「前前诸善法对后后诸善法以重复缘为缘」的缘法与缘所生法为：缘法——之前生起的十七种世间的善速行心（除了最后一个速行心）及三十八种相应心所；缘所生法——之后生起的十七种世间的善速行心（除了第一个速行心）、四种出世间道心及三十八种相应心所。</w:t>
-      </w:r>
-    </w:p>
-    <w:p>
-      <w:r>
-        <w:rPr>
-          <w:sz w:val="21"/>
-        </w:rPr>
-        <w:t>十七种世间的善速行心指的是八种欲界善速行、五种色界善速行以及四种无色界善速行，共十七种。缘法除去最后一个速行心是因为最后一个速行心之后是有分或彼所缘，是果报无记法，不属于善法；缘所生法除去第一个速行心是因为第一个速行心之前是意门转向心或者确定心，是唯作无记法，也不属于善法。</w:t>
-      </w:r>
-    </w:p>
-    <w:p>
-      <w:r>
-        <w:rPr>
-          <w:sz w:val="21"/>
-        </w:rPr>
-        <w:t>「前前诸不善法对后后诸不善法以重复缘为缘」的缘法与缘所生法为：缘法——之前生起的十二种世间的不善速行心（除了最后一个速行心）及二十七种相应心所；缘所生法——之后生起的十二种世间的不善速行心（除了第一个速行心）及二十七种相应心所。</w:t>
-      </w:r>
-    </w:p>
-    <w:p>
-      <w:r>
-        <w:rPr>
-          <w:sz w:val="21"/>
-        </w:rPr>
-        <w:t>「前前诸唯作无记法对后后诸唯作无记法以重复缘为缘」的缘法与缘所生法为：缘法——之前生起的十八种唯作速行心（除了最后一个速行心）及三十五种相应心所（扣除了三种离心所）；缘所生法——之后生起的十八种唯作速行心（除了第一个速行心）及三十五种相应心所（扣除了三种离心所）。十八种唯作速行心包括八种欲界的唯作速行心、五种色界的唯作速行心、四种无色界的唯作速行心，加一个阿拉汉的生笑心。唯作速行只属于包括佛陀、独觉佛在内的阿拉汉圣者。</w:t>
-      </w:r>
-    </w:p>
-    <w:p>
-      <w:r>
-        <w:rPr>
-          <w:sz w:val="21"/>
-        </w:rPr>
-        <w:t>总括前面三部分，重复缘的缘法对缘所生法为「前速行名聚 → 后速行名聚」，三分法是：缘法——之前生起的四十七种速行心（除了最后一个速行心，不包括八种出世间心）及五十二种相应心所；缘所生法——之后生起的五十一种速行心（除了第一个速行心，不包括四种出世间果心）及五十二种相应心所；缘力——刚灭尽的缘法以重复熏习的缘力缘助同种类的缘所生在它灭后更强而有效地生起。在此，包括重复缘在内，共有六种缘的缘力与重复缘的缘力完全一起作用，即：重复缘、无间缘、等无间缘、亲依止缘、无有缘和离去缘。</w:t>
-      </w:r>
-    </w:p>
-    <w:p>
-      <w:r>
-        <w:rPr>
-          <w:b/>
-          <w:sz w:val="21"/>
-        </w:rPr>
-        <w:t>三、善用重复缘</w:t>
-      </w:r>
-    </w:p>
-    <w:p>
-      <w:r>
-        <w:rPr>
-          <w:b/>
-          <w:sz w:val="21"/>
-        </w:rPr>
-        <w:t>生命中的重复缘。</w:t>
-      </w:r>
-      <w:r>
-        <w:rPr>
-          <w:sz w:val="21"/>
-        </w:rPr>
-        <w:t xml:space="preserve"> 首先，在欲界地，当五门极大所缘或意门清晰所缘出现时，必定生起七个速行心，这是心的定则。由此可见，不管速行心是善、不善还是唯作，它一定会重复，一定会数数习行。换言之，当我们对一个目标采取某种行动、采取某种态度时，我们都会习惯性地在一段时间内重复地对它采取行动。心的定则就是如此。</w:t>
-      </w:r>
-    </w:p>
-    <w:p>
-      <w:r>
-        <w:rPr>
-          <w:sz w:val="21"/>
-        </w:rPr>
-        <w:t>当这样展开来看重复缘的时候，我们会发现重复缘非常重要——要成就任何一件事，不管是好事还是坏事，都需要不断重复地去做才能达成。从我们生下来开始就是这样，不管是学走路还是学讲话等等，都要经过数数地串习、习行才能够学会。从多生来看也是如此，包括我们的很多习惯、偏好，很多似乎与生俱来、与众不同的能力，实际上都是过去生中不断重复造下、培育起来的善或不善行……它可以使我们养成良好的习惯，也可以让我们形成不好的习惯；它能使我们的生命变得更美好，让我们的生命得以净化提升，也能使我们的生命退堕而变得更低劣。</w:t>
-      </w:r>
-    </w:p>
-    <w:p>
-      <w:r>
-        <w:rPr>
-          <w:b/>
-          <w:sz w:val="21"/>
-        </w:rPr>
-        <w:t>修行中的重复缘。</w:t>
-      </w:r>
-      <w:r>
-        <w:rPr>
-          <w:sz w:val="21"/>
-        </w:rPr>
-        <w:t xml:space="preserve"> 重复缘的巴利是 āsevanapaccaya，巴利 āsevana（重复、练习熟悉）可以理解为不断重复使成为惯性，或是让它的缘所生法接受它的启发，进而使缘所生法提升而获得越来越高的熟练性、能量与力度……在明昆西亚多的《大佛史》中说道：「单单就十巴拉蜜中的布施巴拉蜜，人们不可能只修了一次就能成佛……事实上，最短的时程是修习了四不可数与十万大劫的巴拉蜜。只有在这么久的时程里，非常恭敬、热诚、认真、透彻与毫无间断地修习了巴拉蜜之后，才能成佛。」所以说，十种巴拉蜜也是通过重复缘的方式，在自然亲依止缘的持续支持下，不断得到提升而达至圆满的。</w:t>
-      </w:r>
-    </w:p>
-    <w:p>
-      <w:r>
-        <w:rPr>
-          <w:sz w:val="21"/>
-        </w:rPr>
-        <w:t>同样地，我们以解脱为目标来修习止观也是如此。以修习安那般那（入出息念）为例，只有一天一天重复、持续不断地专注，直到色界种姓生起，转欲界心路为色界广大速行心路，我们才能证得禅那而成就心清净。</w:t>
-      </w:r>
-    </w:p>
-    <w:p>
-      <w:r>
-        <w:rPr>
-          <w:b/>
-          <w:sz w:val="21"/>
-        </w:rPr>
-        <w:t>心路中的重复缘。</w:t>
-      </w:r>
-      <w:r>
-        <w:rPr>
-          <w:sz w:val="21"/>
-        </w:rPr>
-        <w:t xml:space="preserve"> 在善或不善的七个速行心当中，第一个速行心并没有得到重复缘的加强，所以它的思心所造下的业最弱；第二个速行心会在第一个速行的基础上增强，第三、四、五、六个速行也同样地由于得到重复而愈来愈强……无论如何，心路中的速行一个比一个增强，前一个灭去的速行心以它重复熏习的缘力使得下一个同类的速行心更强、更有效地生起，一直到第七个。</w:t>
-      </w:r>
-    </w:p>
-    <w:p>
-      <w:r>
-        <w:rPr>
-          <w:sz w:val="21"/>
-        </w:rPr>
-        <w:t>所以，我们经常会看到一个东西，越看越喜欢，最后就付诸行动了。善行、不善行往往就是这么生起的。以十种不善行中的杀盗淫三种身不善行为例。在杀的时候一定是嗔心，但在杀之前，有很多是基于贪心的……这些例子都是五门心路加随彼起意门心路的速行渐次增强的过程。这包括两者：同一条心路当中前生速行到后生速行的渐强，以及后一个心路在前一个心路基础上的递增。</w:t>
-      </w:r>
-    </w:p>
-    <w:p>
-      <w:r>
-        <w:rPr>
-          <w:sz w:val="21"/>
-        </w:rPr>
-        <w:t>我们经常可以感受到，当一个贪心或者嗔心生起的时候，它总是不断增强的，那就是重复缘的力量。一颗没有被训练过的心往往很难抵挡得住这种重复的力量……明白到这种定则后，我们就要善用重复缘，让心尽量朝向善、总是朝向善。这时，刚刚死去的善速行就会以重复缘的力量支持下一个善速行更强而有效地生起。</w:t>
-      </w:r>
-    </w:p>
-    <w:p>
-      <w:r>
-        <w:rPr>
-          <w:b/>
-          <w:sz w:val="21"/>
-        </w:rPr>
-        <w:t>如何培养善的重复缘。</w:t>
-      </w:r>
-      <w:r>
-        <w:rPr>
-          <w:sz w:val="21"/>
-        </w:rPr>
-        <w:t xml:space="preserve"> 所有善的行为都要透过不断地重复来提升和塑造……那么，如何才能作出转变呢？首先要有坚定有力的决意，然后通过不断地重复来增长和串习善的行为，同时通过不断地阻断来削弱和去除不善的行为。</w:t>
-      </w:r>
-    </w:p>
-    <w:p>
-      <w:r>
-        <w:rPr>
-          <w:sz w:val="21"/>
-        </w:rPr>
-        <w:t>（一）持戒。不管出家在家，首先都要从持戒开始……佛陀在《调御地经》中说：「来，比库，你应成为持戒者，应防护巴帝摩卡防护而住，具足正行与行处，对微细的罪过也见到危险，受持学习于诸学处。」为什么要「对微细的罪过也见到危险」呢？因为微细可以通过重复缘而变得越来越大。闽南话里有句俗语，小时偷把米，大了敢偷牛……这就是重复缘的力量。</w:t>
-      </w:r>
-    </w:p>
-    <w:p>
-      <w:r>
-        <w:rPr>
-          <w:sz w:val="21"/>
-        </w:rPr>
-        <w:t>（二）守护根门……（三）知节量……（四）实行警寤……（五）正念正知。正念正知是完全要靠训练出来的，通过不断地重复训练，使正念正知成为习惯，没有一个人天生就能做到正念正知。（六）居住远离处……（七）舍离五盖。五盖是欲贪、嗔恚、昏沉睡眠、掉举追悔、疑……所以说，五盖其实就是贪、嗔、痴。</w:t>
-      </w:r>
-    </w:p>
-    <w:p>
-      <w:r>
-        <w:rPr>
-          <w:sz w:val="21"/>
-        </w:rPr>
-        <w:t>我们必须去检查自己的根，把影响我们生命之树健康、被贪嗔痴所破坏的根系去除掉，削弱它们，使它们没有机会再重复，或者降低它们的重复率。</w:t>
-      </w:r>
-    </w:p>
-    <w:p>
-      <w:r>
-        <w:rPr>
-          <w:sz w:val="21"/>
-        </w:rPr>
-        <w:t>同时，我们要培育强大的善重复缘的力量。如何培养呢？通过四入流支——亲近善士、听闻正法、如理作意、法随法行……对在家人而言，「行」要从十种福德事开始。布施，每天布施，不在于多少。持戒，至少要持好最基本的五戒。每天禅修打坐，我一再给大家讲，每天至少两座，每座不少于五分钟——要求不高。正念正知是一天有一餐正念地吃饭，有一段路正念地走路——要求也不高……不断地纠正自己错误的观点，正直己见——树立业果正见和四圣谛的正见。</w:t>
-      </w:r>
-    </w:p>
-    <w:p>
-      <w:r>
-        <w:rPr>
-          <w:sz w:val="21"/>
-        </w:rPr>
-        <w:t>（八）修习四念处。这时才到修习四念处。并且在修习四念处的过程中，继续观察自己有没有切实做好前面的七条，不断地修正自己。</w:t>
-      </w:r>
-    </w:p>
-    <w:p>
-      <w:r>
-        <w:rPr>
-          <w:sz w:val="21"/>
-        </w:rPr>
-        <w:t>一切无常法中都可以找到重复缘。正因为生命是无常的，我们才可以通过重复缘去改变它；正因为生命是无常的，我们才可以从凡庸的人生提升到更圣洁、高贵的人生。通过数数串习、数数习行、不断重复善法来持续提升、净化、圆满自己，我们才能超凡入圣，成就最终的解脱。</w:t>
-      </w:r>
-    </w:p>
-    <w:p>
-      <w:r>
-        <w:rPr>
-          <w:b/>
-          <w:sz w:val="21"/>
-        </w:rPr>
-        <w:t>本讲作业（原文）</w:t>
-      </w:r>
-    </w:p>
-    <w:p>
-      <w:r>
-        <w:rPr>
-          <w:sz w:val="21"/>
-        </w:rPr>
-        <w:t>简答题：简述重复缘的缘法、缘所生法、缘力及与其一同作用的其他缘力。</w:t>
-      </w:r>
-    </w:p>
-    <w:p>
-      <w:r>
-        <w:rPr>
-          <w:sz w:val="21"/>
-        </w:rPr>
-        <w:t>思考题：观察自己目前已有的善、不善的认知模式和行为习惯，各举一例说明它是如何由重复缘的缘力支助而一步步形成的。</w:t>
-      </w:r>
-    </w:p>
-    <w:p>
-      <w:r>
-        <w:rPr>
-          <w:b/>
-          <w:sz w:val="21"/>
-        </w:rPr>
-        <w:t>二、经文详释（完整）</w:t>
-      </w:r>
-    </w:p>
-    <w:p>
-      <w:r>
-        <w:rPr>
-          <w:sz w:val="21"/>
-        </w:rPr>
-        <w:t>「前前诸善法对后后诸善法以重复缘为缘」的缘法与缘所生法为：缘法——之前生起的十七种世间的善速行心（除了最后一个速行心）及三十八种相应心所；缘所生法——之后生起的十七种世间的善速行心（除了第一个速行心）、四种出世间道心及三十八种相应心所。十七种世间的善速行心指的是八种欲界善速行、五种色界善速行以及四种无色界善速行，共十七种。缘法除去最后一个速行心是因为最后一个速行心之后是有分或彼所缘，是果报无记法，不属于善法；缘所生法除去第一个速行心是因为第一个速行心之前是意门转向心或者确定心，是唯作无记法，也不属于善法。缘所生法不仅包括世间善心还包括四种道心，因为在道心心路，道心紧跟着种姓或净化生起。</w:t>
-      </w:r>
-    </w:p>
-    <w:p>
-      <w:r>
-        <w:rPr>
-          <w:sz w:val="21"/>
-        </w:rPr>
-        <w:t>「前前诸不善法对后后诸不善法以重复缘为缘」的缘法与缘所生法为：缘法——之前生起的十二种世间的不善速行心（除了最后一个速行心）及二十七种相应心所；缘所生法——之后生起的十二种世间的不善速行心（除了第一个速行心）及二十七种相应心所。</w:t>
-      </w:r>
-    </w:p>
-    <w:p>
-      <w:r>
-        <w:rPr>
-          <w:sz w:val="21"/>
-        </w:rPr>
-        <w:t>「前前诸唯作无记法对后后诸唯作无记法以重复缘为缘」的缘法与缘所生法为：缘法——之前生起的十八种唯作速行心（除了最后一个速行心）及三十五种相应心所（扣除了三种离心所）；缘所生法——之后生起的十八种唯作速行心（除了第一个速行心）及三十五种相应心所（扣除了三种离心所）。十八种唯作速行心包括八种欲界的唯作速行心、五种色界的唯作速行心、四种无色界的唯作速行心，加一个阿拉汉的生笑心。唯作速行只属于包括佛陀、独觉佛在内的阿拉汉圣者。</w:t>
-      </w:r>
-    </w:p>
-    <w:p>
-      <w:r>
-        <w:rPr>
-          <w:sz w:val="21"/>
-        </w:rPr>
-        <w:t>总括前面三部分，重复缘的缘法对缘所生法为「前速行名聚 → 后速行名聚」，三分法是：缘法——之前生起的四十七种速行心（除了最后一个速行心，不包括八种出世间心）及五十二种相应心所；缘所生法——之后生起的五十一种速行心（除了第一个速行心，不包括四种出世间果心）及五十二种相应心所；缘力——刚灭尽的缘法以重复熏习的缘力缘助同种类的缘所生在它灭后更强而有效地生起。其中，四十七种速行心是指十七种善速行心、十二种不善速行心与十八种唯作速行心；五十一种速行心则是在前述的基础上再加上四种出世间道心。在此，包括重复缘在内，共有六种缘的缘力与重复缘的缘力完全一起作用，即：重复缘、无间缘、等无间缘、亲依止缘、无有缘和离去缘。</w:t>
-      </w:r>
-    </w:p>
-    <w:p>
-      <w:r>
-        <w:rPr>
-          <w:b/>
-          <w:sz w:val="21"/>
-        </w:rPr>
-        <w:t>修行中的重复缘（完整）</w:t>
-      </w:r>
-    </w:p>
-    <w:p>
-      <w:r>
-        <w:rPr>
-          <w:sz w:val="21"/>
-        </w:rPr>
-        <w:t>在经藏中，有许多类似的词汇，如「Satipaṭṭhānaṃ bhāveti」（培育念处）、「Sammappadhānaṃ bhāveti」（培育正勤/正精进）、「Dhammavicaya-sambojjhaṅgaṃ bhāveti」（培育择法觉支）、「Sammādiṭthiṃ bhāveti」（培育正见）、「Sammāsaṅkappaṃ bhāveti」（培育正思惟）等等，其中，「bhāveti」（修习、培育）的意思是在一天、七天、一个月、七个月、一年或七年里重复地精进。一个人长期的热忱与精进能被培育发展至相当高的程度，以致能完成许多重大且艰辛的劳作，乃至成就佛果。我们前面在讲亲依止缘的时候就特别提到，菩萨成佛圆满十种巴拉蜜的过程，其实就是培育二十五种美心所、强健十三种通一切心心所、彻底去除十四个不善心所的过程。每一种巴拉蜜都是通过长时间不断重复地去做而渐趋圆满的。</w:t>
-      </w:r>
-    </w:p>
-    <w:p>
-      <w:r>
-        <w:rPr>
-          <w:sz w:val="21"/>
-        </w:rPr>
-        <w:t>在明昆西亚多的《大佛史》中说道：「单单就十巴拉蜜中的布施巴拉蜜，人们不可能只修了一次就能成佛……事实上，最短的时程是修习了四不可数与十万大劫的巴拉蜜。只有在这么久的时程里，非常恭敬、热诚、认真、透彻与毫无间断地修习了巴拉蜜之后，才能成佛。」所以说，十种巴拉蜜也是通过重复缘的方式，在自然亲依止缘的持续支持下，不断得到提升而达至圆满的。同样地，我们以解脱为目标来修习止观也是如此。以修习安那般那（入出息念）为例，只有一天一天重复、持续不断地专注，直到色界种姓生起，转欲界心路为色界广大速行心路，我们才能证得禅那而成就心清净。</w:t>
-      </w:r>
-    </w:p>
-    <w:p>
-      <w:r>
-        <w:rPr>
-          <w:b/>
-          <w:sz w:val="21"/>
-        </w:rPr>
-        <w:t>心路中的重复缘（完整）</w:t>
-      </w:r>
-    </w:p>
-    <w:p>
-      <w:r>
-        <w:rPr>
-          <w:sz w:val="21"/>
-        </w:rPr>
-        <w:t>在善或不善的七个速行心当中，第一个速行心并没有得到重复缘的加强，所以它的思心所造下的业最弱；第二个速行心会在第一个速行的基础上增强，第三、四、五、六个速行也同样地由于得到重复而愈来愈强；关于第七个速行的强弱有两种说法——一种说它最强，一种说它只比第一个速行更强。关于第一种说法，马哈甘达勇西亚多说，第七个速行最强，因为它受到熏习的时间最长。</w:t>
-      </w:r>
-    </w:p>
-    <w:p>
-      <w:r>
-        <w:rPr>
-          <w:sz w:val="21"/>
-        </w:rPr>
-        <w:t>然而，我们在面对所缘的时候，通常会对同一个所缘生起许多心路、不断地强化。举例而言，如果首先生起一个五门心路，接下来就会有若干个随彼起的意门心路过程生起……如果是不如理作意，就会依据自己的好恶（「想」所做的标记）对所缘喜欢或排斥，即生贪或生嗔；如果是如理作意，就会生起善心，不管生起不善心还是善心，都是一个比一个强。所以，我们经常会看到一个东西，越看越喜欢，最后就付诸行动了。</w:t>
-      </w:r>
-    </w:p>
-    <w:p>
-      <w:r>
-        <w:rPr>
-          <w:sz w:val="21"/>
-        </w:rPr>
-        <w:t>这些例子都是五门心路加随彼起意门心路的速行渐次增强的过程。这包括两者：同一条心路当中前生速行到后生速行的渐强，以及后一个心路在前一个心路基础上的递增。尽管上一条心路的速行跟下一条心路的速行并不是相连而直接重复的关系，但是上一条心路的速行结束后，这种心、心所的素质和力量会以自然亲依止缘的缘力，通过无间缘和等无间缘传递到下一条心路，下一条心路就在这个基础上继续增长。我们经常可以感受到，当一个贪心或者嗔心生起的时候，它总是不断增强的，那就是重复缘的力量。</w:t>
-      </w:r>
-    </w:p>
-    <w:p>
-      <w:r>
-        <w:rPr>
-          <w:b/>
-          <w:sz w:val="21"/>
-        </w:rPr>
-        <w:t>如何培养善的重复缘（完整）</w:t>
-      </w:r>
-    </w:p>
-    <w:p>
-      <w:r>
-        <w:rPr>
-          <w:sz w:val="21"/>
-        </w:rPr>
-        <w:t>我们常说的三种性行——贪性行者、嗔性行者、痴性行者，「0-3岁幼儿养性」养的就是这三种性行——把贪行者转成信行者，把嗔行者转成觉行者，把痴行者转成寻行者。然而，如果我们没有出生在懂得运用阿毗达摩与生命教育的家庭里，大部分人就只会依着自己过去的业习在家庭、学校、社会等环境中继续熏习、巩固自己原有的性行。长大了要再转变就很难。</w:t>
-      </w:r>
-    </w:p>
-    <w:p>
-      <w:r>
-        <w:rPr>
-          <w:sz w:val="21"/>
-        </w:rPr>
-        <w:t>我们为什么不能禅修，为什么不能出家，为什么打坐的时候妄想纷飞，为什么打坐的时候全身紧绷，为什么打坐的时候总是没有状态、无法安坐……这些都是由于不善法数数习行的重复缘所导致的。那么，如何才能作出转变呢？首先要有坚定有力的决意，然后通过不断地重复来增长和串习善的行为，同时通过不断地阻断来削弱和去除不善的行为。</w:t>
-      </w:r>
-    </w:p>
-    <w:p>
-      <w:r>
-        <w:rPr>
-          <w:sz w:val="21"/>
-        </w:rPr>
-        <w:t>（一）持戒。（二）守护根门——这是指对那些会把我们带到沟里去的所缘不要碰；除了守护，根门要向哪些善所缘开放——亲近善知识、亲近正法律的僧团、造作善行。（三）知节量，这也包括活命遍净戒、资具依止戒。（四）实行警寤。（五）正念正知——通过不断地重复训练，使正念正知成为习惯，没有一个人天生就能做到正念正知。（六）居住远离处，也就是居住适宜处。（七）舍离五盖——五盖是欲贪、嗔恚、昏沉睡眠、掉举追悔、疑，其实就是贪、嗔、痴。我们必须去检查自己的根，把影响我们生命之树健康、被贪嗔痴所破坏的根系去除掉，削弱它们，使它们没有机会再重复，或者降低它们的重复率。</w:t>
-      </w:r>
-    </w:p>
-    <w:p>
-      <w:r>
-        <w:rPr>
-          <w:sz w:val="21"/>
-        </w:rPr>
-        <w:t>同时，我们要培育强大的善重复缘的力量。如何培养呢？通过四入流支——亲近善士、听闻正法、如理作意、法随法行。对在家人而言，「行」要从十种福德事开始。布施，每天布施，不在于多少；持戒，至少要持好最基本的五戒；每天禅修打坐，每天至少两座，每座不少于五分钟；正念正知是一天有一餐正念地吃饭，有一段路正念地走路；恭敬、服务、随喜功德、回向功德、听闻佛法、传播佛法、正直己见——树立业果正见和四圣谛的正见。（八）修习四念处。这时才到修习四念处。并且在修习四念处的过程中，继续观察自己有没有切实做好前面的七条，不断地修正自己。</w:t>
-      </w:r>
-    </w:p>
-    <w:p>
-      <w:r>
-        <w:rPr>
-          <w:sz w:val="21"/>
-        </w:rPr>
-        <w:t>一切无常法中都可以找到重复缘。正因为生命是无常的，我们才可以通过重复缘去改变它；正因为生命是无常的，我们才可以从凡庸的人生提升到更圣洁、高贵的人生。通过数数串习、数数习行、不断重复善法来持续提升、净化、圆满自己，我们才能超凡入圣，成就最终的解脱。</w:t>
-      </w:r>
-    </w:p>
-    <w:p>
-      <w:r>
-        <w:rPr>
-          <w:sz w:val="21"/>
-        </w:rPr>
-        <w:t>*[generated, not original text]*</w:t>
+        </w:rPr>
+        <w:t>"今天这三个词里，哪一个让你觉得'原来是这样'？"</w:t>
+      </w:r>
+      <w:r>
+        <w:rPr>
+          <w:b w:val="0"/>
+        </w:rPr>
+        <w:t xml:space="preserve"> —— 前生缘、后生缘、重复缘，任选一个，说说它让你想起了生活里的哪件小事。</w:t>
       </w:r>
     </w:p>
     <w:p>
       <w:pPr>
-        <w:spacing w:before="160" w:after="80"/>
+        <w:pStyle w:val="ListNumber"/>
       </w:pPr>
       <w:r>
         <w:rPr>
-          <w:rFonts w:ascii="Microsoft YaHei" w:hAnsi="Microsoft YaHei" w:eastAsia="Microsoft YaHei"/>
           <w:b/>
-          <w:color w:val="1E5631"/>
-          <w:sz w:val="28"/>
-        </w:rPr>
-        <w:t>💬 第一轮分享（20 min）</w:t>
-      </w:r>
-    </w:p>
-    <w:p>
-      <w:r>
-        <w:rPr>
-          <w:b/>
-          <w:sz w:val="21"/>
-        </w:rPr>
-        <w:t>起手问题（择 1–2 个，人人可答）</w:t>
-      </w:r>
-      <w:r>
-        <w:rPr>
-          <w:sz w:val="21"/>
-        </w:rPr>
-        <w:t>：</w:t>
+        </w:rPr>
+        <w:t>"你身上有没有一个'重复'了很久的小习惯——不管好的坏的？"</w:t>
+      </w:r>
+      <w:r>
+        <w:rPr>
+          <w:b w:val="0"/>
+        </w:rPr>
+        <w:t xml:space="preserve"> —— 只描述它，不评判它。它一开始是怎么来的？后来又是怎么越来越"顺手"的？</w:t>
       </w:r>
     </w:p>
     <w:p>
       <w:pPr>
-        <w:ind w:left="340"/>
+        <w:pStyle w:val="ListNumber"/>
       </w:pPr>
       <w:r>
         <w:rPr>
           <w:b/>
-          <w:sz w:val="21"/>
-        </w:rPr>
-        <w:t xml:space="preserve">1. </w:t>
-      </w:r>
+        </w:rPr>
+        <w:t>"有没有一段时间，你心里有个'奔头'，整个人就特别有劲；后来'奔头'没了，人也蔫了？"</w:t>
+      </w:r>
+      <w:r>
+        <w:rPr>
+          <w:b w:val="0"/>
+        </w:rPr>
+        <w:t xml:space="preserve"> —— 这就是后生缘在生活里的样子。</w:t>
+      </w:r>
+    </w:p>
+    <w:p>
       <w:r>
         <w:rPr>
           <w:b/>
-          <w:sz w:val="21"/>
-        </w:rPr>
-        <w:t>"今天这三个词里，哪一个让你觉得'原来是这样'？"</w:t>
-      </w:r>
-      <w:r>
-        <w:rPr>
-          <w:sz w:val="21"/>
-        </w:rPr>
-        <w:t xml:space="preserve"> —— 前生缘、后生缘、重复缘，任选一个，说说它让你想起了生活里的哪件小事。</w:t>
+          <w:color w:val="1E4620"/>
+          <w:sz w:val="26"/>
+        </w:rPr>
+        <w:t>🎯 主题讨论（35 min）</w:t>
+      </w:r>
+    </w:p>
+    <w:p>
+      <w:r>
+        <w:rPr>
+          <w:b/>
+        </w:rPr>
+        <w:t>引导问题一：缘力是"一个方向"的宿命吗？</w:t>
       </w:r>
     </w:p>
     <w:p>
       <w:pPr>
-        <w:ind w:left="340"/>
+        <w:pStyle w:val="ListBullet"/>
       </w:pPr>
       <w:r>
         <w:rPr>
+          <w:b w:val="0"/>
+        </w:rPr>
+        <w:t>提示：前生缘说"先来的扶后来的"，后生缘却反过来讲"未来的心影响你的现在"。请对照材料②那句："</w:t>
+      </w:r>
+      <w:r>
+        <w:rPr>
           <w:b/>
-          <w:sz w:val="21"/>
-        </w:rPr>
-        <w:t xml:space="preserve">2. </w:t>
-      </w:r>
-      <w:r>
-        <w:rPr>
-          <w:b/>
-          <w:sz w:val="21"/>
-        </w:rPr>
-        <w:t>"你身上有没有一个'重复'了很久的小习惯——不管好的坏的？"</w:t>
-      </w:r>
-      <w:r>
-        <w:rPr>
-          <w:sz w:val="21"/>
-        </w:rPr>
-        <w:t xml:space="preserve"> —— 只描述它，不评判它。它一开始是怎么来的？后来又是怎么越来越"顺手"的？</w:t>
+        </w:rPr>
+        <w:t>普通人会认为生命是由业决定的，过去决定现在，但是后生缘的角度，是还没有生起的、未来的心会影响你的现在。</w:t>
+      </w:r>
+      <w:r>
+        <w:rPr>
+          <w:b w:val="0"/>
+        </w:rPr>
+        <w:t>"</w:t>
       </w:r>
     </w:p>
     <w:p>
       <w:pPr>
-        <w:ind w:left="340"/>
+        <w:pStyle w:val="ListBullet"/>
       </w:pPr>
       <w:r>
         <w:rPr>
+          <w:b w:val="0"/>
+        </w:rPr>
+        <w:t>追问：如果未来还能影响现在，那"一切都是过去注定的"这句话，站得住吗？——</w:t>
+      </w:r>
+      <w:r>
+        <w:rPr>
           <w:b/>
-          <w:sz w:val="21"/>
-        </w:rPr>
-        <w:t xml:space="preserve">3. </w:t>
-      </w:r>
+        </w:rPr>
+        <w:t>缘起不是宿命：过去决定起点，方向一直开着口。</w:t>
+      </w:r>
+    </w:p>
+    <w:p>
       <w:r>
         <w:rPr>
           <w:b/>
-          <w:sz w:val="21"/>
-        </w:rPr>
-        <w:t>"有没有一段时间，你心里有个'奔头'，整个人就特别有劲；后来'奔头'没了，人也蔫了？"</w:t>
-      </w:r>
-      <w:r>
-        <w:rPr>
-          <w:sz w:val="21"/>
-        </w:rPr>
-        <w:t xml:space="preserve"> —— 这就是后生缘在生活里的样子。</w:t>
+        </w:rPr>
+        <w:t>引导问题二："习惯"到底是敌人还是工具？</w:t>
       </w:r>
     </w:p>
     <w:p>
       <w:pPr>
-        <w:spacing w:before="160" w:after="80"/>
+        <w:pStyle w:val="ListBullet"/>
       </w:pPr>
       <w:r>
         <w:rPr>
-          <w:rFonts w:ascii="Microsoft YaHei" w:hAnsi="Microsoft YaHei" w:eastAsia="Microsoft YaHei"/>
+          <w:b w:val="0"/>
+        </w:rPr>
+        <w:t>提示：材料③讲，重复缘让"善、不善、唯作"三类速行</w:t>
+      </w:r>
+      <w:r>
+        <w:rPr>
           <w:b/>
-          <w:color w:val="1E5631"/>
-          <w:sz w:val="28"/>
-        </w:rPr>
-        <w:t>🎯 主题讨论（35 min）</w:t>
-      </w:r>
-    </w:p>
-    <w:p>
+        </w:rPr>
+        <w:t>各自越来越强</w:t>
+      </w:r>
+      <w:r>
+        <w:rPr>
+          <w:b w:val="0"/>
+        </w:rPr>
+        <w:t>——它本身无所谓好坏，关键看我们喂它什么。"</w:t>
+      </w:r>
       <w:r>
         <w:rPr>
           <w:b/>
-          <w:sz w:val="21"/>
-        </w:rPr>
-        <w:t>引导问题一：缘力是"一个方向"的宿命吗？</w:t>
+        </w:rPr>
+        <w:t>它可以使我们养成良好的习惯，也可以让我们形成不好的习惯。</w:t>
+      </w:r>
+      <w:r>
+        <w:rPr>
+          <w:b w:val="0"/>
+        </w:rPr>
+        <w:t>"</w:t>
       </w:r>
     </w:p>
     <w:p>
       <w:pPr>
-        <w:ind w:left="340"/>
+        <w:pStyle w:val="ListBullet"/>
       </w:pPr>
       <w:r>
         <w:rPr>
-          <w:color w:val="1E5631"/>
-          <w:sz w:val="21"/>
-        </w:rPr>
-        <w:t xml:space="preserve">• </w:t>
-      </w:r>
-      <w:r>
-        <w:rPr>
-          <w:sz w:val="21"/>
-        </w:rPr>
-        <w:t>提示：前生缘说"先来的扶后来的"，后生缘却反过来讲"未来的心影响你的现在"。请对照材料②那句："</w:t>
-      </w:r>
-      <w:r>
-        <w:rPr>
-          <w:b/>
-          <w:sz w:val="21"/>
-        </w:rPr>
-        <w:t>普通人会认为生命是由业决定的，过去决定现在，但是后生缘的角度，是还没有生起的、未来的心会影响你的现在。</w:t>
-      </w:r>
-      <w:r>
-        <w:rPr>
-          <w:sz w:val="21"/>
-        </w:rPr>
-        <w:t>"</w:t>
+          <w:b w:val="0"/>
+        </w:rPr>
+        <w:t>追问：想让善法越重复越强，可以从哪件"小到不会失败"的事开始？（呼应十种福德事——每天一座五分钟、一餐正念吃饭。）</w:t>
       </w:r>
     </w:p>
     <w:p>
       <w:pPr>
-        <w:ind w:left="340"/>
+        <w:pStyle w:val="ListBullet"/>
       </w:pPr>
       <w:r>
         <w:rPr>
-          <w:color w:val="1E5631"/>
-          <w:sz w:val="21"/>
-        </w:rPr>
-        <w:t xml:space="preserve">• </w:t>
-      </w:r>
-      <w:r>
-        <w:rPr>
-          <w:sz w:val="21"/>
-        </w:rPr>
-        <w:t>追问：如果未来还能影响现在，那"一切都是过去注定的"这句话，站得住吗？——</w:t>
-      </w:r>
-      <w:r>
-        <w:rPr>
           <w:b/>
-          <w:sz w:val="21"/>
-        </w:rPr>
-        <w:t>缘起不是宿命：过去决定起点，方向一直开着口。</w:t>
+        </w:rPr>
+        <w:t>心理安全强调</w:t>
+      </w:r>
+      <w:r>
+        <w:rPr>
+          <w:b w:val="0"/>
+        </w:rPr>
+        <w:t>：讨论习惯时，只谈"怎么喂它"，</w:t>
+      </w:r>
+      <w:r>
+        <w:rPr>
+          <w:b/>
+        </w:rPr>
+        <w:t>不谈"我有多差"</w:t>
+      </w:r>
+      <w:r>
+        <w:rPr>
+          <w:b w:val="0"/>
+        </w:rPr>
+        <w:t>；不比较进度，不施加"你需要改"的压力。</w:t>
+      </w:r>
+      <w:r>
+        <w:rPr>
+          <w:b/>
+        </w:rPr>
+        <w:t>正因为无常，才可以改变。</w:t>
       </w:r>
     </w:p>
     <w:p>
       <w:r>
         <w:rPr>
           <w:b/>
-          <w:sz w:val="21"/>
-        </w:rPr>
-        <w:t>引导问题二："习惯"到底是敌人还是工具？</w:t>
+        </w:rPr>
+        <w:t>引导问题三：面对"父母／原生家庭"，前生缘教我们什么？</w:t>
       </w:r>
     </w:p>
     <w:p>
       <w:pPr>
-        <w:ind w:left="340"/>
+        <w:pStyle w:val="ListBullet"/>
       </w:pPr>
       <w:r>
         <w:rPr>
-          <w:color w:val="1E5631"/>
-          <w:sz w:val="21"/>
-        </w:rPr>
-        <w:t xml:space="preserve">• </w:t>
-      </w:r>
-      <w:r>
-        <w:rPr>
-          <w:sz w:val="21"/>
-        </w:rPr>
-        <w:t>提示：材料③讲，重复缘让"善、不善、唯作"三类速行</w:t>
+          <w:b w:val="0"/>
+        </w:rPr>
+        <w:t>提示：材料①讲，接受父母，是让自己接到"前生缘的力量"；但它同时明确：</w:t>
       </w:r>
       <w:r>
         <w:rPr>
           <w:b/>
-          <w:sz w:val="21"/>
-        </w:rPr>
-        <w:t>各自越来越强</w:t>
-      </w:r>
-      <w:r>
-        <w:rPr>
-          <w:sz w:val="21"/>
-        </w:rPr>
-        <w:t>——它本身无所谓好坏，关键看我们喂它什么。"</w:t>
-      </w:r>
-      <w:r>
-        <w:rPr>
-          <w:b/>
-          <w:sz w:val="21"/>
-        </w:rPr>
-        <w:t>它可以使我们养成良好的习惯，也可以让我们形成不好的习惯。</w:t>
-      </w:r>
-      <w:r>
-        <w:rPr>
-          <w:sz w:val="21"/>
-        </w:rPr>
-        <w:t>"</w:t>
+        </w:rPr>
+        <w:t>"讲原生家庭不是让你去责怪自己的原生家庭""接不接受是你的事，不是别人的事。"</w:t>
       </w:r>
     </w:p>
     <w:p>
       <w:pPr>
-        <w:ind w:left="340"/>
+        <w:pStyle w:val="ListBullet"/>
       </w:pPr>
       <w:r>
         <w:rPr>
-          <w:color w:val="1E5631"/>
-          <w:sz w:val="21"/>
-        </w:rPr>
-        <w:t xml:space="preserve">• </w:t>
-      </w:r>
-      <w:r>
-        <w:rPr>
-          <w:sz w:val="21"/>
-        </w:rPr>
-        <w:t>追问：想让善法越重复越强，可以从哪件"小到不会失败"的事开始？（呼应十种福德事——每天一座五分钟、一餐正念吃饭。）</w:t>
+          <w:b w:val="0"/>
+        </w:rPr>
+        <w:t>追问：能不能把"接受"理解成"不要认同，而是不再用怨恨把自己绑住"？</w:t>
       </w:r>
     </w:p>
     <w:p>
       <w:pPr>
-        <w:ind w:left="340"/>
+        <w:ind w:left="170"/>
+        <w:pBdr>
+          <w:left w:val="single" w:sz="18" w:space="4" w:color="1E4620"/>
+        </w:pBdr>
+        <w:shd w:val="clear" w:fill="F2F5FA"/>
       </w:pPr>
       <w:r>
         <w:rPr>
-          <w:color w:val="1E5631"/>
-          <w:sz w:val="21"/>
-        </w:rPr>
-        <w:t xml:space="preserve">• </w:t>
-      </w:r>
-      <w:r>
-        <w:rPr>
           <w:b/>
-          <w:sz w:val="21"/>
-        </w:rPr>
-        <w:t>心理安全强调</w:t>
-      </w:r>
-      <w:r>
-        <w:rPr>
-          <w:sz w:val="21"/>
-        </w:rPr>
-        <w:t>：讨论习惯时，只谈"怎么喂它"，</w:t>
-      </w:r>
-      <w:r>
-        <w:rPr>
-          <w:b/>
-          <w:sz w:val="21"/>
-        </w:rPr>
-        <w:t>不谈"我有多差"</w:t>
-      </w:r>
-      <w:r>
-        <w:rPr>
-          <w:sz w:val="21"/>
-        </w:rPr>
-        <w:t>；不比较进度，不施加"你需要改"的压力。</w:t>
-      </w:r>
-      <w:r>
-        <w:rPr>
-          <w:b/>
-          <w:sz w:val="21"/>
-        </w:rPr>
-        <w:t>正因为无常，才可以改变。</w:t>
-      </w:r>
-    </w:p>
-    <w:p>
-      <w:r>
-        <w:rPr>
-          <w:b/>
-          <w:sz w:val="21"/>
-        </w:rPr>
-        <w:t>引导问题三：面对"父母／原生家庭"，前生缘教我们什么？</w:t>
+        </w:rPr>
+        <w:t>分层追问</w:t>
+      </w:r>
+      <w:r>
+        <w:rPr>
+          <w:b w:val="0"/>
+        </w:rPr>
+        <w:t>（可视时间取用，由浅入深）：</w:t>
       </w:r>
     </w:p>
     <w:p>
       <w:pPr>
-        <w:ind w:left="340"/>
+        <w:ind w:left="170"/>
+        <w:pBdr>
+          <w:left w:val="single" w:sz="18" w:space="4" w:color="1E4620"/>
+        </w:pBdr>
+        <w:shd w:val="clear" w:fill="F2F5FA"/>
       </w:pPr>
       <w:r>
         <w:rPr>
-          <w:color w:val="1E5631"/>
-          <w:sz w:val="21"/>
-        </w:rPr>
-        <w:t xml:space="preserve">• </w:t>
-      </w:r>
-      <w:r>
-        <w:rPr>
-          <w:sz w:val="21"/>
-        </w:rPr>
-        <w:t>提示：材料①讲，接受父母，是让自己接到"前生缘的力量"；但它同时明确：</w:t>
-      </w:r>
-      <w:r>
-        <w:rPr>
-          <w:b/>
-          <w:sz w:val="21"/>
-        </w:rPr>
-        <w:t>"讲原生家庭不是让你去责怪自己的原生家庭""接不接受是你的事，不是别人的事。"</w:t>
+          <w:b w:val="0"/>
+        </w:rPr>
+        <w:t>- 【现象】这周有哪个反应，你几乎每次都一样，像被按了同一个按钮？</w:t>
       </w:r>
     </w:p>
     <w:p>
       <w:pPr>
-        <w:ind w:left="340"/>
+        <w:ind w:left="170"/>
+        <w:pBdr>
+          <w:left w:val="single" w:sz="18" w:space="4" w:color="1E4620"/>
+        </w:pBdr>
+        <w:shd w:val="clear" w:fill="F2F5FA"/>
       </w:pPr>
       <w:r>
         <w:rPr>
-          <w:color w:val="1E5631"/>
-          <w:sz w:val="21"/>
-        </w:rPr>
-        <w:t xml:space="preserve">• </w:t>
-      </w:r>
-      <w:r>
-        <w:rPr>
-          <w:sz w:val="21"/>
-        </w:rPr>
-        <w:t>追问：能不能把"接受"理解成"不要认同，而是不再用怨恨把自己绑住"？</w:t>
+          <w:b w:val="0"/>
+        </w:rPr>
+        <w:t>- 【影响】这个习惯更像是在帮你，还是在不知不觉中拖住了你？</w:t>
       </w:r>
     </w:p>
     <w:p>
       <w:pPr>
-        <w:spacing w:before="40" w:after="80"/>
-        <w:ind w:left="283"/>
-        <w:shd w:val="clear" w:color="auto" w:fill="EDF6EF"/>
+        <w:ind w:left="170"/>
         <w:pBdr>
-          <w:left w:val="single" w:sz="20" w:space="6" w:color="1E5631"/>
+          <w:left w:val="single" w:sz="18" w:space="4" w:color="1E4620"/>
         </w:pBdr>
+        <w:shd w:val="clear" w:fill="F2F5FA"/>
       </w:pPr>
       <w:r>
         <w:rPr>
+          <w:b w:val="0"/>
+        </w:rPr>
+        <w:t>- 【应对】这周挑一次老习惯，换个做法试十秒，看看会发生什么。</w:t>
+      </w:r>
+    </w:p>
+    <w:p>
+      <w:r>
+        <w:rPr>
           <w:b/>
-          <w:sz w:val="20"/>
-        </w:rPr>
-        <w:t>分层追问</w:t>
-      </w:r>
-      <w:r>
-        <w:rPr>
-          <w:sz w:val="20"/>
-        </w:rPr>
-        <w:t>（可视时间取用，由浅入深）： - 【现象】这周有哪个反应，你几乎每次都一样，像被按了同一个按钮？ - 【影响】这个习惯更像是在帮你，还是在不知不觉中拖住了你？ - 【应对】这周挑一次老习惯，换个做法试十秒，看看会发生什么。</w:t>
+          <w:color w:val="1E4620"/>
+          <w:sz w:val="26"/>
+        </w:rPr>
+        <w:t>🧘 禅修练习（15 min）</w:t>
+      </w:r>
+    </w:p>
+    <w:p>
+      <w:r>
+        <w:rPr>
+          <w:b/>
+        </w:rPr>
+        <w:t>（0–2 min）调身。</w:t>
+      </w:r>
+      <w:r>
+        <w:rPr>
+          <w:b w:val="0"/>
+        </w:rPr>
+        <w:t xml:space="preserve"> 坐稳，肩松，手放好，轻轻闭眼或半垂眼帘。三次深长的呼吸，让身体先安顿下来。</w:t>
+      </w:r>
+    </w:p>
+    <w:p>
+      <w:r>
+        <w:rPr>
+          <w:b/>
+        </w:rPr>
+        <w:t>（2–10 min）入出息念＋"松绑"一句。</w:t>
+      </w:r>
+      <w:r>
+        <w:rPr>
+          <w:b w:val="0"/>
+        </w:rPr>
+        <w:t xml:space="preserve"> 把注意力放在鼻端、上唇一带，只是知道"吸气、呼气"。心跑了，不责怪，带回呼吸。若某一刻心里浮起一个反复出现的念头（那正是"重复缘"的脚印），不必赶它走，只轻轻在心里说一句：</w:t>
+      </w:r>
+      <w:r>
+        <w:rPr>
+          <w:b/>
+        </w:rPr>
+        <w:t>"松开一点。"</w:t>
+      </w:r>
+      <w:r>
+        <w:rPr>
+          <w:b w:val="0"/>
+        </w:rPr>
+        <w:t xml:space="preserve"> 松开的，是那份"必须是我、必须归我"的抓紧——松开一点，反而轻一点。</w:t>
+      </w:r>
+      <w:r>
+        <w:rPr>
+          <w:b/>
+        </w:rPr>
+        <w:t>（念到此处，可稍作停顿，不需逼出任何境界。）</w:t>
+      </w:r>
+    </w:p>
+    <w:p>
+      <w:r>
+        <w:rPr>
+          <w:b/>
+        </w:rPr>
+        <w:t>（10–14 min）善的重复，种一个小的。</w:t>
+      </w:r>
+      <w:r>
+        <w:rPr>
+          <w:b w:val="0"/>
+        </w:rPr>
+        <w:t xml:space="preserve"> 现在，在心里选一件"小到不会失败"的善事——今天帮一个人、说一句柔和的话、吃一餐正念的饭。把它在心里默念三遍，像种下一颗会反复发芽的种子：</w:t>
+      </w:r>
+      <w:r>
+        <w:rPr>
+          <w:b/>
+        </w:rPr>
+        <w:t>"我愿意，重复它。"</w:t>
+      </w:r>
+      <w:r>
+        <w:rPr>
+          <w:b w:val="0"/>
+        </w:rPr>
+        <w:t xml:space="preserve"> 体会一下：此刻的心，是柔软一点的、轻快一点的。</w:t>
+      </w:r>
+    </w:p>
+    <w:p>
+      <w:r>
+        <w:rPr>
+          <w:b/>
+        </w:rPr>
+        <w:t>（14–15 min）回向与收尾。</w:t>
+      </w:r>
+      <w:r>
+        <w:rPr>
+          <w:b w:val="0"/>
+        </w:rPr>
+        <w:t xml:space="preserve"> 做一次深呼吸，把这份善意散播出去——给自己、给家人、给在场每一位、给一切众生。慢慢睁开眼睛。</w:t>
       </w:r>
     </w:p>
     <w:p>
       <w:pPr>
-        <w:spacing w:before="160" w:after="80"/>
+        <w:ind w:left="170"/>
+        <w:pBdr>
+          <w:left w:val="single" w:sz="18" w:space="4" w:color="1E4620"/>
+        </w:pBdr>
+        <w:shd w:val="clear" w:fill="F2F5FA"/>
       </w:pPr>
       <w:r>
         <w:rPr>
-          <w:rFonts w:ascii="Microsoft YaHei" w:hAnsi="Microsoft YaHei" w:eastAsia="Microsoft YaHei"/>
+          <w:b w:val="0"/>
+        </w:rPr>
+        <w:t xml:space="preserve">⚠️ </w:t>
+      </w:r>
+      <w:r>
+        <w:rPr>
           <w:b/>
-          <w:color w:val="1E5631"/>
-          <w:sz w:val="28"/>
-        </w:rPr>
-        <w:t>🧘 禅修练习（15 min）</w:t>
+        </w:rPr>
+        <w:t>禅修禁忌提示</w:t>
+      </w:r>
+      <w:r>
+        <w:rPr>
+          <w:b w:val="0"/>
+        </w:rPr>
+        <w:t>：若你正处在严重抑郁、焦虑、创伤后应激，或精神类疾病的发作／用药期，或正经历强烈的情绪危机，请先咨询医生或心理师，再决定是否练习；练习中若出现明显不适（如心悸、胸闷、情绪失控），请立即停止，睁开眼睛，把注意力放回呼吸与身体，必要时离场休息。</w:t>
       </w:r>
     </w:p>
     <w:p>
       <w:r>
         <w:rPr>
           <w:b/>
-          <w:sz w:val="21"/>
-        </w:rPr>
-        <w:t>（0–2 min）调身。</w:t>
-      </w:r>
-      <w:r>
-        <w:rPr>
-          <w:sz w:val="21"/>
-        </w:rPr>
-        <w:t xml:space="preserve"> 坐稳，肩松，手放好，轻轻闭眼或半垂眼帘。三次深长的呼吸，让身体先安顿下来。</w:t>
+          <w:color w:val="1E4620"/>
+          <w:sz w:val="26"/>
+        </w:rPr>
+        <w:t>📚 扩展内容包（时间富余时使用）</w:t>
       </w:r>
     </w:p>
     <w:p>
       <w:r>
         <w:rPr>
           <w:b/>
-          <w:sz w:val="21"/>
-        </w:rPr>
-        <w:t>（2–10 min）入出息念＋"松绑"一句。</w:t>
-      </w:r>
-      <w:r>
-        <w:rPr>
-          <w:sz w:val="21"/>
-        </w:rPr>
-        <w:t xml:space="preserve"> 把注意力放在鼻端、上唇一带，只是知道"吸气、呼气"。心跑了，不责怪，带回呼吸。若某一刻心里浮起一个反复出现的念头（那正是"重复缘"的脚印），不必赶它走，只轻轻在心里说一句：</w:t>
-      </w:r>
-      <w:r>
-        <w:rPr>
-          <w:b/>
-          <w:sz w:val="21"/>
-        </w:rPr>
-        <w:t>"松开一点。"</w:t>
-      </w:r>
-      <w:r>
-        <w:rPr>
-          <w:sz w:val="21"/>
-        </w:rPr>
-        <w:t xml:space="preserve"> 松开的，是那份"必须是我、必须归我"的抓紧——松开一点，反而轻一点。</w:t>
-      </w:r>
-      <w:r>
-        <w:rPr>
-          <w:b/>
-          <w:sz w:val="21"/>
-        </w:rPr>
-        <w:t>（念到此处，可稍作停顿，不需逼出任何境界。）</w:t>
-      </w:r>
-    </w:p>
-    <w:p>
-      <w:r>
-        <w:rPr>
-          <w:b/>
-          <w:sz w:val="21"/>
-        </w:rPr>
-        <w:t>（10–14 min）善的重复，种一个小的。</w:t>
-      </w:r>
-      <w:r>
-        <w:rPr>
-          <w:sz w:val="21"/>
-        </w:rPr>
-        <w:t xml:space="preserve"> 现在，在心里选一件"小到不会失败"的善事——今天帮一个人、说一句柔和的话、吃一餐正念的饭。把它在心里默念三遍，像种下一颗会反复发芽的种子：</w:t>
-      </w:r>
-      <w:r>
-        <w:rPr>
-          <w:b/>
-          <w:sz w:val="21"/>
-        </w:rPr>
-        <w:t>"我愿意，重复它。"</w:t>
-      </w:r>
-      <w:r>
-        <w:rPr>
-          <w:sz w:val="21"/>
-        </w:rPr>
-        <w:t xml:space="preserve"> 体会一下：此刻的心，是柔软一点的、轻快一点的。</w:t>
-      </w:r>
-    </w:p>
-    <w:p>
-      <w:r>
-        <w:rPr>
-          <w:b/>
-          <w:sz w:val="21"/>
-        </w:rPr>
-        <w:t>（14–15 min）回向与收尾。</w:t>
-      </w:r>
-      <w:r>
-        <w:rPr>
-          <w:sz w:val="21"/>
-        </w:rPr>
-        <w:t xml:space="preserve"> 做一次深呼吸，把这份善意散播出去——给自己、给家人、给在场每一位、给一切众生。慢慢睁开眼睛。</w:t>
-      </w:r>
-    </w:p>
-    <w:p>
-      <w:pPr>
-        <w:spacing w:before="40" w:after="80"/>
-        <w:ind w:left="283"/>
-        <w:shd w:val="clear" w:color="auto" w:fill="EDF6EF"/>
-        <w:pBdr>
-          <w:left w:val="single" w:sz="20" w:space="6" w:color="1E5631"/>
-        </w:pBdr>
-      </w:pPr>
-      <w:r>
-        <w:rPr>
-          <w:sz w:val="20"/>
-        </w:rPr>
-        <w:t xml:space="preserve">⚠️ </w:t>
-      </w:r>
-      <w:r>
-        <w:rPr>
-          <w:b/>
-          <w:sz w:val="20"/>
-        </w:rPr>
-        <w:t>禅修禁忌提示</w:t>
-      </w:r>
-      <w:r>
-        <w:rPr>
-          <w:sz w:val="20"/>
-        </w:rPr>
-        <w:t>：若你正处在严重抑郁、焦虑、创伤后应激，或精神类疾病的发作／用药期，或正经历强烈的情绪危机，请先咨询医生或心理师，再决定是否练习；练习中若出现明显不适（如心悸、胸闷、情绪失控），请立即停止，睁开眼睛，把注意力放回呼吸与身体，必要时离场休息。</w:t>
-      </w:r>
-    </w:p>
-    <w:p>
-      <w:pPr>
-        <w:spacing w:before="160" w:after="80"/>
-      </w:pPr>
-      <w:r>
-        <w:rPr>
-          <w:rFonts w:ascii="Microsoft YaHei" w:hAnsi="Microsoft YaHei" w:eastAsia="Microsoft YaHei"/>
-          <w:b/>
-          <w:color w:val="1E5631"/>
-          <w:sz w:val="28"/>
-        </w:rPr>
-        <w:t>📚 扩展内容包（时间富余时使用）</w:t>
-      </w:r>
-    </w:p>
-    <w:p>
-      <w:r>
-        <w:rPr>
-          <w:b/>
-          <w:sz w:val="21"/>
         </w:rPr>
         <w:t>扩展 1｜"三股缘力"一句话对照（源自材料①②③）</w:t>
       </w:r>
@@ -2992,7 +2743,6 @@
       <w:tblPr>
         <w:tblStyle w:val="TableGrid"/>
         <w:tblW w:type="auto" w:w="0"/>
-        <w:jc w:val="center"/>
         <w:tblLook w:firstColumn="1" w:firstRow="1" w:lastColumn="0" w:lastRow="0" w:noHBand="0" w:noVBand="1" w:val="04A0"/>
       </w:tblPr>
       <w:tblGrid>
@@ -3005,17 +2755,20 @@
         <w:tc>
           <w:tcPr>
             <w:tcW w:type="dxa" w:w="2409"/>
-            <w:shd w:val="clear" w:color="auto" w:fill="1E5631"/>
+            <w:shd w:val="clear" w:fill="1E4620"/>
           </w:tcPr>
           <w:p>
-            <w:pPr>
-              <w:spacing w:after="20"/>
-            </w:pPr>
             <w:r>
               <w:rPr>
-                <w:b/>
                 <w:color w:val="FFFFFF"/>
-                <w:sz w:val="19"/>
+                <w:sz w:val="18"/>
+              </w:rPr>
+            </w:r>
+            <w:r>
+              <w:rPr>
+                <w:b w:val="0"/>
+                <w:color w:val="FFFFFF"/>
+                <w:sz w:val="18"/>
               </w:rPr>
               <w:t>缘</w:t>
             </w:r>
@@ -3024,17 +2777,20 @@
         <w:tc>
           <w:tcPr>
             <w:tcW w:type="dxa" w:w="2409"/>
-            <w:shd w:val="clear" w:color="auto" w:fill="1E5631"/>
+            <w:shd w:val="clear" w:fill="1E4620"/>
           </w:tcPr>
           <w:p>
-            <w:pPr>
-              <w:spacing w:after="20"/>
-            </w:pPr>
             <w:r>
               <w:rPr>
-                <w:b/>
                 <w:color w:val="FFFFFF"/>
-                <w:sz w:val="19"/>
+                <w:sz w:val="18"/>
+              </w:rPr>
+            </w:r>
+            <w:r>
+              <w:rPr>
+                <w:b w:val="0"/>
+                <w:color w:val="FFFFFF"/>
+                <w:sz w:val="18"/>
               </w:rPr>
               <w:t>方向</w:t>
             </w:r>
@@ -3043,17 +2799,20 @@
         <w:tc>
           <w:tcPr>
             <w:tcW w:type="dxa" w:w="2409"/>
-            <w:shd w:val="clear" w:color="auto" w:fill="1E5631"/>
+            <w:shd w:val="clear" w:fill="1E4620"/>
           </w:tcPr>
           <w:p>
-            <w:pPr>
-              <w:spacing w:after="20"/>
-            </w:pPr>
             <w:r>
               <w:rPr>
-                <w:b/>
                 <w:color w:val="FFFFFF"/>
-                <w:sz w:val="19"/>
+                <w:sz w:val="18"/>
+              </w:rPr>
+            </w:r>
+            <w:r>
+              <w:rPr>
+                <w:b w:val="0"/>
+                <w:color w:val="FFFFFF"/>
+                <w:sz w:val="18"/>
               </w:rPr>
               <w:t>一句话白话</w:t>
             </w:r>
@@ -3062,17 +2821,20 @@
         <w:tc>
           <w:tcPr>
             <w:tcW w:type="dxa" w:w="2409"/>
-            <w:shd w:val="clear" w:color="auto" w:fill="1E5631"/>
+            <w:shd w:val="clear" w:fill="1E4620"/>
           </w:tcPr>
           <w:p>
-            <w:pPr>
-              <w:spacing w:after="20"/>
-            </w:pPr>
             <w:r>
               <w:rPr>
-                <w:b/>
                 <w:color w:val="FFFFFF"/>
-                <w:sz w:val="19"/>
+                <w:sz w:val="18"/>
+              </w:rPr>
+            </w:r>
+            <w:r>
+              <w:rPr>
+                <w:b w:val="0"/>
+                <w:color w:val="FFFFFF"/>
+                <w:sz w:val="18"/>
               </w:rPr>
               <w:t>生活里的样子</w:t>
             </w:r>
@@ -3085,12 +2847,15 @@
             <w:tcW w:type="dxa" w:w="2409"/>
           </w:tcPr>
           <w:p>
-            <w:pPr>
-              <w:spacing w:after="20"/>
-            </w:pPr>
             <w:r>
               <w:rPr>
-                <w:sz w:val="19"/>
+                <w:sz w:val="18"/>
+              </w:rPr>
+            </w:r>
+            <w:r>
+              <w:rPr>
+                <w:b w:val="0"/>
+                <w:sz w:val="18"/>
               </w:rPr>
               <w:t>前生缘（purejāta）</w:t>
             </w:r>
@@ -3101,12 +2866,15 @@
             <w:tcW w:type="dxa" w:w="2409"/>
           </w:tcPr>
           <w:p>
-            <w:pPr>
-              <w:spacing w:after="20"/>
-            </w:pPr>
             <w:r>
               <w:rPr>
-                <w:sz w:val="19"/>
+                <w:sz w:val="18"/>
+              </w:rPr>
+            </w:r>
+            <w:r>
+              <w:rPr>
+                <w:b w:val="0"/>
+                <w:sz w:val="18"/>
               </w:rPr>
               <w:t>前面 → 后面</w:t>
             </w:r>
@@ -3117,12 +2885,15 @@
             <w:tcW w:type="dxa" w:w="2409"/>
           </w:tcPr>
           <w:p>
-            <w:pPr>
-              <w:spacing w:after="20"/>
-            </w:pPr>
             <w:r>
               <w:rPr>
-                <w:sz w:val="19"/>
+                <w:sz w:val="18"/>
+              </w:rPr>
+            </w:r>
+            <w:r>
+              <w:rPr>
+                <w:b w:val="0"/>
+                <w:sz w:val="18"/>
               </w:rPr>
               <w:t>"得先有场地，才能办禅修营"</w:t>
             </w:r>
@@ -3133,12 +2904,15 @@
             <w:tcW w:type="dxa" w:w="2409"/>
           </w:tcPr>
           <w:p>
-            <w:pPr>
-              <w:spacing w:after="20"/>
-            </w:pPr>
             <w:r>
               <w:rPr>
-                <w:sz w:val="19"/>
+                <w:sz w:val="18"/>
+              </w:rPr>
+            </w:r>
+            <w:r>
+              <w:rPr>
+                <w:b w:val="0"/>
+                <w:sz w:val="18"/>
               </w:rPr>
               <w:t>父母、家、这片土地，在你出生前就已在那</w:t>
             </w:r>
@@ -3149,15 +2923,18 @@
         <w:tc>
           <w:tcPr>
             <w:tcW w:type="dxa" w:w="2409"/>
-            <w:shd w:val="clear" w:color="auto" w:fill="F2F2F2"/>
+            <w:shd w:val="clear" w:fill="F2F5FA"/>
           </w:tcPr>
           <w:p>
-            <w:pPr>
-              <w:spacing w:after="20"/>
-            </w:pPr>
             <w:r>
               <w:rPr>
-                <w:sz w:val="19"/>
+                <w:sz w:val="18"/>
+              </w:rPr>
+            </w:r>
+            <w:r>
+              <w:rPr>
+                <w:b w:val="0"/>
+                <w:sz w:val="18"/>
               </w:rPr>
               <w:t>后生缘（pacchājāta）</w:t>
             </w:r>
@@ -3166,15 +2943,18 @@
         <w:tc>
           <w:tcPr>
             <w:tcW w:type="dxa" w:w="2409"/>
-            <w:shd w:val="clear" w:color="auto" w:fill="F2F2F2"/>
+            <w:shd w:val="clear" w:fill="F2F5FA"/>
           </w:tcPr>
           <w:p>
-            <w:pPr>
-              <w:spacing w:after="20"/>
-            </w:pPr>
             <w:r>
               <w:rPr>
-                <w:sz w:val="19"/>
+                <w:sz w:val="18"/>
+              </w:rPr>
+            </w:r>
+            <w:r>
+              <w:rPr>
+                <w:b w:val="0"/>
+                <w:sz w:val="18"/>
               </w:rPr>
               <w:t>后面 → 前面</w:t>
             </w:r>
@@ -3183,15 +2963,18 @@
         <w:tc>
           <w:tcPr>
             <w:tcW w:type="dxa" w:w="2409"/>
-            <w:shd w:val="clear" w:color="auto" w:fill="F2F2F2"/>
+            <w:shd w:val="clear" w:fill="F2F5FA"/>
           </w:tcPr>
           <w:p>
-            <w:pPr>
-              <w:spacing w:after="20"/>
-            </w:pPr>
             <w:r>
               <w:rPr>
-                <w:sz w:val="19"/>
+                <w:sz w:val="18"/>
+              </w:rPr>
+            </w:r>
+            <w:r>
+              <w:rPr>
+                <w:b w:val="0"/>
+                <w:sz w:val="18"/>
               </w:rPr>
               <w:t>"未来的心，支助现在的色身"</w:t>
             </w:r>
@@ -3200,15 +2983,18 @@
         <w:tc>
           <w:tcPr>
             <w:tcW w:type="dxa" w:w="2409"/>
-            <w:shd w:val="clear" w:color="auto" w:fill="F2F2F2"/>
+            <w:shd w:val="clear" w:fill="F2F5FA"/>
           </w:tcPr>
           <w:p>
-            <w:pPr>
-              <w:spacing w:after="20"/>
-            </w:pPr>
             <w:r>
               <w:rPr>
-                <w:sz w:val="19"/>
+                <w:sz w:val="18"/>
+              </w:rPr>
+            </w:r>
+            <w:r>
+              <w:rPr>
+                <w:b w:val="0"/>
+                <w:sz w:val="18"/>
               </w:rPr>
               <w:t>心里有"奔头"，身体就有劲；"躺平"先垮身体</w:t>
             </w:r>
@@ -3221,12 +3007,15 @@
             <w:tcW w:type="dxa" w:w="2409"/>
           </w:tcPr>
           <w:p>
-            <w:pPr>
-              <w:spacing w:after="20"/>
-            </w:pPr>
             <w:r>
               <w:rPr>
-                <w:sz w:val="19"/>
+                <w:sz w:val="18"/>
+              </w:rPr>
+            </w:r>
+            <w:r>
+              <w:rPr>
+                <w:b w:val="0"/>
+                <w:sz w:val="18"/>
               </w:rPr>
               <w:t>重复缘（āsevana）</w:t>
             </w:r>
@@ -3237,12 +3026,15 @@
             <w:tcW w:type="dxa" w:w="2409"/>
           </w:tcPr>
           <w:p>
-            <w:pPr>
-              <w:spacing w:after="20"/>
-            </w:pPr>
             <w:r>
               <w:rPr>
-                <w:sz w:val="19"/>
+                <w:sz w:val="18"/>
+              </w:rPr>
+            </w:r>
+            <w:r>
+              <w:rPr>
+                <w:b w:val="0"/>
+                <w:sz w:val="18"/>
               </w:rPr>
               <w:t>同类 → 同类</w:t>
             </w:r>
@@ -3253,12 +3045,15 @@
             <w:tcW w:type="dxa" w:w="2409"/>
           </w:tcPr>
           <w:p>
-            <w:pPr>
-              <w:spacing w:after="20"/>
-            </w:pPr>
             <w:r>
               <w:rPr>
-                <w:sz w:val="19"/>
+                <w:sz w:val="18"/>
+              </w:rPr>
+            </w:r>
+            <w:r>
+              <w:rPr>
+                <w:b w:val="0"/>
+                <w:sz w:val="18"/>
               </w:rPr>
               <w:t>"前一个更强的，让后一个更强"</w:t>
             </w:r>
@@ -3269,12 +3064,15 @@
             <w:tcW w:type="dxa" w:w="2409"/>
           </w:tcPr>
           <w:p>
-            <w:pPr>
-              <w:spacing w:after="20"/>
-            </w:pPr>
             <w:r>
               <w:rPr>
-                <w:sz w:val="19"/>
+                <w:sz w:val="18"/>
+              </w:rPr>
+            </w:r>
+            <w:r>
+              <w:rPr>
+                <w:b w:val="0"/>
+                <w:sz w:val="18"/>
               </w:rPr>
               <w:t>习惯、习气、精进，一次比一次"顺手"</w:t>
             </w:r>
@@ -3286,120 +3084,93 @@
       <w:r>
         <w:rPr>
           <w:b/>
-          <w:sz w:val="21"/>
         </w:rPr>
         <w:t>扩展 2｜"名色寿命"小常识（源自材料②）</w:t>
       </w:r>
     </w:p>
     <w:p>
       <w:pPr>
-        <w:ind w:left="340"/>
+        <w:pStyle w:val="ListBullet"/>
       </w:pPr>
       <w:r>
         <w:rPr>
-          <w:color w:val="1E5631"/>
-          <w:sz w:val="21"/>
-        </w:rPr>
-        <w:t xml:space="preserve">• </w:t>
-      </w:r>
-      <w:r>
-        <w:rPr>
-          <w:sz w:val="21"/>
+          <w:b w:val="0"/>
         </w:rPr>
         <w:t>名法（心）寿命：</w:t>
       </w:r>
       <w:r>
         <w:rPr>
           <w:b/>
-          <w:sz w:val="21"/>
         </w:rPr>
         <w:t>1 个心识刹那</w:t>
       </w:r>
       <w:r>
         <w:rPr>
-          <w:sz w:val="21"/>
+          <w:b w:val="0"/>
         </w:rPr>
         <w:t>（还可分生时、住时、灭时三小刹那）。</w:t>
       </w:r>
     </w:p>
     <w:p>
       <w:pPr>
-        <w:ind w:left="340"/>
+        <w:pStyle w:val="ListBullet"/>
       </w:pPr>
       <w:r>
         <w:rPr>
-          <w:color w:val="1E5631"/>
-          <w:sz w:val="21"/>
-        </w:rPr>
-        <w:t xml:space="preserve">• </w:t>
-      </w:r>
-      <w:r>
-        <w:rPr>
-          <w:sz w:val="21"/>
+          <w:b w:val="0"/>
         </w:rPr>
         <w:t>色法寿命：</w:t>
       </w:r>
       <w:r>
         <w:rPr>
           <w:b/>
-          <w:sz w:val="21"/>
         </w:rPr>
         <w:t>17 个心识刹那</w:t>
       </w:r>
       <w:r>
         <w:rPr>
-          <w:sz w:val="21"/>
+          <w:b w:val="0"/>
         </w:rPr>
         <w:t>（＝51 个小刹那）。</w:t>
       </w:r>
     </w:p>
     <w:p>
       <w:pPr>
-        <w:ind w:left="340"/>
+        <w:pStyle w:val="ListBullet"/>
       </w:pPr>
       <w:r>
         <w:rPr>
-          <w:color w:val="1E5631"/>
-          <w:sz w:val="21"/>
-        </w:rPr>
-        <w:t xml:space="preserve">• </w:t>
-      </w:r>
-      <w:r>
-        <w:rPr>
-          <w:sz w:val="21"/>
+          <w:b w:val="0"/>
         </w:rPr>
         <w:t>所以：</w:t>
       </w:r>
       <w:r>
         <w:rPr>
           <w:b/>
-          <w:sz w:val="21"/>
         </w:rPr>
         <w:t>一个心灭去后，与它同时生起的色法还活着 16 个心识刹那</w:t>
       </w:r>
       <w:r>
         <w:rPr>
-          <w:sz w:val="21"/>
+          <w:b w:val="0"/>
         </w:rPr>
         <w:t>——这 16 刹那，靠的就是"后面生起的心"以</w:t>
       </w:r>
       <w:r>
         <w:rPr>
           <w:b/>
-          <w:sz w:val="21"/>
         </w:rPr>
         <w:t>后生缘</w:t>
       </w:r>
       <w:r>
         <w:rPr>
-          <w:sz w:val="21"/>
+          <w:b w:val="0"/>
         </w:rPr>
         <w:t>来支助。一句话：</w:t>
       </w:r>
       <w:r>
         <w:rPr>
           <w:b/>
-          <w:sz w:val="21"/>
         </w:rPr>
         <w:t>心停了，色身就散。</w:t>
       </w:r>
@@ -3408,95 +3179,76 @@
       <w:r>
         <w:rPr>
           <w:b/>
-          <w:sz w:val="21"/>
         </w:rPr>
         <w:t>扩展 3｜"琴槌、琴弦与琴声"（源自材料①）</w:t>
       </w:r>
     </w:p>
     <w:p>
       <w:pPr>
-        <w:ind w:left="340"/>
+        <w:pStyle w:val="ListBullet"/>
       </w:pPr>
       <w:r>
         <w:rPr>
-          <w:color w:val="1E5631"/>
-          <w:sz w:val="21"/>
-        </w:rPr>
-        <w:t xml:space="preserve">• </w:t>
-      </w:r>
-      <w:r>
-        <w:rPr>
-          <w:sz w:val="21"/>
+          <w:b w:val="0"/>
         </w:rPr>
         <w:t>所缘（色声香味触）＝</w:t>
       </w:r>
       <w:r>
         <w:rPr>
           <w:b/>
-          <w:sz w:val="21"/>
         </w:rPr>
         <w:t>琴槌</w:t>
       </w:r>
       <w:r>
         <w:rPr>
-          <w:sz w:val="21"/>
+          <w:b w:val="0"/>
         </w:rPr>
         <w:t>；五门依处（眼耳鼻舌身净色）＝</w:t>
       </w:r>
       <w:r>
         <w:rPr>
           <w:b/>
-          <w:sz w:val="21"/>
         </w:rPr>
         <w:t>琴弦</w:t>
       </w:r>
       <w:r>
         <w:rPr>
-          <w:sz w:val="21"/>
+          <w:b w:val="0"/>
         </w:rPr>
         <w:t>；五识的生起＝</w:t>
       </w:r>
       <w:r>
         <w:rPr>
           <w:b/>
-          <w:sz w:val="21"/>
         </w:rPr>
         <w:t>琴声</w:t>
       </w:r>
       <w:r>
         <w:rPr>
-          <w:sz w:val="21"/>
+          <w:b w:val="0"/>
         </w:rPr>
         <w:t>。</w:t>
       </w:r>
     </w:p>
     <w:p>
       <w:pPr>
-        <w:ind w:left="340"/>
+        <w:pStyle w:val="ListBullet"/>
       </w:pPr>
       <w:r>
         <w:rPr>
-          <w:color w:val="1E5631"/>
-          <w:sz w:val="21"/>
-        </w:rPr>
-        <w:t xml:space="preserve">• </w:t>
-      </w:r>
-      <w:r>
-        <w:rPr>
-          <w:sz w:val="21"/>
+          <w:b w:val="0"/>
         </w:rPr>
         <w:t>没有前生的"琴弦"与"琴槌"，就弹不出"琴声"——这就是</w:t>
       </w:r>
       <w:r>
         <w:rPr>
           <w:b/>
-          <w:sz w:val="21"/>
         </w:rPr>
         <w:t>所缘前生缘＋依处前生缘</w:t>
       </w:r>
       <w:r>
         <w:rPr>
-          <w:sz w:val="21"/>
+          <w:b w:val="0"/>
         </w:rPr>
         <w:t>同时到位，五识才生起。</w:t>
       </w:r>
@@ -3505,193 +3257,150 @@
       <w:r>
         <w:rPr>
           <w:b/>
-          <w:sz w:val="21"/>
         </w:rPr>
         <w:t>扩展 4｜常见疑问速答</w:t>
       </w:r>
     </w:p>
     <w:p>
       <w:pPr>
-        <w:ind w:left="340"/>
+        <w:pStyle w:val="ListBullet"/>
       </w:pPr>
       <w:r>
         <w:rPr>
-          <w:color w:val="1E5631"/>
-          <w:sz w:val="21"/>
-        </w:rPr>
-        <w:t xml:space="preserve">• </w:t>
-      </w:r>
-      <w:r>
-        <w:rPr>
           <w:b/>
-          <w:sz w:val="21"/>
         </w:rPr>
         <w:t>Q：前生缘是不是"命定"？</w:t>
       </w:r>
       <w:r>
         <w:rPr>
-          <w:sz w:val="21"/>
+          <w:b w:val="0"/>
         </w:rPr>
         <w:t xml:space="preserve"> A：不是。它只说明"先来的扶后来的"是</w:t>
       </w:r>
       <w:r>
         <w:rPr>
           <w:b/>
-          <w:sz w:val="21"/>
         </w:rPr>
         <w:t>起点</w:t>
       </w:r>
       <w:r>
         <w:rPr>
-          <w:sz w:val="21"/>
+          <w:b w:val="0"/>
         </w:rPr>
         <w:t>；后生缘又告诉我们</w:t>
       </w:r>
       <w:r>
         <w:rPr>
           <w:b/>
-          <w:sz w:val="21"/>
         </w:rPr>
         <w:t>未来还在影响现在</w:t>
       </w:r>
       <w:r>
         <w:rPr>
-          <w:sz w:val="21"/>
+          <w:b w:val="0"/>
         </w:rPr>
         <w:t>——方向一直开着口。</w:t>
       </w:r>
     </w:p>
     <w:p>
       <w:pPr>
-        <w:ind w:left="340"/>
+        <w:pStyle w:val="ListBullet"/>
       </w:pPr>
       <w:r>
         <w:rPr>
-          <w:color w:val="1E5631"/>
-          <w:sz w:val="21"/>
-        </w:rPr>
-        <w:t xml:space="preserve">• </w:t>
-      </w:r>
-      <w:r>
-        <w:rPr>
           <w:b/>
-          <w:sz w:val="21"/>
         </w:rPr>
         <w:t>Q：后生缘是不是"想好事就会有好身体"？</w:t>
       </w:r>
       <w:r>
         <w:rPr>
-          <w:sz w:val="21"/>
+          <w:b w:val="0"/>
         </w:rPr>
         <w:t xml:space="preserve"> A：不是玄谈。原文说的是"</w:t>
       </w:r>
       <w:r>
         <w:rPr>
           <w:b/>
-          <w:sz w:val="21"/>
         </w:rPr>
         <w:t>心里有奔头，心力就强，色身就得到支撑</w:t>
       </w:r>
       <w:r>
         <w:rPr>
-          <w:sz w:val="21"/>
+          <w:b w:val="0"/>
         </w:rPr>
         <w:t>"。先把目标落在"断烦恼、种善因"上，比追逐感觉更靠谱。</w:t>
       </w:r>
     </w:p>
     <w:p>
       <w:pPr>
-        <w:ind w:left="340"/>
+        <w:pStyle w:val="ListBullet"/>
       </w:pPr>
       <w:r>
         <w:rPr>
-          <w:color w:val="1E5631"/>
-          <w:sz w:val="21"/>
-        </w:rPr>
-        <w:t xml:space="preserve">• </w:t>
-      </w:r>
-      <w:r>
-        <w:rPr>
           <w:b/>
-          <w:sz w:val="21"/>
         </w:rPr>
         <w:t>Q："无我"和"融入生活"矛盾吗？</w:t>
       </w:r>
       <w:r>
         <w:rPr>
-          <w:sz w:val="21"/>
+          <w:b w:val="0"/>
         </w:rPr>
         <w:t xml:space="preserve"> A：不矛盾。今天只落一句：</w:t>
       </w:r>
       <w:r>
         <w:rPr>
           <w:b/>
-          <w:sz w:val="21"/>
         </w:rPr>
         <w:t>松开一点"必须是我、必须归我"的抓紧，反而轻一点。</w:t>
       </w:r>
     </w:p>
     <w:p>
       <w:pPr>
-        <w:ind w:left="340"/>
+        <w:pStyle w:val="ListBullet"/>
       </w:pPr>
       <w:r>
         <w:rPr>
-          <w:color w:val="1E5631"/>
-          <w:sz w:val="21"/>
-        </w:rPr>
-        <w:t xml:space="preserve">• </w:t>
-      </w:r>
-      <w:r>
-        <w:rPr>
           <w:b/>
-          <w:sz w:val="21"/>
         </w:rPr>
         <w:t>Q：习惯改不了怎么办？</w:t>
       </w:r>
       <w:r>
         <w:rPr>
-          <w:sz w:val="21"/>
+          <w:b w:val="0"/>
         </w:rPr>
         <w:t xml:space="preserve"> A：原文说"</w:t>
       </w:r>
       <w:r>
         <w:rPr>
           <w:b/>
-          <w:sz w:val="21"/>
         </w:rPr>
         <w:t>即便是睡懒觉这么一个小小的习惯也是不易克服的</w:t>
       </w:r>
       <w:r>
         <w:rPr>
-          <w:sz w:val="21"/>
+          <w:b w:val="0"/>
         </w:rPr>
         <w:t>"——所以别急，</w:t>
       </w:r>
       <w:r>
         <w:rPr>
           <w:b/>
-          <w:sz w:val="21"/>
         </w:rPr>
         <w:t>从小微处重复</w:t>
       </w:r>
       <w:r>
         <w:rPr>
-          <w:sz w:val="21"/>
+          <w:b w:val="0"/>
         </w:rPr>
         <w:t>，让"善的重复缘"一点点长起来。</w:t>
       </w:r>
     </w:p>
     <w:p>
-      <w:pPr>
-        <w:spacing w:before="160" w:after="80"/>
-      </w:pPr>
-      <w:r>
-        <w:rPr>
-          <w:rFonts w:ascii="Microsoft YaHei" w:hAnsi="Microsoft YaHei" w:eastAsia="Microsoft YaHei"/>
+      <w:r>
+        <w:rPr>
           <w:b/>
-          <w:color w:val="1E5631"/>
-          <w:sz w:val="28"/>
+          <w:color w:val="1E4620"/>
+          <w:sz w:val="26"/>
         </w:rPr>
         <w:t>🔚 收尾与回向（15 min）</w:t>
       </w:r>
@@ -3700,13 +3409,12 @@
       <w:r>
         <w:rPr>
           <w:b/>
-          <w:sz w:val="21"/>
         </w:rPr>
         <w:t>（0–6 min）自由复述（可选）。</w:t>
       </w:r>
       <w:r>
         <w:rPr>
-          <w:sz w:val="21"/>
+          <w:b w:val="0"/>
         </w:rPr>
         <w:t xml:space="preserve"> 请两三位成员各用一句话说"今天带走的一句话"。若时间紧，此段可省。</w:t>
       </w:r>
@@ -3714,92 +3422,85 @@
     <w:p>
       <w:r>
         <w:rPr>
-          <w:sz w:val="21"/>
+          <w:b w:val="0"/>
         </w:rPr>
         <w:t>今天我们没有讲"业有哪几类""轮回怎么走"——我们只看了</w:t>
       </w:r>
       <w:r>
         <w:rPr>
           <w:b/>
-          <w:sz w:val="21"/>
         </w:rPr>
         <w:t>三股缘力的方向感</w:t>
       </w:r>
       <w:r>
         <w:rPr>
-          <w:sz w:val="21"/>
+          <w:b w:val="0"/>
         </w:rPr>
         <w:t>：</w:t>
       </w:r>
       <w:r>
         <w:rPr>
           <w:b/>
-          <w:sz w:val="21"/>
         </w:rPr>
         <w:t>前生缘</w:t>
       </w:r>
       <w:r>
         <w:rPr>
-          <w:sz w:val="21"/>
+          <w:b w:val="0"/>
         </w:rPr>
         <w:t>，是已经生起的法在扶后来生起的法（像父母先来、日月先照）；</w:t>
       </w:r>
       <w:r>
         <w:rPr>
           <w:b/>
-          <w:sz w:val="21"/>
         </w:rPr>
         <w:t>后生缘</w:t>
       </w:r>
       <w:r>
         <w:rPr>
-          <w:sz w:val="21"/>
+          <w:b w:val="0"/>
         </w:rPr>
         <w:t>，是后面生起的心在支助前面已生的色身（未来的心，会影响你的现在）；</w:t>
       </w:r>
       <w:r>
         <w:rPr>
           <w:b/>
-          <w:sz w:val="21"/>
         </w:rPr>
         <w:t>重复缘</w:t>
       </w:r>
       <w:r>
         <w:rPr>
-          <w:sz w:val="21"/>
+          <w:b w:val="0"/>
         </w:rPr>
         <w:t>，是同类的速行前一个以"重复熏习"之力，让后一个更强。三句话合起来，就是一个字——</w:t>
       </w:r>
       <w:r>
         <w:rPr>
           <w:b/>
-          <w:sz w:val="21"/>
         </w:rPr>
         <w:t>"网"</w:t>
       </w:r>
       <w:r>
         <w:rPr>
-          <w:sz w:val="21"/>
+          <w:b w:val="0"/>
         </w:rPr>
         <w:t>：缘起不是一条单向的宿命，而是前后互相支助、同类不断强化的一张网。所以我们把它收在六个字上：</w:t>
       </w:r>
       <w:r>
         <w:rPr>
           <w:b/>
-          <w:sz w:val="21"/>
         </w:rPr>
         <w:t>"缘起不是宿命。"</w:t>
       </w:r>
       <w:r>
         <w:rPr>
-          <w:sz w:val="21"/>
+          <w:b w:val="0"/>
         </w:rPr>
         <w:t xml:space="preserve"> 再收一句：</w:t>
       </w:r>
       <w:r>
         <w:rPr>
           <w:b/>
-          <w:sz w:val="21"/>
         </w:rPr>
         <w:t>"正因为无常，才可以改变；把力气花在能重复的善上。"</w:t>
       </w:r>
@@ -3808,13 +3509,12 @@
       <w:r>
         <w:rPr>
           <w:b/>
-          <w:sz w:val="21"/>
         </w:rPr>
         <w:t>（12–16 min）本周作业</w:t>
       </w:r>
       <w:r>
         <w:rPr>
-          <w:sz w:val="21"/>
+          <w:b w:val="0"/>
         </w:rPr>
         <w:t>：做一次"看见惯性"的小练习——写下自己反复出现的一个习惯（好或不好皆可），只写事实、不加评价；再写下"这一周我打算在哪个小善上，重复做三次"。下节课带来，愿意分享的分享。</w:t>
       </w:r>
@@ -3823,13 +3523,12 @@
       <w:r>
         <w:rPr>
           <w:b/>
-          <w:sz w:val="21"/>
         </w:rPr>
         <w:t>（16–20 min）回向（照读）</w:t>
       </w:r>
       <w:r>
         <w:rPr>
-          <w:sz w:val="21"/>
+          <w:b w:val="0"/>
         </w:rPr>
         <w:t>：</w:t>
       </w:r>
@@ -3837,7 +3536,7 @@
     <w:p>
       <w:r>
         <w:rPr>
-          <w:sz w:val="21"/>
+          <w:b w:val="0"/>
         </w:rPr>
         <w:t>愿以此共修的功德，回向给一切众生，愿他们离苦得乐；</w:t>
       </w:r>
@@ -3845,7 +3544,7 @@
     <w:p>
       <w:r>
         <w:rPr>
-          <w:sz w:val="21"/>
+          <w:b w:val="0"/>
         </w:rPr>
         <w:t>回向给我们的父母师长、乃至与我们有过结怨的众生，愿彼此松绑、彼此增上；</w:t>
       </w:r>
@@ -3853,7 +3552,7 @@
     <w:p>
       <w:r>
         <w:rPr>
-          <w:sz w:val="21"/>
+          <w:b w:val="0"/>
         </w:rPr>
         <w:t>回向给我们自己，愿我们在能改变的地方不退转，在不能改变的地方能随缘。</w:t>
       </w:r>
@@ -3861,21 +3560,17 @@
     <w:p>
       <w:r>
         <w:rPr>
-          <w:sz w:val="21"/>
+          <w:b w:val="0"/>
         </w:rPr>
         <w:t>愿正法久住。</w:t>
       </w:r>
     </w:p>
     <w:p>
-      <w:pPr>
-        <w:spacing w:before="160" w:after="80"/>
-      </w:pPr>
-      <w:r>
-        <w:rPr>
-          <w:rFonts w:ascii="Microsoft YaHei" w:hAnsi="Microsoft YaHei" w:eastAsia="Microsoft YaHei"/>
+      <w:r>
+        <w:rPr>
           <w:b/>
-          <w:color w:val="1E5631"/>
-          <w:sz w:val="28"/>
+          <w:color w:val="1E4620"/>
+          <w:sz w:val="26"/>
         </w:rPr>
         <w:t>📖 延伸阅读</w:t>
       </w:r>
@@ -3884,7 +3579,6 @@
       <w:tblPr>
         <w:tblStyle w:val="TableGrid"/>
         <w:tblW w:type="auto" w:w="0"/>
-        <w:jc w:val="center"/>
         <w:tblLook w:firstColumn="1" w:firstRow="1" w:lastColumn="0" w:lastRow="0" w:noHBand="0" w:noVBand="1" w:val="04A0"/>
       </w:tblPr>
       <w:tblGrid>
@@ -3897,17 +3591,20 @@
         <w:tc>
           <w:tcPr>
             <w:tcW w:type="dxa" w:w="2409"/>
-            <w:shd w:val="clear" w:color="auto" w:fill="1E5631"/>
+            <w:shd w:val="clear" w:fill="1E4620"/>
           </w:tcPr>
           <w:p>
-            <w:pPr>
-              <w:spacing w:after="20"/>
-            </w:pPr>
             <w:r>
               <w:rPr>
-                <w:b/>
                 <w:color w:val="FFFFFF"/>
-                <w:sz w:val="19"/>
+                <w:sz w:val="18"/>
+              </w:rPr>
+            </w:r>
+            <w:r>
+              <w:rPr>
+                <w:b w:val="0"/>
+                <w:color w:val="FFFFFF"/>
+                <w:sz w:val="18"/>
               </w:rPr>
               <w:t>材料</w:t>
             </w:r>
@@ -3916,17 +3613,20 @@
         <w:tc>
           <w:tcPr>
             <w:tcW w:type="dxa" w:w="2409"/>
-            <w:shd w:val="clear" w:color="auto" w:fill="1E5631"/>
+            <w:shd w:val="clear" w:fill="1E4620"/>
           </w:tcPr>
           <w:p>
-            <w:pPr>
-              <w:spacing w:after="20"/>
-            </w:pPr>
             <w:r>
               <w:rPr>
-                <w:b/>
                 <w:color w:val="FFFFFF"/>
-                <w:sz w:val="19"/>
+                <w:sz w:val="18"/>
+              </w:rPr>
+            </w:r>
+            <w:r>
+              <w:rPr>
+                <w:b w:val="0"/>
+                <w:color w:val="FFFFFF"/>
+                <w:sz w:val="18"/>
               </w:rPr>
               <w:t>出处</w:t>
             </w:r>
@@ -3935,17 +3635,20 @@
         <w:tc>
           <w:tcPr>
             <w:tcW w:type="dxa" w:w="2409"/>
-            <w:shd w:val="clear" w:color="auto" w:fill="1E5631"/>
+            <w:shd w:val="clear" w:fill="1E4620"/>
           </w:tcPr>
           <w:p>
-            <w:pPr>
-              <w:spacing w:after="20"/>
-            </w:pPr>
             <w:r>
               <w:rPr>
-                <w:b/>
                 <w:color w:val="FFFFFF"/>
-                <w:sz w:val="19"/>
+                <w:sz w:val="18"/>
+              </w:rPr>
+            </w:r>
+            <w:r>
+              <w:rPr>
+                <w:b w:val="0"/>
+                <w:color w:val="FFFFFF"/>
+                <w:sz w:val="18"/>
               </w:rPr>
               <w:t>media_id</w:t>
             </w:r>
@@ -3954,17 +3657,20 @@
         <w:tc>
           <w:tcPr>
             <w:tcW w:type="dxa" w:w="2409"/>
-            <w:shd w:val="clear" w:color="auto" w:fill="1E5631"/>
+            <w:shd w:val="clear" w:fill="1E4620"/>
           </w:tcPr>
           <w:p>
-            <w:pPr>
-              <w:spacing w:after="20"/>
-            </w:pPr>
             <w:r>
               <w:rPr>
-                <w:b/>
                 <w:color w:val="FFFFFF"/>
-                <w:sz w:val="19"/>
+                <w:sz w:val="18"/>
+              </w:rPr>
+            </w:r>
+            <w:r>
+              <w:rPr>
+                <w:b w:val="0"/>
+                <w:color w:val="FFFFFF"/>
+                <w:sz w:val="18"/>
               </w:rPr>
               <w:t>说明</w:t>
             </w:r>
@@ -3977,12 +3683,15 @@
             <w:tcW w:type="dxa" w:w="2409"/>
           </w:tcPr>
           <w:p>
-            <w:pPr>
-              <w:spacing w:after="20"/>
-            </w:pPr>
             <w:r>
               <w:rPr>
-                <w:sz w:val="19"/>
+                <w:sz w:val="18"/>
+              </w:rPr>
+            </w:r>
+            <w:r>
+              <w:rPr>
+                <w:b w:val="0"/>
+                <w:sz w:val="18"/>
               </w:rPr>
               <w:t>第36讲-摄缘…前生缘-古源尊者-20230423（共修版）</w:t>
             </w:r>
@@ -3993,12 +3702,15 @@
             <w:tcW w:type="dxa" w:w="2409"/>
           </w:tcPr>
           <w:p>
-            <w:pPr>
-              <w:spacing w:after="20"/>
-            </w:pPr>
             <w:r>
               <w:rPr>
-                <w:sz w:val="19"/>
+                <w:sz w:val="18"/>
+              </w:rPr>
+            </w:r>
+            <w:r>
+              <w:rPr>
+                <w:b w:val="0"/>
+                <w:sz w:val="18"/>
               </w:rPr>
               <w:t>古源尊者开示及上座部佛教资料</w:t>
             </w:r>
@@ -4009,14 +3721,17 @@
             <w:tcW w:type="dxa" w:w="2409"/>
           </w:tcPr>
           <w:p>
-            <w:pPr>
-              <w:spacing w:after="20"/>
-            </w:pPr>
             <w:r>
               <w:rPr>
-                <w:sz w:val="19"/>
+                <w:sz w:val="18"/>
               </w:rPr>
-              <w:t>`pdf_d0dd1c0cd17209afe241ece24bf6b7b4_6b125f3203e507225c2bf78325871a8d7439961422831605`</w:t>
+            </w:r>
+            <w:r>
+              <w:rPr>
+                <w:b w:val="0"/>
+                <w:sz w:val="18"/>
+              </w:rPr>
+              <w:t>pdf_d0dd1c0cd17209afe241ece24bf6b7b4_6b125f3203e507225c2bf78325871a8d7439961422831605</w:t>
             </w:r>
           </w:p>
         </w:tc>
@@ -4025,12 +3740,15 @@
             <w:tcW w:type="dxa" w:w="2409"/>
           </w:tcPr>
           <w:p>
-            <w:pPr>
-              <w:spacing w:after="20"/>
-            </w:pPr>
             <w:r>
               <w:rPr>
-                <w:sz w:val="19"/>
+                <w:sz w:val="18"/>
+              </w:rPr>
+            </w:r>
+            <w:r>
+              <w:rPr>
+                <w:b w:val="0"/>
+                <w:sz w:val="18"/>
               </w:rPr>
               <w:t>本讲核心；〈经文·释义·三缘比较〉〈所缘/依处/依处所缘前生缘〉</w:t>
             </w:r>
@@ -4041,15 +3759,18 @@
         <w:tc>
           <w:tcPr>
             <w:tcW w:type="dxa" w:w="2409"/>
-            <w:shd w:val="clear" w:color="auto" w:fill="F2F2F2"/>
+            <w:shd w:val="clear" w:fill="F2F5FA"/>
           </w:tcPr>
           <w:p>
-            <w:pPr>
-              <w:spacing w:after="20"/>
-            </w:pPr>
             <w:r>
               <w:rPr>
-                <w:sz w:val="19"/>
+                <w:sz w:val="18"/>
+              </w:rPr>
+            </w:r>
+            <w:r>
+              <w:rPr>
+                <w:b w:val="0"/>
+                <w:sz w:val="18"/>
               </w:rPr>
               <w:t>第37讲-摄缘…后生缘-古源尊者-20230430（共修版）</w:t>
             </w:r>
@@ -4058,15 +3779,18 @@
         <w:tc>
           <w:tcPr>
             <w:tcW w:type="dxa" w:w="2409"/>
-            <w:shd w:val="clear" w:color="auto" w:fill="F2F2F2"/>
+            <w:shd w:val="clear" w:fill="F2F5FA"/>
           </w:tcPr>
           <w:p>
-            <w:pPr>
-              <w:spacing w:after="20"/>
-            </w:pPr>
             <w:r>
               <w:rPr>
-                <w:sz w:val="19"/>
+                <w:sz w:val="18"/>
+              </w:rPr>
+            </w:r>
+            <w:r>
+              <w:rPr>
+                <w:b w:val="0"/>
+                <w:sz w:val="18"/>
               </w:rPr>
               <w:t>古源尊者开示及上座部佛教资料</w:t>
             </w:r>
@@ -4075,32 +3799,38 @@
         <w:tc>
           <w:tcPr>
             <w:tcW w:type="dxa" w:w="2409"/>
-            <w:shd w:val="clear" w:color="auto" w:fill="F2F2F2"/>
+            <w:shd w:val="clear" w:fill="F2F5FA"/>
           </w:tcPr>
           <w:p>
-            <w:pPr>
-              <w:spacing w:after="20"/>
-            </w:pPr>
             <w:r>
               <w:rPr>
-                <w:sz w:val="19"/>
+                <w:sz w:val="18"/>
               </w:rPr>
-              <w:t>`pdf_d0dd1c0cd17209afe241ece24bf6b7b4_f47e9924ffc594032799670c9c3a6c9a7439961422831605`</w:t>
+            </w:r>
+            <w:r>
+              <w:rPr>
+                <w:b w:val="0"/>
+                <w:sz w:val="18"/>
+              </w:rPr>
+              <w:t>pdf_d0dd1c0cd17209afe241ece24bf6b7b4_f47e9924ffc594032799670c9c3a6c9a7439961422831605</w:t>
             </w:r>
           </w:p>
         </w:tc>
         <w:tc>
           <w:tcPr>
             <w:tcW w:type="dxa" w:w="2409"/>
-            <w:shd w:val="clear" w:color="auto" w:fill="F2F2F2"/>
+            <w:shd w:val="clear" w:fill="F2F5FA"/>
           </w:tcPr>
           <w:p>
-            <w:pPr>
-              <w:spacing w:after="20"/>
-            </w:pPr>
             <w:r>
               <w:rPr>
-                <w:sz w:val="19"/>
+                <w:sz w:val="18"/>
+              </w:rPr>
+            </w:r>
+            <w:r>
+              <w:rPr>
+                <w:b w:val="0"/>
+                <w:sz w:val="18"/>
               </w:rPr>
               <w:t>本讲核心；〈名色寿命〉〈结生与临死两特例〉〈善用后生缘〉</w:t>
             </w:r>
@@ -4113,12 +3843,15 @@
             <w:tcW w:type="dxa" w:w="2409"/>
           </w:tcPr>
           <w:p>
-            <w:pPr>
-              <w:spacing w:after="20"/>
-            </w:pPr>
             <w:r>
               <w:rPr>
-                <w:sz w:val="19"/>
+                <w:sz w:val="18"/>
+              </w:rPr>
+            </w:r>
+            <w:r>
+              <w:rPr>
+                <w:b w:val="0"/>
+                <w:sz w:val="18"/>
               </w:rPr>
               <w:t>古源尊者24缘释义第11讲-重复缘</w:t>
             </w:r>
@@ -4129,12 +3862,15 @@
             <w:tcW w:type="dxa" w:w="2409"/>
           </w:tcPr>
           <w:p>
-            <w:pPr>
-              <w:spacing w:after="20"/>
-            </w:pPr>
             <w:r>
               <w:rPr>
-                <w:sz w:val="19"/>
+                <w:sz w:val="18"/>
+              </w:rPr>
+            </w:r>
+            <w:r>
+              <w:rPr>
+                <w:b w:val="0"/>
+                <w:sz w:val="18"/>
               </w:rPr>
               <w:t>古源尊者开示及上座部佛教资料</w:t>
             </w:r>
@@ -4145,14 +3881,17 @@
             <w:tcW w:type="dxa" w:w="2409"/>
           </w:tcPr>
           <w:p>
-            <w:pPr>
-              <w:spacing w:after="20"/>
-            </w:pPr>
             <w:r>
               <w:rPr>
-                <w:sz w:val="19"/>
+                <w:sz w:val="18"/>
               </w:rPr>
-              <w:t>`pdf_d0dd1c0cd17209afe241ece24bf6b7b4_97890ad93bf5e6a7d25dd94e9a9b376b7439961422831605`</w:t>
+            </w:r>
+            <w:r>
+              <w:rPr>
+                <w:b w:val="0"/>
+                <w:sz w:val="18"/>
+              </w:rPr>
+              <w:t>pdf_d0dd1c0cd17209afe241ece24bf6b7b4_97890ad93bf5e6a7d25dd94e9a9b376b7439961422831605</w:t>
             </w:r>
           </w:p>
         </w:tc>
@@ -4161,51 +3900,33 @@
             <w:tcW w:type="dxa" w:w="2409"/>
           </w:tcPr>
           <w:p>
-            <w:pPr>
-              <w:spacing w:after="20"/>
-            </w:pPr>
             <w:r>
               <w:rPr>
-                <w:sz w:val="19"/>
+                <w:sz w:val="18"/>
               </w:rPr>
-              <w:t>本讲核心；〈心路中的重复缘〉〈培养善的重复缘〉；备选《第38讲-摄缘-重复缘》`...5416bc0c…`</w:t>
+            </w:r>
+            <w:r>
+              <w:rPr>
+                <w:b w:val="0"/>
+                <w:sz w:val="18"/>
+              </w:rPr>
+              <w:t>本讲核心；〈心路中的重复缘〉〈培养善的重复缘〉；备选《第38讲-摄缘-重复缘》...5416bc0c…</w:t>
             </w:r>
           </w:p>
         </w:tc>
       </w:tr>
     </w:tbl>
+    <w:p/>
+    <w:p/>
     <w:p>
       <w:r>
         <w:rPr>
-          <w:sz w:val="21"/>
-        </w:rPr>
-        <w:t>&lt;!--/EXT_READ--&gt;</w:t>
+          <w:b w:val="0"/>
+        </w:rPr>
+        <w:t>各位好，这一周我们看三股"方向不同"的缘力：已经生起的缘在扶后面（前生缘），后面的心在撑前面（后生缘），同类的心还彼此加强（重复缘）。记住一句话就好：缘起不是宿命——过去决定起点，方向却一直开着口。</w:t>
       </w:r>
     </w:p>
-    <w:p>
-      <w:r>
-        <w:rPr>
-          <w:sz w:val="21"/>
-        </w:rPr>
-        <w:t>&lt;!--W_LEAD--&gt;</w:t>
-      </w:r>
-    </w:p>
-    <w:p>
-      <w:r>
-        <w:rPr>
-          <w:sz w:val="21"/>
-        </w:rPr>
-        <w:t>各位好，这一周我们看三股"方向不同"的缘力：已经生起的缘在扶后面（前生缘），后面的心在撑前面（后生缘），同类的心还彼此加强（重复缘）。记住一句话就好：缘起不是宿命——过去决定起点，方向却一直开着口。</w:t>
-      </w:r>
-    </w:p>
-    <w:p>
-      <w:r>
-        <w:rPr>
-          <w:sz w:val="21"/>
-        </w:rPr>
-        <w:t>&lt;!--/W_LEAD--&gt;</w:t>
-      </w:r>
-    </w:p>
+    <w:p/>
     <w:sectPr>
       <w:headerReference w:type="default" r:id="rId9"/>
       <w:footerReference w:type="default" r:id="rId10"/>
@@ -4225,7 +3946,11 @@
       <w:pStyle w:val="Footer"/>
       <w:jc w:val="center"/>
     </w:pPr>
-    <w:fldSimple w:instr="PAGE"/>
+    <w:r>
+      <w:fldChar w:fldCharType="begin"/>
+      <w:instrText xml:space="preserve">PAGE</w:instrText>
+      <w:fldChar w:fldCharType="end"/>
+    </w:r>
   </w:p>
 </w:ftr>
 </file>
@@ -4239,10 +3964,10 @@
     </w:pPr>
     <w:r>
       <w:rPr>
-        <w:color w:val="808080"/>
+        <w:color w:val="1E4620"/>
         <w:sz w:val="16"/>
       </w:rPr>
-      <w:t>读书会12·第5周·前生缘、后生缘、重复缘（朗读优化版）</w:t>
+      <w:t>读书会12 · 第5周 · 朗读优化版（8周版） · 学员版</w:t>
     </w:r>
   </w:p>
 </w:hdr>
@@ -4611,11 +4336,8 @@
     <w:name w:val="Normal"/>
     <w:qFormat/>
     <w:rsid w:val="00FC693F"/>
-    <w:pPr>
-      <w:spacing w:line="324" w:lineRule="auto" w:after="60"/>
-    </w:pPr>
     <w:rPr>
-      <w:rFonts w:ascii="Microsoft YaHei" w:hAnsi="Microsoft YaHei" w:eastAsia="Microsoft YaHei"/>
+      <w:rFonts w:ascii="等线" w:hAnsi="等线" w:eastAsia="宋体"/>
       <w:sz w:val="21"/>
     </w:rPr>
   </w:style>
